--- a/包裹相位生成/一维滤波对原始相位重建的影响及解决办法.docx
+++ b/包裹相位生成/一维滤波对原始相位重建的影响及解决办法.docx
@@ -4,93 +4,119 @@
   <w:body>
     <w:p>
       <w:pPr>
-        <w:ind w:firstLine="420" w:firstLineChars="0"/>
-        <w:rPr>
-          <w:rFonts w:hint="default"/>
-          <w:lang w:val="en-US" w:eastAsia="zh-CN"/>
-        </w:rPr>
-      </w:pPr>
-      <w:r>
-        <w:rPr>
-          <w:rFonts w:hint="eastAsia"/>
-        </w:rPr>
-        <w:t>数字全息的相位重建误差受到从记录到重建的各个环节的影响</w:t>
-      </w:r>
-      <w:r>
-        <w:rPr>
-          <w:rFonts w:hint="eastAsia"/>
-          <w:lang w:eastAsia="zh-CN"/>
-        </w:rPr>
-        <w:t>，</w:t>
-      </w:r>
-      <w:r>
-        <w:rPr>
-          <w:rFonts w:hint="eastAsia"/>
-          <w:lang w:val="en-US" w:eastAsia="zh-CN"/>
-        </w:rPr>
-        <w:t>其中主要受到两方面影响：</w:t>
-      </w:r>
-    </w:p>
-    <w:p>
-      <w:pPr>
-        <w:numPr>
-          <w:numId w:val="0"/>
-        </w:numPr>
+        <w:ind w:firstLine="420"/>
+      </w:pPr>
+      <w:r>
+        <w:rPr>
+          <w:rFonts w:hint="eastAsia"/>
+        </w:rPr>
+        <w:t>1/15：频谱泄露和吉布斯效应</w:t>
+      </w:r>
+    </w:p>
+    <w:p>
+      <w:pPr>
+        <w:ind w:firstLine="420"/>
+      </w:pPr>
+      <w:r>
+        <w:rPr>
+          <w:rFonts w:hint="eastAsia"/>
+        </w:rPr>
+        <w:t>任务：一维傅里叶解相位改一下代码。</w:t>
+      </w:r>
+    </w:p>
+    <w:p>
+      <w:pPr>
+        <w:ind w:firstLine="420"/>
+      </w:pPr>
+    </w:p>
+    <w:p>
+      <w:pPr>
+        <w:ind w:firstLine="420"/>
+      </w:pPr>
+    </w:p>
+    <w:p>
+      <w:pPr>
+        <w:ind w:firstLine="420"/>
+      </w:pPr>
+      <w:r>
+        <w:rPr>
+          <w:rFonts w:hint="eastAsia"/>
+        </w:rPr>
+        <w:t>像面数字全息的相位重建误差受到从记录到重建的各个环节的影响，其中主要受到两方面影响：</w:t>
+      </w:r>
+    </w:p>
+    <w:p>
+      <w:pPr>
         <w:ind w:firstLine="420" w:firstLineChars="200"/>
-        <w:rPr>
-          <w:rFonts w:hint="eastAsia"/>
-          <w:lang w:val="en-US" w:eastAsia="zh-CN"/>
-        </w:rPr>
-      </w:pPr>
-      <w:r>
-        <w:rPr>
-          <w:rFonts w:hint="eastAsia"/>
-          <w:lang w:val="en-US" w:eastAsia="zh-CN"/>
-        </w:rPr>
-        <w:t>1.</w:t>
-      </w:r>
-      <w:r>
-        <w:rPr>
-          <w:rFonts w:hint="eastAsia"/>
-        </w:rPr>
-        <w:t>CCD对数字全息图的离散抽样与量化作用</w:t>
-      </w:r>
-      <w:r>
-        <w:rPr>
-          <w:rFonts w:hint="eastAsia"/>
-          <w:lang w:val="en-US" w:eastAsia="zh-CN"/>
-        </w:rPr>
-        <w:t>,导致频谱泄漏；CCD/CMOS传感器的物理尺寸是有限的，这相当于对物光波或全息图施加了一个矩形窗。全息图被像素尺寸rect(x/L) 截断：          https://zhuanlan.zhihu.com/p/337431264</w:t>
-      </w:r>
-    </w:p>
-    <w:p>
-      <w:pPr>
-        <w:numPr>
-          <w:numId w:val="0"/>
-        </w:numPr>
-        <w:rPr>
-          <w:rFonts w:hint="default" w:hAnsi="Cambria Math"/>
-          <w:i w:val="0"/>
-          <w:sz w:val="21"/>
+      </w:pPr>
+      <w:r>
+        <w:rPr>
+          <w:rFonts w:hint="eastAsia"/>
+        </w:rPr>
+        <w:t>1.CCD对数字全息图的离散抽样与量化作用,导致频谱泄漏；CCD/CMOS传感器的物理尺寸是有限的，这相当于对物光波或全息图施加了一个矩形窗。全息图被像素尺寸rect(x/L) 截断：          https://zhuanlan.zhihu.com/p/337431264</w:t>
+      </w:r>
+    </w:p>
+    <w:p>
+      <w:pPr>
+        <w:rPr>
+          <w:rFonts w:hAnsi="Cambria Math"/>
         </w:rPr>
       </w:pPr>
       <m:oMathPara>
         <m:oMath>
+          <m:sSub>
+            <m:sSubPr>
+              <m:ctrlPr>
+                <w:rPr>
+                  <w:rFonts w:ascii="Cambria Math" w:hAnsi="Cambria Math"/>
+                  <w:i/>
+                </w:rPr>
+              </m:ctrlPr>
+            </m:sSubPr>
+            <m:e>
+              <m:r>
+                <m:rPr/>
+                <w:rPr>
+                  <w:rFonts w:ascii="Cambria Math" w:hAnsi="Cambria Math"/>
+                </w:rPr>
+                <m:t>I</m:t>
+              </m:r>
+              <m:ctrlPr>
+                <w:rPr>
+                  <w:rFonts w:ascii="Cambria Math" w:hAnsi="Cambria Math"/>
+                  <w:i/>
+                </w:rPr>
+              </m:ctrlPr>
+            </m:e>
+            <m:sub>
+              <m:r>
+                <m:rPr/>
+                <w:rPr>
+                  <w:rFonts w:hint="eastAsia" w:ascii="Cambria Math" w:hAnsi="Cambria Math"/>
+                </w:rPr>
+                <m:t>CCD</m:t>
+              </m:r>
+              <m:ctrlPr>
+                <w:rPr>
+                  <w:rFonts w:ascii="Cambria Math" w:hAnsi="Cambria Math"/>
+                  <w:i/>
+                </w:rPr>
+              </m:ctrlPr>
+            </m:sub>
+          </m:sSub>
           <m:r>
             <m:rPr/>
             <w:rPr>
-              <w:rFonts w:hint="default" w:ascii="Cambria Math" w:hAnsi="Cambria Math"/>
-              <w:sz w:val="21"/>
-            </w:rPr>
-            <m:t>I(x,y)⋅</m:t>
+              <w:rFonts w:ascii="Cambria Math" w:hAnsi="Cambria Math"/>
+            </w:rPr>
+            <m:t>=I(x,y)⋅</m:t>
           </m:r>
           <m:r>
             <m:rPr>
               <m:sty m:val="p"/>
             </m:rPr>
             <w:rPr>
-              <w:rFonts w:hint="default" w:ascii="Cambria Math" w:hAnsi="Cambria Math"/>
-              <w:sz w:val="21"/>
+              <w:rFonts w:ascii="Cambria Math" w:hAnsi="Cambria Math"/>
             </w:rPr>
             <m:t>rect</m:t>
           </m:r>
@@ -98,9 +124,8 @@
             <m:dPr>
               <m:ctrlPr>
                 <w:rPr>
-                  <w:rFonts w:hint="default" w:ascii="Cambria Math" w:hAnsi="Cambria Math"/>
+                  <w:rFonts w:ascii="Cambria Math" w:hAnsi="Cambria Math"/>
                   <w:i/>
-                  <w:sz w:val="21"/>
                 </w:rPr>
               </m:ctrlPr>
             </m:dPr>
@@ -109,9 +134,8 @@
                 <m:fPr>
                   <m:ctrlPr>
                     <w:rPr>
-                      <w:rFonts w:hint="default" w:ascii="Cambria Math" w:hAnsi="Cambria Math"/>
+                      <w:rFonts w:ascii="Cambria Math" w:hAnsi="Cambria Math"/>
                       <w:i/>
-                      <w:sz w:val="21"/>
                     </w:rPr>
                   </m:ctrlPr>
                 </m:fPr>
@@ -119,15 +143,13 @@
                   <m:r>
                     <m:rPr/>
                     <w:rPr>
-                      <w:rFonts w:hint="default" w:ascii="Cambria Math" w:hAnsi="Cambria Math"/>
-                      <w:sz w:val="21"/>
+                      <w:rFonts w:ascii="Cambria Math" w:hAnsi="Cambria Math"/>
                     </w:rPr>
                     <m:t>x</m:t>
                   </m:r>
                   <m:ctrlPr>
                     <w:rPr>
                       <w:rFonts w:ascii="Cambria Math" w:hAnsi="Cambria Math"/>
-                      <w:sz w:val="21"/>
                     </w:rPr>
                   </m:ctrlPr>
                 </m:num>
@@ -135,15 +157,13 @@
                   <m:r>
                     <m:rPr/>
                     <w:rPr>
-                      <w:rFonts w:hint="default" w:ascii="Cambria Math" w:hAnsi="Cambria Math"/>
-                      <w:sz w:val="21"/>
+                      <w:rFonts w:ascii="Cambria Math" w:hAnsi="Cambria Math"/>
                     </w:rPr>
                     <m:t>L</m:t>
                   </m:r>
                   <m:ctrlPr>
                     <w:rPr>
                       <w:rFonts w:ascii="Cambria Math" w:hAnsi="Cambria Math"/>
-                      <w:sz w:val="21"/>
                     </w:rPr>
                   </m:ctrlPr>
                 </m:den>
@@ -151,8 +171,7 @@
               <m:r>
                 <m:rPr/>
                 <w:rPr>
-                  <w:rFonts w:hint="default" w:ascii="Cambria Math" w:hAnsi="Cambria Math"/>
-                  <w:sz w:val="21"/>
+                  <w:rFonts w:ascii="Cambria Math" w:hAnsi="Cambria Math"/>
                 </w:rPr>
                 <m:t>,</m:t>
               </m:r>
@@ -160,9 +179,8 @@
                 <m:fPr>
                   <m:ctrlPr>
                     <w:rPr>
-                      <w:rFonts w:hint="default" w:ascii="Cambria Math" w:hAnsi="Cambria Math"/>
+                      <w:rFonts w:ascii="Cambria Math" w:hAnsi="Cambria Math"/>
                       <w:i/>
-                      <w:sz w:val="21"/>
                     </w:rPr>
                   </m:ctrlPr>
                 </m:fPr>
@@ -170,15 +188,13 @@
                   <m:r>
                     <m:rPr/>
                     <w:rPr>
-                      <w:rFonts w:hint="default" w:ascii="Cambria Math" w:hAnsi="Cambria Math"/>
-                      <w:sz w:val="21"/>
+                      <w:rFonts w:ascii="Cambria Math" w:hAnsi="Cambria Math"/>
                     </w:rPr>
                     <m:t>y</m:t>
                   </m:r>
                   <m:ctrlPr>
                     <w:rPr>
                       <w:rFonts w:ascii="Cambria Math" w:hAnsi="Cambria Math"/>
-                      <w:sz w:val="21"/>
                     </w:rPr>
                   </m:ctrlPr>
                 </m:num>
@@ -186,24 +202,21 @@
                   <m:r>
                     <m:rPr/>
                     <w:rPr>
-                      <w:rFonts w:hint="default" w:ascii="Cambria Math" w:hAnsi="Cambria Math"/>
-                      <w:sz w:val="21"/>
+                      <w:rFonts w:ascii="Cambria Math" w:hAnsi="Cambria Math"/>
                     </w:rPr>
                     <m:t>L</m:t>
                   </m:r>
                   <m:ctrlPr>
                     <w:rPr>
                       <w:rFonts w:ascii="Cambria Math" w:hAnsi="Cambria Math"/>
-                      <w:sz w:val="21"/>
                     </w:rPr>
                   </m:ctrlPr>
                 </m:den>
               </m:f>
               <m:ctrlPr>
                 <w:rPr>
-                  <w:rFonts w:hint="default" w:ascii="Cambria Math" w:hAnsi="Cambria Math"/>
+                  <w:rFonts w:ascii="Cambria Math" w:hAnsi="Cambria Math"/>
                   <w:i/>
-                  <w:sz w:val="21"/>
                 </w:rPr>
               </m:ctrlPr>
             </m:e>
@@ -213,44 +226,31 @@
     </w:p>
     <w:p>
       <w:pPr>
-        <w:numPr>
-          <w:numId w:val="0"/>
-        </w:numPr>
+        <w:rPr>
+          <w:rFonts w:ascii="宋体" w:hAnsi="宋体" w:eastAsia="宋体" w:cs="宋体"/>
+          <w:sz w:val="24"/>
+        </w:rPr>
+      </w:pPr>
+      <w:r>
+        <w:rPr>
+          <w:rFonts w:ascii="宋体" w:hAnsi="宋体" w:eastAsia="宋体" w:cs="宋体"/>
+          <w:sz w:val="24"/>
+        </w:rPr>
+        <w:t>傅里叶变换后</w:t>
+      </w:r>
+      <w:r>
         <w:rPr>
           <w:rFonts w:hint="eastAsia" w:ascii="宋体" w:hAnsi="宋体" w:eastAsia="宋体" w:cs="宋体"/>
           <w:sz w:val="24"/>
-          <w:szCs w:val="24"/>
-          <w:lang w:eastAsia="zh-CN"/>
-        </w:rPr>
-      </w:pPr>
-      <w:r>
+        </w:rPr>
+        <w:t>：</w:t>
+      </w:r>
+    </w:p>
+    <w:p>
+      <w:pPr>
         <w:rPr>
           <w:rFonts w:ascii="宋体" w:hAnsi="宋体" w:eastAsia="宋体" w:cs="宋体"/>
           <w:sz w:val="24"/>
-          <w:szCs w:val="24"/>
-        </w:rPr>
-        <w:t>傅里叶变换后</w:t>
-      </w:r>
-      <w:r>
-        <w:rPr>
-          <w:rFonts w:hint="eastAsia" w:ascii="宋体" w:hAnsi="宋体" w:eastAsia="宋体" w:cs="宋体"/>
-          <w:sz w:val="24"/>
-          <w:szCs w:val="24"/>
-          <w:lang w:eastAsia="zh-CN"/>
-        </w:rPr>
-        <w:t>：</w:t>
-      </w:r>
-    </w:p>
-    <w:p>
-      <w:pPr>
-        <w:numPr>
-          <w:numId w:val="0"/>
-        </w:numPr>
-        <w:rPr>
-          <w:rFonts w:hint="eastAsia" w:ascii="宋体" w:hAnsi="宋体" w:eastAsia="宋体" w:cs="宋体"/>
-          <w:sz w:val="24"/>
-          <w:szCs w:val="24"/>
-          <w:lang w:val="en-US" w:eastAsia="zh-CN"/>
         </w:rPr>
       </w:pPr>
       <m:oMathPara>
@@ -258,415 +258,168 @@
           <m:r>
             <m:rPr/>
             <w:rPr>
-              <w:rFonts w:hint="default" w:ascii="Cambria Math" w:hAnsi="Cambria Math"/>
+              <w:rFonts w:ascii="Cambria Math" w:hAnsi="Cambria Math"/>
               <w:sz w:val="24"/>
             </w:rPr>
-            <m:t>H(</m:t>
-          </m:r>
-          <m:sSub>
-            <m:sSubPr>
-              <m:ctrlPr>
-                <w:rPr>
-                  <w:rFonts w:hint="default" w:ascii="Cambria Math" w:hAnsi="Cambria Math"/>
-                  <w:sz w:val="24"/>
-                </w:rPr>
-              </m:ctrlPr>
-            </m:sSubPr>
-            <m:e>
-              <m:r>
-                <m:rPr/>
-                <w:rPr>
-                  <w:rFonts w:hint="default" w:ascii="Cambria Math" w:hAnsi="Cambria Math"/>
-                  <w:sz w:val="24"/>
-                </w:rPr>
-                <m:t>f</m:t>
-              </m:r>
-              <m:ctrlPr>
-                <w:rPr>
-                  <w:rFonts w:ascii="Cambria Math" w:hAnsi="Cambria Math"/>
-                  <w:sz w:val="24"/>
-                </w:rPr>
-              </m:ctrlPr>
-            </m:e>
-            <m:sub>
-              <m:r>
-                <m:rPr/>
-                <w:rPr>
-                  <w:rFonts w:hint="default" w:ascii="Cambria Math" w:hAnsi="Cambria Math"/>
-                  <w:sz w:val="24"/>
-                </w:rPr>
-                <m:t>x</m:t>
-              </m:r>
-              <m:ctrlPr>
-                <w:rPr>
-                  <w:rFonts w:ascii="Cambria Math" w:hAnsi="Cambria Math"/>
-                  <w:sz w:val="24"/>
-                </w:rPr>
-              </m:ctrlPr>
-            </m:sub>
-          </m:sSub>
-          <m:r>
-            <m:rPr/>
-            <w:rPr>
-              <w:rFonts w:hint="default" w:ascii="Cambria Math" w:hAnsi="Cambria Math"/>
-              <w:sz w:val="24"/>
-            </w:rPr>
-            <m:t>,</m:t>
-          </m:r>
-          <m:sSub>
-            <m:sSubPr>
-              <m:ctrlPr>
-                <w:rPr>
-                  <w:rFonts w:hint="default" w:ascii="Cambria Math" w:hAnsi="Cambria Math"/>
-                  <w:sz w:val="24"/>
-                </w:rPr>
-              </m:ctrlPr>
-            </m:sSubPr>
-            <m:e>
-              <m:r>
-                <m:rPr/>
-                <w:rPr>
-                  <w:rFonts w:hint="default" w:ascii="Cambria Math" w:hAnsi="Cambria Math"/>
-                  <w:sz w:val="24"/>
-                </w:rPr>
-                <m:t>f</m:t>
-              </m:r>
-              <m:ctrlPr>
-                <w:rPr>
-                  <w:rFonts w:ascii="Cambria Math" w:hAnsi="Cambria Math"/>
-                  <w:sz w:val="24"/>
-                </w:rPr>
-              </m:ctrlPr>
-            </m:e>
-            <m:sub>
-              <m:r>
-                <m:rPr/>
-                <w:rPr>
-                  <w:rFonts w:hint="default" w:ascii="Cambria Math" w:hAnsi="Cambria Math"/>
-                  <w:sz w:val="24"/>
-                </w:rPr>
-                <m:t>y</m:t>
-              </m:r>
-              <m:ctrlPr>
-                <w:rPr>
-                  <w:rFonts w:ascii="Cambria Math" w:hAnsi="Cambria Math"/>
-                  <w:sz w:val="24"/>
-                </w:rPr>
-              </m:ctrlPr>
-            </m:sub>
-          </m:sSub>
-          <m:r>
-            <m:rPr/>
-            <w:rPr>
-              <w:rFonts w:hint="default" w:ascii="Cambria Math" w:hAnsi="Cambria Math"/>
-              <w:sz w:val="24"/>
-            </w:rPr>
-            <m:t>)=</m:t>
-          </m:r>
-          <m:sSub>
-            <m:sSubPr>
-              <m:ctrlPr>
-                <w:rPr>
-                  <w:rFonts w:hint="default" w:ascii="Cambria Math" w:hAnsi="Cambria Math"/>
-                  <w:sz w:val="24"/>
-                </w:rPr>
-              </m:ctrlPr>
-            </m:sSubPr>
-            <m:e>
-              <m:r>
-                <m:rPr/>
-                <w:rPr>
-                  <w:rFonts w:hint="default" w:ascii="Cambria Math" w:hAnsi="Cambria Math"/>
-                  <w:sz w:val="24"/>
-                </w:rPr>
-                <m:t>H</m:t>
-              </m:r>
-              <m:ctrlPr>
-                <w:rPr>
-                  <w:rFonts w:ascii="Cambria Math" w:hAnsi="Cambria Math"/>
-                  <w:sz w:val="24"/>
-                </w:rPr>
-              </m:ctrlPr>
-            </m:e>
-            <m:sub>
-              <m:r>
-                <m:rPr>
-                  <m:sty m:val="p"/>
-                </m:rPr>
-                <w:rPr>
-                  <w:rFonts w:hint="default" w:ascii="Cambria Math" w:hAnsi="Cambria Math"/>
-                  <w:sz w:val="24"/>
-                </w:rPr>
-                <m:t>ideal</m:t>
-              </m:r>
-              <m:ctrlPr>
-                <w:rPr>
-                  <w:rFonts w:ascii="Cambria Math" w:hAnsi="Cambria Math"/>
-                  <w:sz w:val="24"/>
-                </w:rPr>
-              </m:ctrlPr>
-            </m:sub>
-          </m:sSub>
-          <m:r>
-            <m:rPr/>
-            <w:rPr>
-              <w:rFonts w:hint="default" w:ascii="Cambria Math" w:hAnsi="Cambria Math"/>
-              <w:sz w:val="24"/>
-            </w:rPr>
-            <m:t>(</m:t>
-          </m:r>
-          <m:sSub>
-            <m:sSubPr>
-              <m:ctrlPr>
-                <w:rPr>
-                  <w:rFonts w:hint="default" w:ascii="Cambria Math" w:hAnsi="Cambria Math"/>
-                  <w:sz w:val="24"/>
-                </w:rPr>
-              </m:ctrlPr>
-            </m:sSubPr>
-            <m:e>
-              <m:r>
-                <m:rPr/>
-                <w:rPr>
-                  <w:rFonts w:hint="default" w:ascii="Cambria Math" w:hAnsi="Cambria Math"/>
-                  <w:sz w:val="24"/>
-                </w:rPr>
-                <m:t>f</m:t>
-              </m:r>
-              <m:ctrlPr>
-                <w:rPr>
-                  <w:rFonts w:ascii="Cambria Math" w:hAnsi="Cambria Math"/>
-                  <w:sz w:val="24"/>
-                </w:rPr>
-              </m:ctrlPr>
-            </m:e>
-            <m:sub>
-              <m:r>
-                <m:rPr/>
-                <w:rPr>
-                  <w:rFonts w:hint="default" w:ascii="Cambria Math" w:hAnsi="Cambria Math"/>
-                  <w:sz w:val="24"/>
-                </w:rPr>
-                <m:t>x</m:t>
-              </m:r>
-              <m:ctrlPr>
-                <w:rPr>
-                  <w:rFonts w:ascii="Cambria Math" w:hAnsi="Cambria Math"/>
-                  <w:sz w:val="24"/>
-                </w:rPr>
-              </m:ctrlPr>
-            </m:sub>
-          </m:sSub>
-          <m:r>
-            <m:rPr/>
-            <w:rPr>
-              <w:rFonts w:hint="default" w:ascii="Cambria Math" w:hAnsi="Cambria Math"/>
-              <w:sz w:val="24"/>
-            </w:rPr>
-            <m:t>,</m:t>
-          </m:r>
-          <m:sSub>
-            <m:sSubPr>
-              <m:ctrlPr>
-                <w:rPr>
-                  <w:rFonts w:hint="default" w:ascii="Cambria Math" w:hAnsi="Cambria Math"/>
-                  <w:sz w:val="24"/>
-                </w:rPr>
-              </m:ctrlPr>
-            </m:sSubPr>
-            <m:e>
-              <m:r>
-                <m:rPr/>
-                <w:rPr>
-                  <w:rFonts w:hint="default" w:ascii="Cambria Math" w:hAnsi="Cambria Math"/>
-                  <w:sz w:val="24"/>
-                </w:rPr>
-                <m:t>f</m:t>
-              </m:r>
-              <m:ctrlPr>
-                <w:rPr>
-                  <w:rFonts w:ascii="Cambria Math" w:hAnsi="Cambria Math"/>
-                  <w:sz w:val="24"/>
-                </w:rPr>
-              </m:ctrlPr>
-            </m:e>
-            <m:sub>
-              <m:r>
-                <m:rPr/>
-                <w:rPr>
-                  <w:rFonts w:hint="default" w:ascii="Cambria Math" w:hAnsi="Cambria Math"/>
-                  <w:sz w:val="24"/>
-                </w:rPr>
-                <m:t>y</m:t>
-              </m:r>
-              <m:ctrlPr>
-                <w:rPr>
-                  <w:rFonts w:ascii="Cambria Math" w:hAnsi="Cambria Math"/>
-                  <w:sz w:val="24"/>
-                </w:rPr>
-              </m:ctrlPr>
-            </m:sub>
-          </m:sSub>
-          <m:r>
-            <m:rPr/>
-            <w:rPr>
-              <w:rFonts w:hint="default" w:ascii="Cambria Math" w:hAnsi="Cambria Math"/>
-              <w:sz w:val="24"/>
-            </w:rPr>
-            <m:t>)∗</m:t>
+            <m:t>H(f</m:t>
           </m:r>
           <m:r>
             <m:rPr>
               <m:sty m:val="p"/>
             </m:rPr>
             <w:rPr>
-              <w:rFonts w:hint="default" w:ascii="Cambria Math" w:hAnsi="Cambria Math"/>
+              <w:rFonts w:ascii="Cambria Math" w:hAnsi="Cambria Math"/>
               <w:sz w:val="24"/>
             </w:rPr>
+            <m:t>_</m:t>
+          </m:r>
+          <m:r>
+            <m:rPr/>
+            <w:rPr>
+              <w:rFonts w:ascii="Cambria Math" w:hAnsi="Cambria Math"/>
+              <w:sz w:val="24"/>
+            </w:rPr>
+            <m:t>x,f</m:t>
+          </m:r>
+          <m:r>
+            <m:rPr>
+              <m:sty m:val="p"/>
+            </m:rPr>
+            <w:rPr>
+              <w:rFonts w:ascii="Cambria Math" w:hAnsi="Cambria Math"/>
+              <w:sz w:val="24"/>
+            </w:rPr>
+            <m:t>_</m:t>
+          </m:r>
+          <m:r>
+            <m:rPr/>
+            <w:rPr>
+              <w:rFonts w:ascii="Cambria Math" w:hAnsi="Cambria Math"/>
+              <w:sz w:val="24"/>
+            </w:rPr>
+            <m:t>y)=H</m:t>
+          </m:r>
+          <m:r>
+            <m:rPr>
+              <m:sty m:val="p"/>
+            </m:rPr>
+            <w:rPr>
+              <w:rFonts w:ascii="Cambria Math" w:hAnsi="Cambria Math"/>
+              <w:sz w:val="24"/>
+            </w:rPr>
+            <m:t>_ideal</m:t>
+          </m:r>
+          <m:r>
+            <m:rPr/>
+            <w:rPr>
+              <w:rFonts w:ascii="Cambria Math" w:hAnsi="Cambria Math"/>
+              <w:sz w:val="24"/>
+            </w:rPr>
+            <m:t xml:space="preserve"> (f</m:t>
+          </m:r>
+          <m:r>
+            <m:rPr>
+              <m:sty m:val="p"/>
+            </m:rPr>
+            <w:rPr>
+              <w:rFonts w:ascii="Cambria Math" w:hAnsi="Cambria Math"/>
+              <w:sz w:val="24"/>
+            </w:rPr>
+            <m:t>_</m:t>
+          </m:r>
+          <m:r>
+            <m:rPr/>
+            <w:rPr>
+              <w:rFonts w:ascii="Cambria Math" w:hAnsi="Cambria Math"/>
+              <w:sz w:val="24"/>
+            </w:rPr>
+            <m:t>x,f</m:t>
+          </m:r>
+          <m:r>
+            <m:rPr>
+              <m:sty m:val="p"/>
+            </m:rPr>
+            <w:rPr>
+              <w:rFonts w:ascii="Cambria Math" w:hAnsi="Cambria Math"/>
+              <w:sz w:val="24"/>
+            </w:rPr>
+            <m:t>_</m:t>
+          </m:r>
+          <m:r>
+            <m:rPr/>
+            <w:rPr>
+              <w:rFonts w:ascii="Cambria Math" w:hAnsi="Cambria Math"/>
+              <w:sz w:val="24"/>
+            </w:rPr>
+            <m:t>y)∗</m:t>
+          </m:r>
+          <m:r>
+            <m:rPr>
+              <m:sty m:val="p"/>
+            </m:rPr>
+            <w:rPr>
+              <w:rFonts w:ascii="Cambria Math" w:hAnsi="Cambria Math"/>
+              <w:sz w:val="24"/>
+            </w:rPr>
             <m:t>sinc</m:t>
           </m:r>
           <m:r>
             <m:rPr/>
             <w:rPr>
-              <w:rFonts w:hint="default" w:ascii="Cambria Math" w:hAnsi="Cambria Math"/>
+              <w:rFonts w:ascii="Cambria Math" w:hAnsi="Cambria Math"/>
               <w:sz w:val="24"/>
             </w:rPr>
-            <m:t>(L</m:t>
-          </m:r>
-          <m:sSub>
-            <m:sSubPr>
-              <m:ctrlPr>
-                <w:rPr>
-                  <w:rFonts w:hint="default" w:ascii="Cambria Math" w:hAnsi="Cambria Math"/>
-                  <w:sz w:val="24"/>
-                </w:rPr>
-              </m:ctrlPr>
-            </m:sSubPr>
-            <m:e>
-              <m:r>
-                <m:rPr/>
-                <w:rPr>
-                  <w:rFonts w:hint="default" w:ascii="Cambria Math" w:hAnsi="Cambria Math"/>
-                  <w:sz w:val="24"/>
-                </w:rPr>
-                <m:t>f</m:t>
-              </m:r>
-              <m:ctrlPr>
-                <w:rPr>
-                  <w:rFonts w:ascii="Cambria Math" w:hAnsi="Cambria Math"/>
-                  <w:sz w:val="24"/>
-                </w:rPr>
-              </m:ctrlPr>
-            </m:e>
-            <m:sub>
-              <m:r>
-                <m:rPr/>
-                <w:rPr>
-                  <w:rFonts w:hint="default" w:ascii="Cambria Math" w:hAnsi="Cambria Math"/>
-                  <w:sz w:val="24"/>
-                </w:rPr>
-                <m:t>x</m:t>
-              </m:r>
-              <m:ctrlPr>
-                <w:rPr>
-                  <w:rFonts w:ascii="Cambria Math" w:hAnsi="Cambria Math"/>
-                  <w:sz w:val="24"/>
-                </w:rPr>
-              </m:ctrlPr>
-            </m:sub>
-          </m:sSub>
+            <m:t>(Lf</m:t>
+          </m:r>
+          <m:r>
+            <m:rPr>
+              <m:sty m:val="p"/>
+            </m:rPr>
+            <w:rPr>
+              <w:rFonts w:ascii="Cambria Math" w:hAnsi="Cambria Math"/>
+              <w:sz w:val="24"/>
+            </w:rPr>
+            <m:t>_</m:t>
+          </m:r>
           <m:r>
             <m:rPr/>
             <w:rPr>
-              <w:rFonts w:hint="default" w:ascii="Cambria Math" w:hAnsi="Cambria Math"/>
+              <w:rFonts w:ascii="Cambria Math" w:hAnsi="Cambria Math"/>
               <w:sz w:val="24"/>
             </w:rPr>
-            <m:t>,L</m:t>
-          </m:r>
-          <m:sSub>
-            <m:sSubPr>
-              <m:ctrlPr>
-                <w:rPr>
-                  <w:rFonts w:hint="default" w:ascii="Cambria Math" w:hAnsi="Cambria Math"/>
-                  <w:sz w:val="24"/>
-                </w:rPr>
-              </m:ctrlPr>
-            </m:sSubPr>
-            <m:e>
-              <m:r>
-                <m:rPr/>
-                <w:rPr>
-                  <w:rFonts w:hint="default" w:ascii="Cambria Math" w:hAnsi="Cambria Math"/>
-                  <w:sz w:val="24"/>
-                </w:rPr>
-                <m:t>f</m:t>
-              </m:r>
-              <m:ctrlPr>
-                <w:rPr>
-                  <w:rFonts w:ascii="Cambria Math" w:hAnsi="Cambria Math"/>
-                  <w:sz w:val="24"/>
-                </w:rPr>
-              </m:ctrlPr>
-            </m:e>
-            <m:sub>
-              <m:r>
-                <m:rPr/>
-                <w:rPr>
-                  <w:rFonts w:hint="default" w:ascii="Cambria Math" w:hAnsi="Cambria Math"/>
-                  <w:sz w:val="24"/>
-                </w:rPr>
-                <m:t>y</m:t>
-              </m:r>
-              <m:ctrlPr>
-                <w:rPr>
-                  <w:rFonts w:ascii="Cambria Math" w:hAnsi="Cambria Math"/>
-                  <w:sz w:val="24"/>
-                </w:rPr>
-              </m:ctrlPr>
-            </m:sub>
-          </m:sSub>
+            <m:t>x,Lf</m:t>
+          </m:r>
+          <m:r>
+            <m:rPr>
+              <m:sty m:val="p"/>
+            </m:rPr>
+            <w:rPr>
+              <w:rFonts w:ascii="Cambria Math" w:hAnsi="Cambria Math"/>
+              <w:sz w:val="24"/>
+            </w:rPr>
+            <m:t>_</m:t>
+          </m:r>
           <m:r>
             <m:rPr/>
             <w:rPr>
-              <w:rFonts w:hint="default" w:ascii="Cambria Math" w:hAnsi="Cambria Math"/>
+              <w:rFonts w:ascii="Cambria Math" w:hAnsi="Cambria Math"/>
               <w:sz w:val="24"/>
             </w:rPr>
-            <m:t>)</m:t>
+            <m:t>y)</m:t>
           </m:r>
         </m:oMath>
       </m:oMathPara>
     </w:p>
     <w:p>
       <w:pPr>
-        <w:keepNext w:val="0"/>
-        <w:keepLines w:val="0"/>
         <w:widowControl/>
-        <w:suppressLineNumbers w:val="0"/>
         <w:jc w:val="left"/>
-        <w:rPr>
-          <w:rFonts w:hint="eastAsia"/>
-          <w:lang w:eastAsia="zh-CN"/>
-        </w:rPr>
-      </w:pPr>
-      <w:r>
-        <w:rPr>
-          <w:rFonts w:hint="eastAsia"/>
-          <w:lang w:val="en-US" w:eastAsia="zh-CN"/>
-        </w:rPr>
-        <w:t>，等效到</w:t>
-      </w:r>
-      <w:r>
-        <w:rPr>
-          <w:rFonts w:hint="eastAsia"/>
-        </w:rPr>
-        <w:t>频域与sinc卷积</w:t>
-      </w:r>
-      <w:r>
-        <w:rPr>
-          <w:rFonts w:hint="eastAsia"/>
-          <w:lang w:eastAsia="zh-CN"/>
-        </w:rPr>
-        <w:t>，频率恰好位于两个频谱点（</w:t>
+      </w:pPr>
+      <w:r>
+        <w:rPr>
+          <w:rFonts w:hint="eastAsia"/>
+        </w:rPr>
+        <w:t>，等效到频域与sinc卷积，频率恰好位于两个频谱点（</w:t>
       </w:r>
       <w:r>
         <w:rPr>
@@ -675,28 +428,18 @@
           <w:kern w:val="0"/>
           <w:sz w:val="20"/>
           <w:szCs w:val="20"/>
-          <w:lang w:val="en-US" w:eastAsia="zh-CN" w:bidi="ar"/>
+          <w:lang w:bidi="ar"/>
         </w:rPr>
         <w:t>零值点</w:t>
       </w:r>
       <w:r>
         <w:rPr>
           <w:rFonts w:hint="eastAsia"/>
-          <w:lang w:eastAsia="zh-CN"/>
         </w:rPr>
         <w:t>）之间。</w:t>
       </w:r>
     </w:p>
     <w:p>
-      <w:pPr>
-        <w:numPr>
-          <w:numId w:val="0"/>
-        </w:numPr>
-        <w:rPr>
-          <w:rFonts w:hint="eastAsia"/>
-          <w:lang w:val="en-US" w:eastAsia="zh-CN"/>
-        </w:rPr>
-      </w:pPr>
       <w:r>
         <w:drawing>
           <wp:inline distT="0" distB="0" distL="114300" distR="114300">
@@ -787,52 +530,39 @@
     <w:p>
       <w:pPr>
         <w:rPr>
-          <w:rFonts w:hint="eastAsia"/>
           <w:highlight w:val="yellow"/>
-          <w:lang w:val="en-US" w:eastAsia="zh-CN"/>
         </w:rPr>
       </w:pPr>
       <w:r>
         <w:rPr>
           <w:rFonts w:hint="eastAsia"/>
           <w:highlight w:val="yellow"/>
-          <w:lang w:val="en-US" w:eastAsia="zh-CN"/>
         </w:rPr>
         <w:t>Rect.m代码  验证空域加窗《像面数字全息的重建相位误差分析和改善》文献结果。</w:t>
       </w:r>
     </w:p>
     <w:p>
-      <w:pPr>
-        <w:rPr>
-          <w:rFonts w:hint="eastAsia"/>
-          <w:lang w:val="en-US" w:eastAsia="zh-CN"/>
-        </w:rPr>
-      </w:pPr>
-      <w:r>
-        <w:rPr>
-          <w:rFonts w:hint="eastAsia"/>
-          <w:lang w:val="en-US" w:eastAsia="zh-CN"/>
+      <w:r>
+        <w:rPr>
+          <w:rFonts w:hint="eastAsia"/>
         </w:rPr>
         <w:t>频谱泄露：</w:t>
       </w:r>
       <w:r>
         <w:rPr>
           <w:rFonts w:hint="eastAsia"/>
-          <w:lang w:val="en-US" w:eastAsia="zh-CN"/>
         </w:rPr>
         <w:fldChar w:fldCharType="begin"/>
       </w:r>
       <w:r>
         <w:rPr>
           <w:rFonts w:hint="eastAsia"/>
-          <w:lang w:val="en-US" w:eastAsia="zh-CN"/>
         </w:rPr>
         <w:instrText xml:space="preserve"> HYPERLINK "https://en.wikipedia.org/wiki/Spectral_leakage?utm_source=chatgpt.com" </w:instrText>
       </w:r>
       <w:r>
         <w:rPr>
           <w:rFonts w:hint="eastAsia"/>
-          <w:lang w:val="en-US" w:eastAsia="zh-CN"/>
         </w:rPr>
         <w:fldChar w:fldCharType="separate"/>
       </w:r>
@@ -840,36 +570,20 @@
         <w:rPr>
           <w:rStyle w:val="4"/>
           <w:rFonts w:hint="eastAsia"/>
-          <w:lang w:val="en-US" w:eastAsia="zh-CN"/>
         </w:rPr>
         <w:t>https://en.wikipedia.org/wiki/Spectral_leakage?utm_source=chatgpt.com</w:t>
       </w:r>
       <w:r>
         <w:rPr>
           <w:rFonts w:hint="eastAsia"/>
-          <w:lang w:val="en-US" w:eastAsia="zh-CN"/>
         </w:rPr>
         <w:fldChar w:fldCharType="end"/>
       </w:r>
     </w:p>
-    <w:p>
-      <w:pPr>
-        <w:rPr>
-          <w:rFonts w:hint="eastAsia"/>
-          <w:lang w:val="en-US" w:eastAsia="zh-CN"/>
-        </w:rPr>
-      </w:pPr>
-    </w:p>
-    <w:p>
-      <w:pPr>
-        <w:numPr>
-          <w:numId w:val="0"/>
-        </w:numPr>
+    <w:p/>
+    <w:p>
+      <w:pPr>
         <w:ind w:firstLine="400" w:firstLineChars="200"/>
-        <w:rPr>
-          <w:rFonts w:hint="eastAsia"/>
-          <w:lang w:val="en-US" w:eastAsia="zh-CN"/>
-        </w:rPr>
       </w:pPr>
       <w:r>
         <w:rPr>
@@ -878,35 +592,24 @@
           <w:kern w:val="0"/>
           <w:sz w:val="20"/>
           <w:szCs w:val="20"/>
-          <w:lang w:val="en-US" w:eastAsia="zh-CN" w:bidi="ar"/>
+          <w:lang w:bidi="ar"/>
         </w:rPr>
         <w:t>2.频谱滤波</w:t>
       </w:r>
       <w:r>
         <w:rPr>
           <w:rFonts w:hint="eastAsia"/>
-          <w:lang w:val="en-US" w:eastAsia="zh-CN"/>
         </w:rPr>
         <w:t>方面的影响，导致Gibbs效应。</w:t>
       </w:r>
     </w:p>
     <w:p>
       <w:pPr>
-        <w:widowControl w:val="0"/>
-        <w:numPr>
-          <w:numId w:val="0"/>
-        </w:numPr>
-        <w:ind w:firstLine="420" w:firstLineChars="0"/>
-        <w:jc w:val="both"/>
-        <w:rPr>
-          <w:rFonts w:hint="default"/>
-          <w:lang w:val="en-US" w:eastAsia="zh-CN"/>
-        </w:rPr>
-      </w:pPr>
-      <w:r>
-        <w:rPr>
-          <w:rFonts w:hint="eastAsia"/>
-          <w:lang w:val="en-US" w:eastAsia="zh-CN"/>
+        <w:ind w:firstLine="420"/>
+      </w:pPr>
+      <w:r>
+        <w:rPr>
+          <w:rFonts w:hint="eastAsia"/>
         </w:rPr>
         <w:t>Gibbs：</w:t>
       </w:r>
@@ -915,213 +618,126 @@
           <w:rFonts w:hint="eastAsia" w:ascii="微软雅黑" w:hAnsi="微软雅黑" w:eastAsia="微软雅黑" w:cs="微软雅黑"/>
           <w:b/>
           <w:bCs/>
-          <w:i w:val="0"/>
-          <w:iCs w:val="0"/>
-          <w:caps w:val="0"/>
           <w:color w:val="191B1F"/>
-          <w:spacing w:val="0"/>
           <w:sz w:val="18"/>
           <w:szCs w:val="18"/>
-          <w:shd w:val="clear" w:fill="FFFFFF"/>
-          <w:lang w:val="en-US" w:eastAsia="zh-CN"/>
+          <w:shd w:val="clear" w:color="auto" w:fill="FFFFFF"/>
         </w:rPr>
         <w:t>https://en.wikipedia.org/wiki/Gibbs_phenomenon?utm_source=chatgpt.com</w:t>
       </w:r>
     </w:p>
     <w:p>
       <w:pPr>
-        <w:ind w:firstLine="420" w:firstLineChars="0"/>
-        <w:rPr>
-          <w:rFonts w:hint="default"/>
-          <w:lang w:val="en-US" w:eastAsia="zh-CN"/>
-        </w:rPr>
-      </w:pPr>
-      <w:r>
-        <w:rPr>
-          <w:rFonts w:hint="eastAsia"/>
-          <w:lang w:val="en-US" w:eastAsia="zh-CN"/>
+        <w:ind w:firstLine="420"/>
+      </w:pPr>
+      <w:r>
+        <w:rPr>
+          <w:rFonts w:hint="eastAsia"/>
         </w:rPr>
         <w:t>振铃：</w:t>
       </w:r>
       <w:r>
-        <w:rPr>
-          <w:rFonts w:hint="default"/>
-          <w:lang w:val="en-US" w:eastAsia="zh-CN"/>
-        </w:rPr>
         <w:t>https://en.wikipedia.org/wiki/Ringing_artifacts?utm_source=chatgpt.com</w:t>
       </w:r>
     </w:p>
     <w:p>
       <w:pPr>
-        <w:ind w:firstLine="420" w:firstLineChars="0"/>
-      </w:pPr>
-      <w:r>
-        <w:rPr>
-          <w:rFonts w:hint="eastAsia"/>
-          <w:lang w:val="en-US" w:eastAsia="zh-CN"/>
-        </w:rPr>
-        <w:t>综述：</w:t>
-      </w:r>
-      <w:r>
-        <w:rPr>
-          <w:rFonts w:hint="eastAsia"/>
-        </w:rPr>
-        <w:t>Noise Suppression Strategies in Computer Holography: Methods and Techniques</w:t>
-      </w:r>
-    </w:p>
-    <w:p>
-      <w:pPr>
-        <w:rPr>
-          <w:rFonts w:hint="eastAsia"/>
-          <w:lang w:val="en-US" w:eastAsia="zh-CN"/>
-        </w:rPr>
-      </w:pPr>
-    </w:p>
-    <w:p>
-      <w:pPr>
-        <w:rPr>
-          <w:rFonts w:hint="eastAsia"/>
-          <w:lang w:val="en-US" w:eastAsia="zh-CN"/>
-        </w:rPr>
-      </w:pPr>
-      <w:r>
-        <w:rPr>
-          <w:rFonts w:hint="eastAsia"/>
-          <w:lang w:val="en-US" w:eastAsia="zh-CN"/>
-        </w:rPr>
-        <w:t>1.1产生原因</w:t>
-      </w:r>
-    </w:p>
-    <w:p>
-      <w:pPr>
-        <w:ind w:firstLine="420" w:firstLineChars="0"/>
-        <w:rPr>
-          <w:rFonts w:hint="eastAsia"/>
-          <w:lang w:val="en-US" w:eastAsia="zh-CN"/>
-        </w:rPr>
-      </w:pPr>
-      <w:r>
-        <w:rPr>
-          <w:rFonts w:hint="eastAsia"/>
-          <w:lang w:val="en-US" w:eastAsia="zh-CN"/>
-        </w:rPr>
-        <w:t>在数字全息中, 物光和参考光干涉所形成的全息图被CCD离散采样并存于计算机中。</w:t>
-      </w:r>
-    </w:p>
-    <w:p>
-      <w:pPr>
-        <w:ind w:firstLine="420" w:firstLineChars="0"/>
-        <w:rPr>
-          <w:rFonts w:hint="eastAsia" w:ascii="宋体" w:hAnsi="宋体" w:eastAsia="宋体" w:cs="宋体"/>
+        <w:ind w:firstLine="420"/>
+      </w:pPr>
+      <w:r>
+        <w:rPr>
+          <w:rFonts w:hint="eastAsia"/>
+        </w:rPr>
+        <w:t>综述：Noise Suppression Strategies in Computer Holography: Methods and Techniques</w:t>
+      </w:r>
+    </w:p>
+    <w:p>
+      <w:pPr>
+        <w:pStyle w:val="6"/>
+        <w:numPr>
+          <w:ilvl w:val="1"/>
+          <w:numId w:val="1"/>
+        </w:numPr>
+        <w:ind w:firstLineChars="0"/>
+        <w:rPr>
           <w:sz w:val="24"/>
-          <w:szCs w:val="24"/>
-          <w:lang w:val="en-US" w:eastAsia="zh-CN"/>
-        </w:rPr>
-      </w:pPr>
-      <w:r>
-        <w:rPr>
-          <w:rFonts w:hint="eastAsia"/>
-          <w:lang w:val="en-US" w:eastAsia="zh-CN"/>
+          <w:szCs w:val="32"/>
+        </w:rPr>
+      </w:pPr>
+      <w:r>
+        <w:rPr>
+          <w:rFonts w:hint="eastAsia"/>
+          <w:sz w:val="24"/>
+          <w:szCs w:val="32"/>
+        </w:rPr>
+        <w:t>离轴全息图</w:t>
+      </w:r>
+    </w:p>
+    <w:p>
+      <w:pPr>
+        <w:ind w:firstLine="372"/>
+      </w:pPr>
+      <w:r>
+        <w:rPr>
+          <w:rFonts w:hint="eastAsia"/>
         </w:rPr>
         <w:t>数字全息的重建过程（如角谱法）在数学上等效于一个衍射传播的线性系统。在离轴全息重建中</w:t>
       </w:r>
       <w:r>
-        <w:rPr>
-          <w:rFonts w:ascii="宋体" w:hAnsi="宋体" w:eastAsia="宋体" w:cs="宋体"/>
+        <w:t>物体复振幅为</w:t>
+      </w:r>
+      <w:r>
+        <w:rPr>
+          <w:rFonts w:hint="eastAsia"/>
+        </w:rPr>
+        <w:t>:</w:t>
+      </w:r>
+      <w:bookmarkStart w:id="0" w:name="_GoBack"/>
+      <w:bookmarkEnd w:id="0"/>
+    </w:p>
+    <w:p>
+      <w:pPr>
+        <w:pStyle w:val="6"/>
+        <w:ind w:left="372" w:firstLine="0" w:firstLineChars="0"/>
+        <w:jc w:val="right"/>
+        <w:rPr>
+          <w:rFonts w:hAnsi="Cambria Math"/>
           <w:sz w:val="24"/>
-          <w:szCs w:val="24"/>
-        </w:rPr>
-        <w:t>物体复振幅为</w:t>
-      </w:r>
-      <w:r>
-        <w:rPr>
-          <w:rFonts w:hint="eastAsia" w:ascii="宋体" w:hAnsi="宋体" w:eastAsia="宋体" w:cs="宋体"/>
-          <w:sz w:val="24"/>
-          <w:szCs w:val="24"/>
-          <w:lang w:val="en-US" w:eastAsia="zh-CN"/>
-        </w:rPr>
-        <w:t>:</w:t>
-      </w:r>
-    </w:p>
-    <w:p>
-      <w:pPr>
-        <w:ind w:firstLine="420" w:firstLineChars="0"/>
-        <w:jc w:val="right"/>
-        <m:rPr/>
-        <w:rPr>
-          <w:rFonts w:hint="eastAsia" w:hAnsi="Cambria Math"/>
-          <w:i w:val="0"/>
-          <w:sz w:val="24"/>
-          <w:lang w:val="en-US" w:eastAsia="zh-CN"/>
         </w:rPr>
       </w:pPr>
       <m:oMath>
         <m:r>
           <m:rPr/>
           <w:rPr>
-            <w:rFonts w:hint="default" w:ascii="Cambria Math" w:hAnsi="Cambria Math"/>
+            <w:rFonts w:ascii="Cambria Math" w:hAnsi="Cambria Math"/>
             <w:sz w:val="24"/>
           </w:rPr>
           <m:t>O(x,y)=A(x,y)</m:t>
-        </m:r>
-        <m:func>
-          <m:funcPr>
-            <m:ctrlPr>
-              <w:rPr>
-                <w:rFonts w:hint="default" w:ascii="Cambria Math" w:hAnsi="Cambria Math"/>
-                <w:sz w:val="24"/>
-              </w:rPr>
-            </m:ctrlPr>
-          </m:funcPr>
-          <m:fName>
-            <m:r>
-              <m:rPr>
-                <m:sty m:val="p"/>
-              </m:rPr>
-              <w:rPr>
-                <w:rFonts w:hint="default" w:ascii="Cambria Math" w:hAnsi="Cambria Math"/>
-                <w:sz w:val="24"/>
-              </w:rPr>
-              <m:t>exp</m:t>
-            </m:r>
-            <m:ctrlPr>
-              <w:rPr>
-                <w:rFonts w:ascii="Cambria Math" w:hAnsi="Cambria Math"/>
-                <w:sz w:val="24"/>
-              </w:rPr>
-            </m:ctrlPr>
-          </m:fName>
-          <m:e>
-            <m:r>
-              <m:rPr/>
-              <w:rPr>
-                <w:rFonts w:hint="default" w:ascii="Cambria Math" w:hAnsi="Cambria Math"/>
-                <w:sz w:val="24"/>
-              </w:rPr>
-              <m:t>[</m:t>
-            </m:r>
-            <m:ctrlPr>
-              <w:rPr>
-                <w:rFonts w:ascii="Cambria Math" w:hAnsi="Cambria Math"/>
-                <w:sz w:val="24"/>
-              </w:rPr>
-            </m:ctrlPr>
-          </m:e>
-        </m:func>
-        <m:r>
-          <m:rPr/>
-          <w:rPr>
-            <w:rFonts w:hint="default" w:ascii="Cambria Math" w:hAnsi="Cambria Math"/>
-            <w:sz w:val="24"/>
-          </w:rPr>
-          <m:t>i</m:t>
         </m:r>
         <m:r>
           <m:rPr>
             <m:sty m:val="p"/>
           </m:rPr>
           <w:rPr>
-            <w:rFonts w:hint="default" w:ascii="Cambria Math" w:hAnsi="Cambria Math"/>
+            <w:rFonts w:ascii="Cambria Math" w:hAnsi="Cambria Math"/>
+            <w:sz w:val="24"/>
+          </w:rPr>
+          <m:t>exp⁡</m:t>
+        </m:r>
+        <m:r>
+          <m:rPr/>
+          <w:rPr>
+            <w:rFonts w:ascii="Cambria Math" w:hAnsi="Cambria Math"/>
+            <w:sz w:val="24"/>
+          </w:rPr>
+          <m:t>[ i</m:t>
+        </m:r>
+        <m:r>
+          <m:rPr>
+            <m:sty m:val="p"/>
+          </m:rPr>
+          <w:rPr>
+            <w:rFonts w:ascii="Cambria Math" w:hAnsi="Cambria Math"/>
             <w:sz w:val="24"/>
           </w:rPr>
           <m:t>ϕ</m:t>
@@ -1129,126 +745,95 @@
         <m:r>
           <m:rPr/>
           <w:rPr>
-            <w:rFonts w:hint="default" w:ascii="Cambria Math" w:hAnsi="Cambria Math"/>
+            <w:rFonts w:ascii="Cambria Math" w:hAnsi="Cambria Math"/>
             <w:sz w:val="24"/>
           </w:rPr>
           <m:t>(x,y)]</m:t>
         </m:r>
       </m:oMath>
       <w:r>
-        <m:rPr/>
         <w:rPr>
           <w:rFonts w:hint="eastAsia" w:hAnsi="Cambria Math"/>
-          <w:i w:val="0"/>
           <w:sz w:val="24"/>
-          <w:lang w:val="en-US" w:eastAsia="zh-CN"/>
         </w:rPr>
         <w:t xml:space="preserve">   </w:t>
       </w:r>
       <w:r>
-        <m:rPr/>
         <w:rPr>
           <w:rFonts w:hint="eastAsia" w:hAnsi="Cambria Math"/>
-          <w:i w:val="0"/>
           <w:sz w:val="24"/>
-          <w:lang w:val="en-US" w:eastAsia="zh-CN"/>
         </w:rPr>
         <w:tab/>
-        <w:t/>
-      </w:r>
-      <w:r>
-        <m:rPr/>
+      </w:r>
+      <w:r>
         <w:rPr>
           <w:rFonts w:hint="eastAsia" w:hAnsi="Cambria Math"/>
-          <w:i w:val="0"/>
           <w:sz w:val="24"/>
-          <w:lang w:val="en-US" w:eastAsia="zh-CN"/>
         </w:rPr>
         <w:tab/>
-        <w:t/>
-      </w:r>
-      <w:r>
-        <m:rPr/>
+      </w:r>
+      <w:r>
         <w:rPr>
           <w:rFonts w:hint="eastAsia" w:hAnsi="Cambria Math"/>
-          <w:i w:val="0"/>
           <w:sz w:val="24"/>
-          <w:lang w:val="en-US" w:eastAsia="zh-CN"/>
         </w:rPr>
         <w:tab/>
+      </w:r>
+      <w:r>
+        <w:rPr>
+          <w:rFonts w:hint="eastAsia" w:hAnsi="Cambria Math"/>
+          <w:sz w:val="24"/>
+        </w:rPr>
         <w:t xml:space="preserve">        (1)</w:t>
       </w:r>
     </w:p>
     <w:p>
       <w:pPr>
-        <w:ind w:firstLine="420" w:firstLineChars="0"/>
+        <w:pStyle w:val="6"/>
+        <w:ind w:left="372" w:firstLine="0" w:firstLineChars="0"/>
         <w:jc w:val="left"/>
         <w:rPr>
           <w:rFonts w:ascii="宋体" w:hAnsi="宋体" w:eastAsia="宋体" w:cs="宋体"/>
           <w:sz w:val="24"/>
-          <w:szCs w:val="24"/>
         </w:rPr>
       </w:pPr>
       <w:r>
         <w:rPr>
           <w:rFonts w:ascii="宋体" w:hAnsi="宋体" w:eastAsia="宋体" w:cs="宋体"/>
           <w:sz w:val="24"/>
-          <w:szCs w:val="24"/>
-        </w:rPr>
-        <w:t>其中ϕ</w:t>
+        </w:rPr>
+        <w:t>其中</w:t>
+      </w:r>
+      <w:r>
+        <w:rPr>
+          <w:rFonts w:ascii="Cambria" w:hAnsi="Cambria" w:eastAsia="宋体" w:cs="Cambria"/>
+          <w:sz w:val="24"/>
+        </w:rPr>
+        <w:t>ϕ</w:t>
       </w:r>
       <w:r>
         <w:rPr>
           <w:rFonts w:hint="eastAsia" w:ascii="宋体" w:hAnsi="宋体" w:eastAsia="宋体" w:cs="宋体"/>
           <w:sz w:val="24"/>
-          <w:szCs w:val="24"/>
-          <w:lang w:eastAsia="zh-CN"/>
-        </w:rPr>
-        <w:t>（</w:t>
-      </w:r>
-      <w:r>
-        <w:rPr>
-          <w:rFonts w:hint="eastAsia" w:ascii="宋体" w:hAnsi="宋体" w:eastAsia="宋体" w:cs="宋体"/>
-          <w:sz w:val="24"/>
-          <w:szCs w:val="24"/>
-          <w:lang w:val="en-US" w:eastAsia="zh-CN"/>
-        </w:rPr>
-        <w:t>x,y</w:t>
-      </w:r>
-      <w:r>
-        <w:rPr>
-          <w:rFonts w:hint="eastAsia" w:ascii="宋体" w:hAnsi="宋体" w:eastAsia="宋体" w:cs="宋体"/>
-          <w:sz w:val="24"/>
-          <w:szCs w:val="24"/>
-          <w:lang w:eastAsia="zh-CN"/>
-        </w:rPr>
-        <w:t>）</w:t>
-      </w:r>
-      <w:r>
-        <w:rPr>
-          <w:rFonts w:hint="eastAsia" w:ascii="宋体" w:hAnsi="宋体" w:eastAsia="宋体" w:cs="宋体"/>
-          <w:sz w:val="24"/>
-          <w:szCs w:val="24"/>
-          <w:lang w:val="en-US" w:eastAsia="zh-CN"/>
-        </w:rPr>
-        <w:t>是分段常数型（阶跃）相位函数，例如</w:t>
+        </w:rPr>
+        <w:t>（x,y）是分段常数型（阶跃）相位函数，例如</w:t>
       </w:r>
       <w:r>
         <w:rPr>
           <w:rFonts w:ascii="宋体" w:hAnsi="宋体" w:eastAsia="宋体" w:cs="宋体"/>
           <w:sz w:val="24"/>
-          <w:szCs w:val="24"/>
         </w:rPr>
         <w:t>圆形台阶：</w:t>
       </w:r>
     </w:p>
     <w:p>
       <w:pPr>
-        <w:ind w:firstLine="420" w:firstLineChars="0"/>
+        <w:pStyle w:val="6"/>
+        <w:ind w:left="372" w:firstLine="0" w:firstLineChars="0"/>
         <w:jc w:val="right"/>
         <w:rPr>
-          <w:rFonts w:hint="eastAsia"/>
-          <w:lang w:val="en-US" w:eastAsia="zh-CN"/>
+          <w:rFonts w:hAnsi="Cambria Math"/>
+          <w:sz w:val="24"/>
         </w:rPr>
       </w:pPr>
       <m:oMath>
@@ -1257,7 +842,7 @@
             <m:sty m:val="p"/>
           </m:rPr>
           <w:rPr>
-            <w:rFonts w:hint="default" w:ascii="Cambria Math" w:hAnsi="Cambria Math"/>
+            <w:rFonts w:ascii="Cambria Math" w:hAnsi="Cambria Math"/>
             <w:sz w:val="24"/>
           </w:rPr>
           <m:t>ϕ</m:t>
@@ -1265,7 +850,7 @@
         <m:r>
           <m:rPr/>
           <w:rPr>
-            <w:rFonts w:hint="default" w:ascii="Cambria Math" w:hAnsi="Cambria Math"/>
+            <w:rFonts w:ascii="Cambria Math" w:hAnsi="Cambria Math"/>
             <w:sz w:val="24"/>
           </w:rPr>
           <m:t>(x,y)=</m:t>
@@ -1276,7 +861,7 @@
             <m:endChr m:val=""/>
             <m:ctrlPr>
               <w:rPr>
-                <w:rFonts w:hint="default" w:ascii="Cambria Math" w:hAnsi="Cambria Math"/>
+                <w:rFonts w:ascii="Cambria Math" w:hAnsi="Cambria Math"/>
                 <w:i/>
                 <w:sz w:val="24"/>
               </w:rPr>
@@ -1296,7 +881,7 @@
                 <m:plcHide m:val="1"/>
                 <m:ctrlPr>
                   <w:rPr>
-                    <w:rFonts w:hint="default" w:ascii="Cambria Math" w:hAnsi="Cambria Math"/>
+                    <w:rFonts w:ascii="Cambria Math" w:hAnsi="Cambria Math"/>
                     <w:i/>
                     <w:sz w:val="24"/>
                   </w:rPr>
@@ -1308,7 +893,7 @@
                     <m:sSubPr>
                       <m:ctrlPr>
                         <w:rPr>
-                          <w:rFonts w:hint="default" w:ascii="Cambria Math" w:hAnsi="Cambria Math"/>
+                          <w:rFonts w:ascii="Cambria Math" w:hAnsi="Cambria Math"/>
                           <w:sz w:val="24"/>
                         </w:rPr>
                       </m:ctrlPr>
@@ -1319,7 +904,7 @@
                           <m:sty m:val="p"/>
                         </m:rPr>
                         <w:rPr>
-                          <w:rFonts w:hint="default" w:ascii="Cambria Math" w:hAnsi="Cambria Math"/>
+                          <w:rFonts w:ascii="Cambria Math" w:hAnsi="Cambria Math"/>
                           <w:sz w:val="24"/>
                         </w:rPr>
                         <m:t>ϕ</m:t>
@@ -1335,7 +920,7 @@
                       <m:r>
                         <m:rPr/>
                         <w:rPr>
-                          <w:rFonts w:hint="default" w:ascii="Cambria Math" w:hAnsi="Cambria Math"/>
+                          <w:rFonts w:ascii="Cambria Math" w:hAnsi="Cambria Math"/>
                           <w:sz w:val="24"/>
                         </w:rPr>
                         <m:t>0</m:t>
@@ -1351,14 +936,14 @@
                   <m:r>
                     <m:rPr/>
                     <w:rPr>
-                      <w:rFonts w:hint="default" w:ascii="Cambria Math" w:hAnsi="Cambria Math"/>
+                      <w:rFonts w:ascii="Cambria Math" w:hAnsi="Cambria Math"/>
                       <w:sz w:val="24"/>
                     </w:rPr>
                     <m:t>,</m:t>
                   </m:r>
                   <m:ctrlPr>
                     <w:rPr>
-                      <w:rFonts w:hint="default" w:ascii="Cambria Math" w:hAnsi="Cambria Math"/>
+                      <w:rFonts w:ascii="Cambria Math" w:hAnsi="Cambria Math"/>
                       <w:sz w:val="24"/>
                     </w:rPr>
                   </m:ctrlPr>
@@ -1368,7 +953,7 @@
                     <m:sSupPr>
                       <m:ctrlPr>
                         <w:rPr>
-                          <w:rFonts w:hint="default" w:ascii="Cambria Math" w:hAnsi="Cambria Math"/>
+                          <w:rFonts w:ascii="Cambria Math" w:hAnsi="Cambria Math"/>
                           <w:sz w:val="24"/>
                         </w:rPr>
                       </m:ctrlPr>
@@ -1377,7 +962,7 @@
                       <m:r>
                         <m:rPr/>
                         <w:rPr>
-                          <w:rFonts w:hint="default" w:ascii="Cambria Math" w:hAnsi="Cambria Math"/>
+                          <w:rFonts w:ascii="Cambria Math" w:hAnsi="Cambria Math"/>
                           <w:sz w:val="24"/>
                         </w:rPr>
                         <m:t>x</m:t>
@@ -1393,7 +978,7 @@
                       <m:r>
                         <m:rPr/>
                         <w:rPr>
-                          <w:rFonts w:hint="default" w:ascii="Cambria Math" w:hAnsi="Cambria Math"/>
+                          <w:rFonts w:ascii="Cambria Math" w:hAnsi="Cambria Math"/>
                           <w:sz w:val="24"/>
                         </w:rPr>
                         <m:t>2</m:t>
@@ -1409,7 +994,7 @@
                   <m:r>
                     <m:rPr/>
                     <w:rPr>
-                      <w:rFonts w:hint="default" w:ascii="Cambria Math" w:hAnsi="Cambria Math"/>
+                      <w:rFonts w:ascii="Cambria Math" w:hAnsi="Cambria Math"/>
                       <w:sz w:val="24"/>
                     </w:rPr>
                     <m:t>+</m:t>
@@ -1418,7 +1003,7 @@
                     <m:sSupPr>
                       <m:ctrlPr>
                         <w:rPr>
-                          <w:rFonts w:hint="default" w:ascii="Cambria Math" w:hAnsi="Cambria Math"/>
+                          <w:rFonts w:ascii="Cambria Math" w:hAnsi="Cambria Math"/>
                           <w:sz w:val="24"/>
                         </w:rPr>
                       </m:ctrlPr>
@@ -1427,7 +1012,7 @@
                       <m:r>
                         <m:rPr/>
                         <w:rPr>
-                          <w:rFonts w:hint="default" w:ascii="Cambria Math" w:hAnsi="Cambria Math"/>
+                          <w:rFonts w:ascii="Cambria Math" w:hAnsi="Cambria Math"/>
                           <w:sz w:val="24"/>
                         </w:rPr>
                         <m:t>y</m:t>
@@ -1443,7 +1028,7 @@
                       <m:r>
                         <m:rPr/>
                         <w:rPr>
-                          <w:rFonts w:hint="default" w:ascii="Cambria Math" w:hAnsi="Cambria Math"/>
+                          <w:rFonts w:ascii="Cambria Math" w:hAnsi="Cambria Math"/>
                           <w:sz w:val="24"/>
                         </w:rPr>
                         <m:t>2</m:t>
@@ -1459,7 +1044,7 @@
                   <m:r>
                     <m:rPr/>
                     <w:rPr>
-                      <w:rFonts w:hint="default" w:ascii="Cambria Math" w:hAnsi="Cambria Math"/>
+                      <w:rFonts w:ascii="Cambria Math" w:hAnsi="Cambria Math"/>
                       <w:sz w:val="24"/>
                     </w:rPr>
                     <m:t>≤</m:t>
@@ -1468,7 +1053,7 @@
                     <m:sSubSupPr>
                       <m:ctrlPr>
                         <w:rPr>
-                          <w:rFonts w:hint="default" w:ascii="Cambria Math" w:hAnsi="Cambria Math"/>
+                          <w:rFonts w:ascii="Cambria Math" w:hAnsi="Cambria Math"/>
                           <w:sz w:val="24"/>
                         </w:rPr>
                       </m:ctrlPr>
@@ -1477,7 +1062,7 @@
                       <m:r>
                         <m:rPr/>
                         <w:rPr>
-                          <w:rFonts w:hint="default" w:ascii="Cambria Math" w:hAnsi="Cambria Math"/>
+                          <w:rFonts w:ascii="Cambria Math" w:hAnsi="Cambria Math"/>
                           <w:sz w:val="24"/>
                         </w:rPr>
                         <m:t>r</m:t>
@@ -1493,7 +1078,7 @@
                       <m:r>
                         <m:rPr/>
                         <w:rPr>
-                          <w:rFonts w:hint="default" w:ascii="Cambria Math" w:hAnsi="Cambria Math"/>
+                          <w:rFonts w:ascii="Cambria Math" w:hAnsi="Cambria Math"/>
                           <w:sz w:val="24"/>
                         </w:rPr>
                         <m:t>0</m:t>
@@ -1509,7 +1094,7 @@
                       <m:r>
                         <m:rPr/>
                         <w:rPr>
-                          <w:rFonts w:hint="default" w:ascii="Cambria Math" w:hAnsi="Cambria Math"/>
+                          <w:rFonts w:ascii="Cambria Math" w:hAnsi="Cambria Math"/>
                           <w:sz w:val="24"/>
                         </w:rPr>
                         <m:t>2</m:t>
@@ -1524,7 +1109,7 @@
                   </m:sSubSup>
                   <m:ctrlPr>
                     <w:rPr>
-                      <w:rFonts w:hint="default" w:ascii="Cambria Math" w:hAnsi="Cambria Math"/>
+                      <w:rFonts w:ascii="Cambria Math" w:hAnsi="Cambria Math"/>
                       <w:sz w:val="24"/>
                     </w:rPr>
                   </m:ctrlPr>
@@ -1535,14 +1120,14 @@
                   <m:r>
                     <m:rPr/>
                     <w:rPr>
-                      <w:rFonts w:hint="default" w:ascii="Cambria Math" w:hAnsi="Cambria Math"/>
+                      <w:rFonts w:ascii="Cambria Math" w:hAnsi="Cambria Math"/>
                       <w:sz w:val="24"/>
                     </w:rPr>
                     <m:t>0,</m:t>
                   </m:r>
                   <m:ctrlPr>
                     <w:rPr>
-                      <w:rFonts w:hint="default" w:ascii="Cambria Math" w:hAnsi="Cambria Math"/>
+                      <w:rFonts w:ascii="Cambria Math" w:hAnsi="Cambria Math"/>
                       <w:sz w:val="24"/>
                     </w:rPr>
                   </m:ctrlPr>
@@ -1553,14 +1138,14 @@
                       <m:sty m:val="p"/>
                     </m:rPr>
                     <w:rPr>
-                      <w:rFonts w:hint="default" w:ascii="Cambria Math" w:hAnsi="Cambria Math"/>
+                      <w:rFonts w:ascii="Cambria Math" w:hAnsi="Cambria Math"/>
                       <w:sz w:val="24"/>
                     </w:rPr>
                     <m:t>else</m:t>
                   </m:r>
                   <m:ctrlPr>
                     <w:rPr>
-                      <w:rFonts w:hint="default" w:ascii="Cambria Math" w:hAnsi="Cambria Math"/>
+                      <w:rFonts w:ascii="Cambria Math" w:hAnsi="Cambria Math"/>
                       <w:sz w:val="24"/>
                     </w:rPr>
                   </m:ctrlPr>
@@ -1569,7 +1154,7 @@
             </m:m>
             <m:ctrlPr>
               <w:rPr>
-                <w:rFonts w:hint="default" w:ascii="Cambria Math" w:hAnsi="Cambria Math"/>
+                <w:rFonts w:ascii="Cambria Math" w:hAnsi="Cambria Math"/>
                 <w:i/>
                 <w:sz w:val="24"/>
               </w:rPr>
@@ -1580,156 +1165,1081 @@
       <w:r>
         <w:rPr>
           <w:rFonts w:hint="eastAsia" w:hAnsi="Cambria Math"/>
-          <w:i w:val="0"/>
           <w:sz w:val="24"/>
+        </w:rPr>
+        <w:tab/>
+      </w:r>
+      <w:r>
+        <w:rPr>
+          <w:rFonts w:hint="eastAsia" w:hAnsi="Cambria Math"/>
+          <w:sz w:val="24"/>
+        </w:rPr>
+        <w:tab/>
+      </w:r>
+      <w:r>
+        <w:rPr>
+          <w:rFonts w:hint="eastAsia" w:hAnsi="Cambria Math"/>
+          <w:sz w:val="24"/>
+        </w:rPr>
+        <w:t xml:space="preserve">              (2)</w:t>
+      </w:r>
+    </w:p>
+    <w:p>
+      <w:pPr>
+        <w:jc w:val="left"/>
+      </w:pPr>
+      <w:r>
+        <w:rPr>
+          <w:rFonts w:hint="eastAsia"/>
+        </w:rPr>
+        <w:t>然而共轭图像也叠加在重建图像上，导致模糊。使用离轴参考波可以分离真实图像和共轭图像。物体和参考波之间的角度变得比传统相移方法中的角度大。参考光形成：</w:t>
+      </w:r>
+    </w:p>
+    <w:p>
+      <w:pPr>
+        <w:jc w:val="center"/>
+      </w:pPr>
+      <m:oMathPara>
+        <m:oMathParaPr>
+          <m:jc m:val="center"/>
+        </m:oMathParaPr>
+        <m:oMath>
+          <m:r>
+            <m:rPr/>
+            <w:rPr>
+              <w:rFonts w:hint="eastAsia" w:ascii="Cambria Math" w:hAnsi="Cambria Math"/>
+            </w:rPr>
+            <m:t>R</m:t>
+          </m:r>
+          <m:r>
+            <m:rPr/>
+            <w:rPr>
+              <w:rFonts w:ascii="Cambria Math" w:hAnsi="Cambria Math"/>
+            </w:rPr>
+            <m:t>(x,y)=K.sin(x)X+Ksin(y)Y</m:t>
+          </m:r>
+        </m:oMath>
+      </m:oMathPara>
+    </w:p>
+    <w:p>
+      <w:pPr>
+        <w:jc w:val="left"/>
+        <w:rPr>
+          <w:rFonts w:hint="eastAsia"/>
+        </w:rPr>
+      </w:pPr>
+      <w:r>
+        <w:t>设CCD面上的连续复振幅为：</w:t>
+      </w:r>
+    </w:p>
+    <w:p>
+      <w:pPr>
+        <w:pStyle w:val="6"/>
+        <w:ind w:left="372" w:firstLine="0" w:firstLineChars="0"/>
+        <w:rPr>
+          <w:i/>
+        </w:rPr>
+      </w:pPr>
+      <m:oMathPara>
+        <m:oMath>
+          <m:r>
+            <m:rPr/>
+            <w:rPr>
+              <w:rFonts w:ascii="Cambria Math" w:hAnsi="Cambria Math"/>
+            </w:rPr>
+            <m:t>I(x,y)=</m:t>
+          </m:r>
+          <m:sSub>
+            <m:sSubPr>
+              <m:ctrlPr>
+                <w:rPr>
+                  <w:rFonts w:ascii="Cambria Math" w:hAnsi="Cambria Math"/>
+                  <w:i/>
+                </w:rPr>
+              </m:ctrlPr>
+            </m:sSubPr>
+            <m:e>
+              <m:r>
+                <m:rPr/>
+                <w:rPr>
+                  <w:rFonts w:ascii="Cambria Math" w:hAnsi="Cambria Math"/>
+                </w:rPr>
+                <m:t>I</m:t>
+              </m:r>
+              <m:ctrlPr>
+                <w:rPr>
+                  <w:rFonts w:ascii="Cambria Math" w:hAnsi="Cambria Math"/>
+                  <w:i/>
+                </w:rPr>
+              </m:ctrlPr>
+            </m:e>
+            <m:sub>
+              <m:r>
+                <m:rPr/>
+                <w:rPr>
+                  <w:rFonts w:ascii="Cambria Math" w:hAnsi="Cambria Math"/>
+                </w:rPr>
+                <m:t>R</m:t>
+              </m:r>
+              <m:ctrlPr>
+                <w:rPr>
+                  <w:rFonts w:ascii="Cambria Math" w:hAnsi="Cambria Math"/>
+                  <w:i/>
+                </w:rPr>
+              </m:ctrlPr>
+            </m:sub>
+          </m:sSub>
+          <m:r>
+            <m:rPr/>
+            <w:rPr>
+              <w:rFonts w:ascii="Cambria Math" w:hAnsi="Cambria Math"/>
+            </w:rPr>
+            <m:t>+</m:t>
+          </m:r>
+          <m:sSub>
+            <m:sSubPr>
+              <m:ctrlPr>
+                <w:rPr>
+                  <w:rFonts w:ascii="Cambria Math" w:hAnsi="Cambria Math"/>
+                  <w:i/>
+                </w:rPr>
+              </m:ctrlPr>
+            </m:sSubPr>
+            <m:e>
+              <m:r>
+                <m:rPr/>
+                <w:rPr>
+                  <w:rFonts w:ascii="Cambria Math" w:hAnsi="Cambria Math"/>
+                </w:rPr>
+                <m:t>I</m:t>
+              </m:r>
+              <m:ctrlPr>
+                <w:rPr>
+                  <w:rFonts w:ascii="Cambria Math" w:hAnsi="Cambria Math"/>
+                  <w:i/>
+                </w:rPr>
+              </m:ctrlPr>
+            </m:e>
+            <m:sub>
+              <m:r>
+                <m:rPr/>
+                <w:rPr>
+                  <w:rFonts w:ascii="Cambria Math" w:hAnsi="Cambria Math"/>
+                </w:rPr>
+                <m:t>O</m:t>
+              </m:r>
+              <m:ctrlPr>
+                <w:rPr>
+                  <w:rFonts w:ascii="Cambria Math" w:hAnsi="Cambria Math"/>
+                  <w:i/>
+                </w:rPr>
+              </m:ctrlPr>
+            </m:sub>
+          </m:sSub>
+          <m:r>
+            <m:rPr/>
+            <w:rPr>
+              <w:rFonts w:ascii="Cambria Math" w:hAnsi="Cambria Math"/>
+            </w:rPr>
+            <m:t>(x,y)+2</m:t>
+          </m:r>
+          <m:rad>
+            <m:radPr>
+              <m:degHide m:val="1"/>
+              <m:ctrlPr>
+                <w:rPr>
+                  <w:rFonts w:ascii="Cambria Math" w:hAnsi="Cambria Math"/>
+                  <w:i/>
+                </w:rPr>
+              </m:ctrlPr>
+            </m:radPr>
+            <m:deg>
+              <m:ctrlPr>
+                <w:rPr>
+                  <w:rFonts w:ascii="Cambria Math" w:hAnsi="Cambria Math"/>
+                  <w:i/>
+                </w:rPr>
+              </m:ctrlPr>
+            </m:deg>
+            <m:e>
+              <m:sSub>
+                <m:sSubPr>
+                  <m:ctrlPr>
+                    <w:rPr>
+                      <w:rFonts w:ascii="Cambria Math" w:hAnsi="Cambria Math"/>
+                      <w:i/>
+                    </w:rPr>
+                  </m:ctrlPr>
+                </m:sSubPr>
+                <m:e>
+                  <m:sSub>
+                    <m:sSubPr>
+                      <m:ctrlPr>
+                        <w:rPr>
+                          <w:rFonts w:ascii="Cambria Math" w:hAnsi="Cambria Math"/>
+                          <w:i/>
+                        </w:rPr>
+                      </m:ctrlPr>
+                    </m:sSubPr>
+                    <m:e>
+                      <m:r>
+                        <m:rPr/>
+                        <w:rPr>
+                          <w:rFonts w:ascii="Cambria Math" w:hAnsi="Cambria Math"/>
+                        </w:rPr>
+                        <m:t>I</m:t>
+                      </m:r>
+                      <m:ctrlPr>
+                        <w:rPr>
+                          <w:rFonts w:ascii="Cambria Math" w:hAnsi="Cambria Math"/>
+                          <w:i/>
+                        </w:rPr>
+                      </m:ctrlPr>
+                    </m:e>
+                    <m:sub>
+                      <m:r>
+                        <m:rPr/>
+                        <w:rPr>
+                          <w:rFonts w:ascii="Cambria Math" w:hAnsi="Cambria Math"/>
+                        </w:rPr>
+                        <m:t>R</m:t>
+                      </m:r>
+                      <m:ctrlPr>
+                        <w:rPr>
+                          <w:rFonts w:ascii="Cambria Math" w:hAnsi="Cambria Math"/>
+                          <w:i/>
+                        </w:rPr>
+                      </m:ctrlPr>
+                    </m:sub>
+                  </m:sSub>
+                  <m:r>
+                    <m:rPr/>
+                    <w:rPr>
+                      <w:rFonts w:ascii="Cambria Math" w:hAnsi="Cambria Math"/>
+                    </w:rPr>
+                    <m:t>I</m:t>
+                  </m:r>
+                  <m:ctrlPr>
+                    <w:rPr>
+                      <w:rFonts w:ascii="Cambria Math" w:hAnsi="Cambria Math"/>
+                      <w:i/>
+                    </w:rPr>
+                  </m:ctrlPr>
+                </m:e>
+                <m:sub>
+                  <m:r>
+                    <m:rPr/>
+                    <w:rPr>
+                      <w:rFonts w:ascii="Cambria Math" w:hAnsi="Cambria Math"/>
+                    </w:rPr>
+                    <m:t>O</m:t>
+                  </m:r>
+                  <m:ctrlPr>
+                    <w:rPr>
+                      <w:rFonts w:ascii="Cambria Math" w:hAnsi="Cambria Math"/>
+                      <w:i/>
+                    </w:rPr>
+                  </m:ctrlPr>
+                </m:sub>
+              </m:sSub>
+              <m:d>
+                <m:dPr>
+                  <m:ctrlPr>
+                    <w:rPr>
+                      <w:rFonts w:ascii="Cambria Math" w:hAnsi="Cambria Math"/>
+                      <w:i/>
+                    </w:rPr>
+                  </m:ctrlPr>
+                </m:dPr>
+                <m:e>
+                  <m:r>
+                    <m:rPr/>
+                    <w:rPr>
+                      <w:rFonts w:ascii="Cambria Math" w:hAnsi="Cambria Math"/>
+                    </w:rPr>
+                    <m:t>x,y</m:t>
+                  </m:r>
+                  <m:ctrlPr>
+                    <w:rPr>
+                      <w:rFonts w:ascii="Cambria Math" w:hAnsi="Cambria Math"/>
+                      <w:i/>
+                    </w:rPr>
+                  </m:ctrlPr>
+                </m:e>
+              </m:d>
+              <m:ctrlPr>
+                <w:rPr>
+                  <w:rFonts w:ascii="Cambria Math" w:hAnsi="Cambria Math"/>
+                  <w:i/>
+                </w:rPr>
+              </m:ctrlPr>
+            </m:e>
+          </m:rad>
+          <m:r>
+            <m:rPr/>
+            <w:rPr>
+              <w:rFonts w:ascii="Cambria Math" w:hAnsi="Cambria Math"/>
+            </w:rPr>
+            <m:t>cos[ωx+Φ(x,y)]</m:t>
+          </m:r>
+        </m:oMath>
+      </m:oMathPara>
+    </w:p>
+    <w:p>
+      <w:pPr>
+        <w:pStyle w:val="6"/>
+        <w:ind w:left="2472" w:firstLine="48" w:firstLineChars="0"/>
+        <w:rPr>
+          <w:rFonts w:hint="eastAsia"/>
+          <w:i/>
+        </w:rPr>
+      </w:pPr>
+      <w:r>
+        <w:rPr>
+          <w:rFonts w:hint="eastAsia"/>
+          <w:i/>
+        </w:rPr>
+        <w:t>ω</w:t>
+      </w:r>
+      <w:r>
+        <w:rPr>
+          <w:i/>
+        </w:rPr>
+        <w:t xml:space="preserve"> </w:t>
+      </w:r>
+      <w:r>
+        <w:rPr>
+          <w:rFonts w:hint="eastAsia"/>
+          <w:i/>
+        </w:rPr>
+        <w:t>=</w:t>
+      </w:r>
+      <w:r>
+        <w:rPr>
+          <w:i/>
+        </w:rPr>
+        <w:t xml:space="preserve"> 2π sin</w:t>
+      </w:r>
+      <w:r>
+        <w:rPr>
+          <w:rFonts w:hint="eastAsia"/>
+          <w:i/>
+        </w:rPr>
+        <w:t>()/</w:t>
+      </w:r>
+      <w:r>
+        <w:rPr>
+          <w:i/>
+        </w:rPr>
+        <w:t>λ</w:t>
+      </w:r>
+    </w:p>
+    <w:p/>
+    <w:p>
+      <w:r>
+        <w:rPr>
+          <w:rFonts w:hint="eastAsia"/>
+        </w:rPr>
+        <w:t>1.2频谱泄露</w:t>
+      </w:r>
+    </w:p>
+    <w:p>
+      <w:pPr>
+        <w:ind w:firstLine="420"/>
+      </w:pPr>
+      <w:r>
+        <w:rPr>
+          <w:rFonts w:hint="eastAsia"/>
+        </w:rPr>
+        <w:t>在数字全息中, 物光和参考光干涉所形成的全息图被CCD离散采样并存于计算机中。传感器的物理尺寸是有限的，CCD成像表面的二维尺寸分别是Lx和Ly；像素数是M*N；单个像素面积是dx-dy，这相当于对物光波或全息图施加了一个二维矩形窗rect；</w:t>
+      </w:r>
+    </w:p>
+    <w:p>
+      <w:pPr>
+        <w:ind w:firstLine="420"/>
+        <w:rPr>
+          <w:rFonts w:hint="eastAsia"/>
+        </w:rPr>
+      </w:pPr>
+      <w:r>
+        <w:rPr>
+          <w:rFonts w:hint="eastAsia"/>
+        </w:rPr>
+        <w:t>干涉场被CCD的感光面离散采样为二维矩阵</w:t>
+      </w:r>
+    </w:p>
+    <w:p>
+      <w:pPr>
+        <m:rPr/>
+        <w:rPr>
+          <w:rFonts w:hint="default" w:hAnsi="Cambria Math"/>
+          <w:i/>
+          <w:sz w:val="21"/>
+        </w:rPr>
+      </w:pPr>
+      <m:oMathPara>
+        <m:oMath>
+          <m:sSub>
+            <m:sSubPr>
+              <m:ctrlPr>
+                <w:rPr>
+                  <w:rFonts w:ascii="Cambria Math" w:hAnsi="Cambria Math"/>
+                  <w:i/>
+                </w:rPr>
+              </m:ctrlPr>
+            </m:sSubPr>
+            <m:e>
+              <m:r>
+                <m:rPr/>
+                <w:rPr>
+                  <w:rFonts w:ascii="Cambria Math" w:hAnsi="Cambria Math"/>
+                </w:rPr>
+                <m:t>I</m:t>
+              </m:r>
+              <m:ctrlPr>
+                <w:rPr>
+                  <w:rFonts w:ascii="Cambria Math" w:hAnsi="Cambria Math"/>
+                  <w:i/>
+                </w:rPr>
+              </m:ctrlPr>
+            </m:e>
+            <m:sub>
+              <m:r>
+                <m:rPr/>
+                <w:rPr>
+                  <w:rFonts w:hint="eastAsia" w:ascii="Cambria Math" w:hAnsi="Cambria Math"/>
+                </w:rPr>
+                <m:t>CCD</m:t>
+              </m:r>
+              <m:ctrlPr>
+                <w:rPr>
+                  <w:rFonts w:ascii="Cambria Math" w:hAnsi="Cambria Math"/>
+                  <w:i/>
+                </w:rPr>
+              </m:ctrlPr>
+            </m:sub>
+          </m:sSub>
+          <m:d>
+            <m:dPr>
+              <m:ctrlPr>
+                <w:rPr>
+                  <w:rFonts w:ascii="Cambria Math" w:hAnsi="Cambria Math"/>
+                  <w:i/>
+                </w:rPr>
+              </m:ctrlPr>
+            </m:dPr>
+            <m:e>
+              <m:r>
+                <m:rPr/>
+                <w:rPr>
+                  <w:rFonts w:hint="eastAsia" w:ascii="Cambria Math" w:hAnsi="Cambria Math"/>
+                </w:rPr>
+                <m:t>x</m:t>
+              </m:r>
+              <m:r>
+                <m:rPr/>
+                <w:rPr>
+                  <w:rFonts w:ascii="Cambria Math" w:hAnsi="Cambria Math"/>
+                </w:rPr>
+                <m:t>,y</m:t>
+              </m:r>
+              <m:ctrlPr>
+                <w:rPr>
+                  <w:rFonts w:ascii="Cambria Math" w:hAnsi="Cambria Math"/>
+                  <w:i/>
+                </w:rPr>
+              </m:ctrlPr>
+            </m:e>
+          </m:d>
+          <m:r>
+            <m:rPr/>
+            <w:rPr>
+              <w:rFonts w:ascii="Cambria Math" w:hAnsi="Cambria Math"/>
+            </w:rPr>
+            <m:t>=I</m:t>
+          </m:r>
+          <m:d>
+            <m:dPr>
+              <m:ctrlPr>
+                <w:rPr>
+                  <w:rFonts w:ascii="Cambria Math" w:hAnsi="Cambria Math"/>
+                  <w:i/>
+                </w:rPr>
+              </m:ctrlPr>
+            </m:dPr>
+            <m:e>
+              <m:r>
+                <m:rPr/>
+                <w:rPr>
+                  <w:rFonts w:ascii="Cambria Math" w:hAnsi="Cambria Math"/>
+                </w:rPr>
+                <m:t>x,y</m:t>
+              </m:r>
+              <m:ctrlPr>
+                <w:rPr>
+                  <w:rFonts w:ascii="Cambria Math" w:hAnsi="Cambria Math"/>
+                  <w:i/>
+                </w:rPr>
+              </m:ctrlPr>
+            </m:e>
+          </m:d>
+          <m:r>
+            <m:rPr/>
+            <w:rPr>
+              <w:rFonts w:ascii="Cambria Math" w:hAnsi="Cambria Math"/>
+            </w:rPr>
+            <m:t>⋅</m:t>
+          </m:r>
+          <m:r>
+            <m:rPr>
+              <m:sty m:val="p"/>
+            </m:rPr>
+            <w:rPr>
+              <w:rFonts w:ascii="Cambria Math" w:hAnsi="Cambria Math"/>
+            </w:rPr>
+            <m:t>rect</m:t>
+          </m:r>
+          <m:d>
+            <m:dPr>
+              <m:ctrlPr>
+                <w:rPr>
+                  <w:rFonts w:ascii="Cambria Math" w:hAnsi="Cambria Math"/>
+                  <w:i/>
+                </w:rPr>
+              </m:ctrlPr>
+            </m:dPr>
+            <m:e>
+              <m:f>
+                <m:fPr>
+                  <m:ctrlPr>
+                    <w:rPr>
+                      <w:rFonts w:ascii="Cambria Math" w:hAnsi="Cambria Math"/>
+                      <w:i/>
+                    </w:rPr>
+                  </m:ctrlPr>
+                </m:fPr>
+                <m:num>
+                  <m:r>
+                    <m:rPr/>
+                    <w:rPr>
+                      <w:rFonts w:ascii="Cambria Math" w:hAnsi="Cambria Math"/>
+                    </w:rPr>
+                    <m:t>x</m:t>
+                  </m:r>
+                  <m:ctrlPr>
+                    <w:rPr>
+                      <w:rFonts w:ascii="Cambria Math" w:hAnsi="Cambria Math"/>
+                    </w:rPr>
+                  </m:ctrlPr>
+                </m:num>
+                <m:den>
+                  <m:sSub>
+                    <m:sSubPr>
+                      <m:ctrlPr>
+                        <w:rPr>
+                          <w:rFonts w:ascii="Cambria Math" w:hAnsi="Cambria Math"/>
+                          <w:i/>
+                        </w:rPr>
+                      </m:ctrlPr>
+                    </m:sSubPr>
+                    <m:e>
+                      <m:r>
+                        <m:rPr/>
+                        <w:rPr>
+                          <w:rFonts w:ascii="Cambria Math" w:hAnsi="Cambria Math"/>
+                        </w:rPr>
+                        <m:t>L</m:t>
+                      </m:r>
+                      <m:ctrlPr>
+                        <w:rPr>
+                          <w:rFonts w:ascii="Cambria Math" w:hAnsi="Cambria Math"/>
+                          <w:i/>
+                        </w:rPr>
+                      </m:ctrlPr>
+                    </m:e>
+                    <m:sub>
+                      <m:r>
+                        <m:rPr/>
+                        <w:rPr>
+                          <w:rFonts w:ascii="Cambria Math" w:hAnsi="Cambria Math"/>
+                        </w:rPr>
+                        <m:t>x</m:t>
+                      </m:r>
+                      <m:ctrlPr>
+                        <w:rPr>
+                          <w:rFonts w:ascii="Cambria Math" w:hAnsi="Cambria Math"/>
+                          <w:i/>
+                        </w:rPr>
+                      </m:ctrlPr>
+                    </m:sub>
+                  </m:sSub>
+                  <m:ctrlPr>
+                    <w:rPr>
+                      <w:rFonts w:ascii="Cambria Math" w:hAnsi="Cambria Math"/>
+                    </w:rPr>
+                  </m:ctrlPr>
+                </m:den>
+              </m:f>
+              <m:r>
+                <m:rPr/>
+                <w:rPr>
+                  <w:rFonts w:ascii="Cambria Math" w:hAnsi="Cambria Math"/>
+                </w:rPr>
+                <m:t>,</m:t>
+              </m:r>
+              <m:f>
+                <m:fPr>
+                  <m:ctrlPr>
+                    <w:rPr>
+                      <w:rFonts w:ascii="Cambria Math" w:hAnsi="Cambria Math"/>
+                      <w:i/>
+                    </w:rPr>
+                  </m:ctrlPr>
+                </m:fPr>
+                <m:num>
+                  <m:r>
+                    <m:rPr/>
+                    <w:rPr>
+                      <w:rFonts w:ascii="Cambria Math" w:hAnsi="Cambria Math"/>
+                    </w:rPr>
+                    <m:t>y</m:t>
+                  </m:r>
+                  <m:ctrlPr>
+                    <w:rPr>
+                      <w:rFonts w:ascii="Cambria Math" w:hAnsi="Cambria Math"/>
+                    </w:rPr>
+                  </m:ctrlPr>
+                </m:num>
+                <m:den>
+                  <m:sSub>
+                    <m:sSubPr>
+                      <m:ctrlPr>
+                        <w:rPr>
+                          <w:rFonts w:ascii="Cambria Math" w:hAnsi="Cambria Math"/>
+                          <w:i/>
+                        </w:rPr>
+                      </m:ctrlPr>
+                    </m:sSubPr>
+                    <m:e>
+                      <m:r>
+                        <m:rPr/>
+                        <w:rPr>
+                          <w:rFonts w:ascii="Cambria Math" w:hAnsi="Cambria Math"/>
+                        </w:rPr>
+                        <m:t>L</m:t>
+                      </m:r>
+                      <m:ctrlPr>
+                        <w:rPr>
+                          <w:rFonts w:ascii="Cambria Math" w:hAnsi="Cambria Math"/>
+                          <w:i/>
+                        </w:rPr>
+                      </m:ctrlPr>
+                    </m:e>
+                    <m:sub>
+                      <m:r>
+                        <m:rPr/>
+                        <w:rPr>
+                          <w:rFonts w:ascii="Cambria Math" w:hAnsi="Cambria Math"/>
+                        </w:rPr>
+                        <m:t>y</m:t>
+                      </m:r>
+                      <m:ctrlPr>
+                        <w:rPr>
+                          <w:rFonts w:ascii="Cambria Math" w:hAnsi="Cambria Math"/>
+                          <w:i/>
+                        </w:rPr>
+                      </m:ctrlPr>
+                    </m:sub>
+                  </m:sSub>
+                  <m:ctrlPr>
+                    <w:rPr>
+                      <w:rFonts w:ascii="Cambria Math" w:hAnsi="Cambria Math"/>
+                    </w:rPr>
+                  </m:ctrlPr>
+                </m:den>
+              </m:f>
+              <m:ctrlPr>
+                <w:rPr>
+                  <w:rFonts w:ascii="Cambria Math" w:hAnsi="Cambria Math"/>
+                  <w:i/>
+                </w:rPr>
+              </m:ctrlPr>
+            </m:e>
+          </m:d>
+          <m:r>
+            <m:rPr/>
+            <w:rPr>
+              <w:rFonts w:ascii="Segoe UI Symbol" w:hAnsi="Segoe UI Symbol" w:cs="Segoe UI Symbol"/>
+            </w:rPr>
+            <m:t>✖</m:t>
+          </m:r>
+          <m:nary>
+            <m:naryPr>
+              <m:chr m:val="∑"/>
+              <m:limLoc m:val="undOvr"/>
+              <m:ctrlPr>
+                <w:rPr>
+                  <w:rFonts w:hint="default" w:ascii="Cambria Math" w:hAnsi="Cambria Math"/>
+                  <w:i/>
+                  <w:sz w:val="21"/>
+                </w:rPr>
+              </m:ctrlPr>
+            </m:naryPr>
+            <m:sub>
+              <m:r>
+                <m:rPr/>
+                <w:rPr>
+                  <w:rFonts w:hint="default" w:ascii="Cambria Math" w:hAnsi="Cambria Math"/>
+                  <w:sz w:val="21"/>
+                </w:rPr>
+                <m:t>m=0</m:t>
+              </m:r>
+              <m:ctrlPr>
+                <w:rPr>
+                  <w:rFonts w:ascii="Cambria Math" w:hAnsi="Cambria Math"/>
+                  <w:sz w:val="21"/>
+                </w:rPr>
+              </m:ctrlPr>
+            </m:sub>
+            <m:sup>
+              <m:r>
+                <m:rPr/>
+                <w:rPr>
+                  <w:rFonts w:hint="default" w:ascii="Cambria Math" w:hAnsi="Cambria Math"/>
+                  <w:sz w:val="21"/>
+                </w:rPr>
+                <m:t>M−1</m:t>
+              </m:r>
+              <m:ctrlPr>
+                <w:rPr>
+                  <w:rFonts w:ascii="Cambria Math" w:hAnsi="Cambria Math"/>
+                  <w:sz w:val="21"/>
+                </w:rPr>
+              </m:ctrlPr>
+            </m:sup>
+            <m:e>
+              <m:nary>
+                <m:naryPr>
+                  <m:chr m:val="∑"/>
+                  <m:limLoc m:val="undOvr"/>
+                  <m:ctrlPr>
+                    <w:rPr>
+                      <w:rFonts w:hint="default" w:ascii="Cambria Math" w:hAnsi="Cambria Math"/>
+                      <w:i/>
+                      <w:sz w:val="21"/>
+                    </w:rPr>
+                  </m:ctrlPr>
+                </m:naryPr>
+                <m:sub>
+                  <m:r>
+                    <m:rPr/>
+                    <w:rPr>
+                      <w:rFonts w:hint="default" w:ascii="Cambria Math" w:hAnsi="Cambria Math"/>
+                      <w:sz w:val="21"/>
+                    </w:rPr>
+                    <m:t>n=0</m:t>
+                  </m:r>
+                  <m:ctrlPr>
+                    <w:rPr>
+                      <w:rFonts w:ascii="Cambria Math" w:hAnsi="Cambria Math"/>
+                      <w:sz w:val="21"/>
+                    </w:rPr>
+                  </m:ctrlPr>
+                </m:sub>
+                <m:sup>
+                  <m:r>
+                    <m:rPr/>
+                    <w:rPr>
+                      <w:rFonts w:hint="default" w:ascii="Cambria Math" w:hAnsi="Cambria Math"/>
+                      <w:sz w:val="21"/>
+                    </w:rPr>
+                    <m:t>N−1</m:t>
+                  </m:r>
+                  <m:ctrlPr>
+                    <w:rPr>
+                      <w:rFonts w:ascii="Cambria Math" w:hAnsi="Cambria Math"/>
+                      <w:sz w:val="21"/>
+                    </w:rPr>
+                  </m:ctrlPr>
+                </m:sup>
+                <m:e>
+                  <m:r>
+                    <m:rPr/>
+                    <w:rPr>
+                      <w:rFonts w:hint="default" w:ascii="Cambria Math" w:hAnsi="Cambria Math"/>
+                      <w:sz w:val="21"/>
+                    </w:rPr>
+                    <m:t>δ</m:t>
+                  </m:r>
+                  <m:ctrlPr>
+                    <w:rPr>
+                      <w:rFonts w:ascii="Cambria Math" w:hAnsi="Cambria Math"/>
+                      <w:sz w:val="21"/>
+                    </w:rPr>
+                  </m:ctrlPr>
+                </m:e>
+              </m:nary>
+              <m:ctrlPr>
+                <w:rPr>
+                  <w:rFonts w:hint="default" w:ascii="Cambria Math" w:hAnsi="Cambria Math"/>
+                  <w:i/>
+                  <w:sz w:val="21"/>
+                </w:rPr>
+              </m:ctrlPr>
+            </m:e>
+          </m:nary>
+          <m:r>
+            <m:rPr/>
+            <w:rPr>
+              <w:rFonts w:hint="default" w:ascii="Cambria Math" w:hAnsi="Cambria Math"/>
+              <w:sz w:val="21"/>
+            </w:rPr>
+            <m:t>(x−m</m:t>
+          </m:r>
+          <m:r>
+            <m:rPr>
+              <m:sty m:val="p"/>
+            </m:rPr>
+            <w:rPr>
+              <w:rFonts w:hint="default" w:ascii="Cambria Math" w:hAnsi="Cambria Math"/>
+              <w:sz w:val="21"/>
+            </w:rPr>
+            <m:t>Δ</m:t>
+          </m:r>
+          <m:r>
+            <m:rPr/>
+            <w:rPr>
+              <w:rFonts w:hint="default" w:ascii="Cambria Math" w:hAnsi="Cambria Math"/>
+              <w:sz w:val="21"/>
+            </w:rPr>
+            <m:t>x,y−n</m:t>
+          </m:r>
+          <m:r>
+            <m:rPr>
+              <m:sty m:val="p"/>
+            </m:rPr>
+            <w:rPr>
+              <w:rFonts w:hint="default" w:ascii="Cambria Math" w:hAnsi="Cambria Math"/>
+              <w:sz w:val="21"/>
+            </w:rPr>
+            <m:t>Δ</m:t>
+          </m:r>
+          <m:r>
+            <m:rPr/>
+            <w:rPr>
+              <w:rFonts w:hint="default" w:ascii="Cambria Math" w:hAnsi="Cambria Math"/>
+              <w:sz w:val="21"/>
+            </w:rPr>
+            <m:t>y)</m:t>
+          </m:r>
+        </m:oMath>
+      </m:oMathPara>
+    </w:p>
+    <w:p>
+      <w:pPr>
+        <w:ind w:firstLine="420"/>
+      </w:pPr>
+      <w:r>
+        <m:rPr/>
+        <w:rPr>
+          <w:rFonts w:hint="eastAsia"/>
           <w:lang w:val="en-US" w:eastAsia="zh-CN"/>
         </w:rPr>
+        <w:t>上面公式表面</w:t>
+      </w:r>
+      <w:r>
+        <m:rPr/>
+        <w:rPr>
+          <w:rFonts w:hint="eastAsia"/>
+        </w:rPr>
+        <w:t>光强连续分布的全息图经过CCD</w:t>
+      </w:r>
+      <w:r>
+        <m:rPr/>
+        <w:rPr>
+          <w:rFonts w:hint="eastAsia"/>
+          <w:lang w:val="en-US" w:eastAsia="zh-CN"/>
+        </w:rPr>
+        <w:t>的硬截断离和散采样</w:t>
+      </w:r>
+      <w:r>
+        <m:rPr/>
+        <w:rPr>
+          <w:rFonts w:hint="eastAsia"/>
+        </w:rPr>
+        <w:t>被转化为M列N 行的二维矩阵</w:t>
+      </w:r>
+      <w:r>
+        <m:rPr/>
+        <w:rPr>
+          <w:rFonts w:hint="eastAsia"/>
+          <w:lang w:eastAsia="zh-CN"/>
+        </w:rPr>
+        <w:t>。</w:t>
+      </w:r>
+      <w:r>
+        <w:rPr>
+          <w:rFonts w:hint="eastAsia"/>
+        </w:rPr>
+        <w:t>对公式（）进行傅里叶变换可得：</w:t>
+      </w:r>
+    </w:p>
+    <w:p>
+      <w:pPr>
+        <w:rPr>
+          <w:rFonts w:hint="default"/>
+          <w:lang w:val="en-US"/>
+        </w:rPr>
+      </w:pPr>
+      <m:oMathPara>
+        <m:oMath>
+          <m:r>
+            <m:rPr/>
+            <w:rPr>
+              <w:rFonts w:hint="default" w:ascii="Cambria Math" w:hAnsi="Cambria Math" w:cstheme="minorBidi"/>
+              <w:kern w:val="2"/>
+              <w:sz w:val="21"/>
+              <w:szCs w:val="24"/>
+              <w:lang w:val="en-US" w:eastAsia="zh-CN" w:bidi="ar-SA"/>
+            </w:rPr>
+            <m:t>I(</m:t>
+          </m:r>
+          <m:r>
+            <m:rPr/>
+            <w:rPr>
+              <w:rFonts w:ascii="Cambria Math" w:hAnsi="Cambria Math" w:cstheme="minorBidi"/>
+              <w:kern w:val="2"/>
+              <w:sz w:val="21"/>
+              <w:szCs w:val="24"/>
+              <w:lang w:val="en-US" w:bidi="ar-SA"/>
+            </w:rPr>
+            <m:t>ξ</m:t>
+          </m:r>
+          <m:r>
+            <m:rPr/>
+            <w:rPr>
+              <w:rFonts w:hint="default" w:ascii="Cambria Math" w:hAnsi="Cambria Math" w:cstheme="minorBidi"/>
+              <w:kern w:val="2"/>
+              <w:sz w:val="21"/>
+              <w:szCs w:val="24"/>
+              <w:lang w:val="en-US" w:eastAsia="zh-CN" w:bidi="ar-SA"/>
+            </w:rPr>
+            <m:t>,</m:t>
+          </m:r>
+          <m:r>
+            <m:rPr/>
+            <w:rPr>
+              <w:rFonts w:ascii="Cambria Math" w:hAnsi="Cambria Math" w:cstheme="minorBidi"/>
+              <w:kern w:val="2"/>
+              <w:sz w:val="21"/>
+              <w:szCs w:val="24"/>
+              <w:lang w:val="en-US" w:bidi="ar-SA"/>
+            </w:rPr>
+            <m:t>η</m:t>
+          </m:r>
+          <m:r>
+            <m:rPr/>
+            <w:rPr>
+              <w:rFonts w:hint="default" w:ascii="Cambria Math" w:hAnsi="Cambria Math" w:cstheme="minorBidi"/>
+              <w:kern w:val="2"/>
+              <w:sz w:val="21"/>
+              <w:szCs w:val="24"/>
+              <w:lang w:val="en-US" w:eastAsia="zh-CN" w:bidi="ar-SA"/>
+            </w:rPr>
+            <m:t>)=</m:t>
+          </m:r>
+          <m:r>
+            <m:rPr/>
+            <w:rPr>
+              <w:rFonts w:hint="default" w:ascii="Cambria Math" w:hAnsi="Cambria Math" w:cs="Cambria Math"/>
+              <w:kern w:val="2"/>
+              <w:sz w:val="21"/>
+              <w:szCs w:val="24"/>
+              <w:lang w:val="en-US" w:eastAsia="zh-CN" w:bidi="ar-SA"/>
+            </w:rPr>
+            <m:t>Ϝ</m:t>
+          </m:r>
+          <m:r>
+            <m:rPr/>
+            <w:rPr>
+              <w:rFonts w:hint="default" w:ascii="Cambria Math" w:hAnsi="Cambria Math" w:cstheme="minorBidi"/>
+              <w:kern w:val="2"/>
+              <w:sz w:val="21"/>
+              <w:szCs w:val="24"/>
+              <w:lang w:val="en-US" w:eastAsia="zh-CN" w:bidi="ar-SA"/>
+            </w:rPr>
+            <m:t>()</m:t>
+          </m:r>
+        </m:oMath>
+      </m:oMathPara>
+    </w:p>
+    <w:p>
+      <w:pPr>
+        <w:rPr>
+          <w:rFonts w:hint="eastAsia"/>
+        </w:rPr>
+      </w:pPr>
+      <w:r>
+        <w:rPr>
+          <w:rFonts w:hint="eastAsia"/>
+        </w:rPr>
+        <w:t>当I(ξ, η) 的频率恰好与某一频点对应时, 其离散频谱与sinc函数卷积后, sinc 函数主瓣中心被平移至I(ξ, η) 所在频点位置, 而其他抽样点恰对应sinc函数的零值点,因此, I(ξ, η)与sinc函数卷积的结果将不会影响其他频点的值.</w:t>
+      </w:r>
+    </w:p>
+    <w:p>
+      <w:pPr>
+        <w:rPr>
+          <w:rFonts w:hint="eastAsia"/>
+        </w:rPr>
+      </w:pPr>
+    </w:p>
+    <w:p/>
+    <w:p/>
+    <w:p>
+      <w:pPr>
+        <w:rPr>
+          <w:rFonts w:hint="eastAsia"/>
+        </w:rPr>
+      </w:pPr>
+    </w:p>
+    <w:p>
+      <w:pPr>
+        <w:ind w:firstLine="420"/>
+      </w:pPr>
+      <w:r>
+        <w:rPr>
+          <w:rFonts w:hint="eastAsia"/>
+        </w:rPr>
+        <w:t>（数值孔径限制）光学系统的有限数值孔径也相当于在频域进行了一个低通滤波（圆形窗），同样会引入振铃。</w:t>
+      </w:r>
+    </w:p>
+    <w:p>
+      <w:pPr>
+        <w:ind w:firstLine="420"/>
+      </w:pPr>
+      <w:r>
+        <w:rPr>
+          <w:rFonts w:hint="eastAsia"/>
+        </w:rPr>
+        <w:t>（离散计算中的截断)即使在算法中，对传递函数或卷积核的有限截断也会引入类似效应.</w:t>
+      </w:r>
+      <w:r>
+        <w:rPr>
+          <w:rFonts w:hint="eastAsia"/>
+        </w:rPr>
         <w:tab/>
-        <w:t/>
-      </w:r>
-      <w:r>
-        <w:rPr>
-          <w:rFonts w:hint="eastAsia" w:hAnsi="Cambria Math"/>
-          <w:i w:val="0"/>
-          <w:sz w:val="24"/>
-          <w:lang w:val="en-US" w:eastAsia="zh-CN"/>
-        </w:rPr>
-        <w:tab/>
-        <w:t xml:space="preserve">              (2)</w:t>
-      </w:r>
-    </w:p>
-    <w:p>
-      <w:pPr>
-        <w:rPr>
-          <w:rFonts w:hint="default"/>
-          <w:lang w:val="en-US" w:eastAsia="zh-CN"/>
-        </w:rPr>
-      </w:pPr>
-    </w:p>
-    <w:p>
-      <w:pPr>
-        <w:ind w:firstLine="420" w:firstLineChars="0"/>
-        <w:rPr>
-          <w:rFonts w:hint="eastAsia"/>
-          <w:lang w:val="en-US" w:eastAsia="zh-CN"/>
-        </w:rPr>
-      </w:pPr>
-      <w:r>
-        <w:rPr>
-          <w:rFonts w:hint="eastAsia"/>
-          <w:lang w:val="en-US" w:eastAsia="zh-CN"/>
-        </w:rPr>
-        <w:t>（数值孔径限制）光学系统的有限数值孔径也相当于在频域进行了一个低通滤波（圆形窗），同样会引入振铃。</w:t>
-      </w:r>
-    </w:p>
-    <w:p>
-      <w:pPr>
-        <w:ind w:firstLine="420" w:firstLineChars="0"/>
-        <w:rPr>
-          <w:rFonts w:hint="default"/>
-          <w:lang w:val="en-US" w:eastAsia="zh-CN"/>
-        </w:rPr>
-      </w:pPr>
-      <w:r>
-        <w:rPr>
-          <w:rFonts w:hint="eastAsia"/>
-          <w:lang w:val="en-US" w:eastAsia="zh-CN"/>
-        </w:rPr>
-        <w:t>（离散计算中的截断)即使在算法中，对传递函数或卷积核的有限截断也会引入类似效应.</w:t>
-      </w:r>
-      <w:r>
-        <w:rPr>
-          <w:rFonts w:hint="eastAsia"/>
-          <w:lang w:val="en-US" w:eastAsia="zh-CN"/>
-        </w:rPr>
-        <w:tab/>
-      </w:r>
-      <w:r>
-        <w:rPr>
-          <w:rFonts w:hint="eastAsia"/>
-          <w:lang w:val="en-US" w:eastAsia="zh-CN"/>
+      </w:r>
+      <w:r>
+        <w:rPr>
+          <w:rFonts w:hint="eastAsia"/>
         </w:rPr>
         <w:t>这些振铃在重建的振幅和相位图像中表现为围绕物体边缘的虚假振荡条纹，严重干扰对物体真实形貌和相位的测量，尤其在定量相位成像中。</w:t>
       </w:r>
     </w:p>
     <w:p>
       <w:pPr>
-        <w:rPr>
-          <w:rFonts w:hint="default"/>
-          <w:lang w:val="en-US" w:eastAsia="zh-CN"/>
-        </w:rPr>
-      </w:pPr>
-      <w:r>
-        <w:rPr>
-          <w:rFonts w:hint="eastAsia"/>
-          <w:lang w:val="en-US" w:eastAsia="zh-CN"/>
-        </w:rPr>
-        <w:t>1.2</w:t>
-      </w:r>
-    </w:p>
-    <w:p>
-      <w:pPr>
-        <w:rPr>
-          <w:rFonts w:hint="eastAsia"/>
-          <w:lang w:val="en-US" w:eastAsia="zh-CN"/>
-        </w:rPr>
-      </w:pPr>
-      <w:r>
-        <w:rPr>
-          <w:rFonts w:hint="eastAsia"/>
-          <w:lang w:val="en-US" w:eastAsia="zh-CN"/>
-        </w:rPr>
-        <w:t>2时域窗函数</w:t>
-      </w:r>
-      <w:bookmarkStart w:id="0" w:name="_GoBack"/>
-      <w:bookmarkEnd w:id="0"/>
-    </w:p>
-    <w:p>
-      <w:pPr>
-        <w:rPr>
-          <w:rFonts w:hint="eastAsia"/>
-          <w:lang w:val="en-US" w:eastAsia="zh-CN"/>
-        </w:rPr>
-      </w:pPr>
-      <w:r>
-        <w:rPr>
-          <w:rFonts w:hint="eastAsia"/>
-          <w:lang w:val="en-US" w:eastAsia="zh-CN"/>
-        </w:rPr>
-        <w:t>2.1常见窗函数介绍</w:t>
-      </w:r>
-    </w:p>
-    <w:p>
-      <w:pPr>
-        <w:ind w:firstLine="420" w:firstLineChars="0"/>
-        <w:rPr>
-          <w:rFonts w:hint="eastAsia"/>
-          <w:lang w:val="en-US" w:eastAsia="zh-CN"/>
-        </w:rPr>
-      </w:pPr>
-      <w:r>
-        <w:rPr>
-          <w:rFonts w:hint="eastAsia"/>
-          <w:lang w:val="en-US" w:eastAsia="zh-CN"/>
-        </w:rPr>
-        <w:t>常用的窗函数可以分为矩形窗，汉宁窗和汉明窗等基本窗函数；升余弦窗和凯泽窗等噪声抑制窗函数；线性调制窗和帕泽尼窗等频谱分辨窗函数和斯特列奇兹窗和希尔伯特窗等特殊用途窗函数。典型的窗函数进行介绍</w:t>
-      </w:r>
-    </w:p>
-    <w:p>
-      <w:pPr>
-        <w:ind w:firstLine="420" w:firstLineChars="0"/>
-        <w:rPr>
-          <w:rFonts w:hint="default"/>
-          <w:lang w:val="en-US" w:eastAsia="zh-CN"/>
-        </w:rPr>
-      </w:pPr>
-      <w:r>
-        <w:rPr>
-          <w:rFonts w:hint="eastAsia"/>
-          <w:lang w:val="en-US" w:eastAsia="zh-CN"/>
-        </w:rPr>
-        <w:t>2.1.1 矩形窗函数//三角窗函数//</w:t>
-      </w:r>
+        <w:ind w:firstLine="420"/>
+      </w:pPr>
     </w:p>
     <w:sectPr>
       <w:pgSz w:w="11906" w:h="16838"/>
@@ -1739,6 +2249,127 @@
     </w:sectPr>
   </w:body>
 </w:document>
+</file>
+
+<file path=word/numbering.xml><?xml version="1.0" encoding="utf-8"?>
+<w:numbering xmlns:wpc="http://schemas.microsoft.com/office/word/2010/wordprocessingCanvas" xmlns:mc="http://schemas.openxmlformats.org/markup-compatibility/2006" xmlns:o="urn:schemas-microsoft-com:office:office" xmlns:r="http://schemas.openxmlformats.org/officeDocument/2006/relationships" xmlns:m="http://schemas.openxmlformats.org/officeDocument/2006/math" xmlns:v="urn:schemas-microsoft-com:vml" xmlns:wp14="http://schemas.microsoft.com/office/word/2010/wordprocessingDrawing" xmlns:wp="http://schemas.openxmlformats.org/drawingml/2006/wordprocessingDrawing" xmlns:w10="urn:schemas-microsoft-com:office:word" xmlns:w="http://schemas.openxmlformats.org/wordprocessingml/2006/main" xmlns:w14="http://schemas.microsoft.com/office/word/2010/wordml" xmlns:wpg="http://schemas.microsoft.com/office/word/2010/wordprocessingGroup" xmlns:wpi="http://schemas.microsoft.com/office/word/2010/wordprocessingInk" xmlns:wne="http://schemas.microsoft.com/office/word/2006/wordml" xmlns:wps="http://schemas.microsoft.com/office/word/2010/wordprocessingShape" xmlns:wpsCustomData="http://www.wps.cn/officeDocument/2013/wpsCustomData" mc:Ignorable="w14 wp14">
+  <w:abstractNum w:abstractNumId="0">
+    <w:nsid w:val="60ED26B3"/>
+    <w:multiLevelType w:val="multilevel"/>
+    <w:tmpl w:val="60ED26B3"/>
+    <w:lvl w:ilvl="0" w:tentative="0">
+      <w:start w:val="1"/>
+      <w:numFmt w:val="decimal"/>
+      <w:lvlText w:val="%1"/>
+      <w:lvlJc w:val="left"/>
+      <w:pPr>
+        <w:ind w:left="372" w:hanging="372"/>
+      </w:pPr>
+      <w:rPr>
+        <w:rFonts w:hint="default"/>
+      </w:rPr>
+    </w:lvl>
+    <w:lvl w:ilvl="1" w:tentative="0">
+      <w:start w:val="1"/>
+      <w:numFmt w:val="decimal"/>
+      <w:lvlText w:val="%1.%2"/>
+      <w:lvlJc w:val="left"/>
+      <w:pPr>
+        <w:ind w:left="372" w:hanging="372"/>
+      </w:pPr>
+      <w:rPr>
+        <w:rFonts w:hint="default"/>
+      </w:rPr>
+    </w:lvl>
+    <w:lvl w:ilvl="2" w:tentative="0">
+      <w:start w:val="1"/>
+      <w:numFmt w:val="decimal"/>
+      <w:lvlText w:val="%1.%2.%3"/>
+      <w:lvlJc w:val="left"/>
+      <w:pPr>
+        <w:ind w:left="720" w:hanging="720"/>
+      </w:pPr>
+      <w:rPr>
+        <w:rFonts w:hint="default"/>
+      </w:rPr>
+    </w:lvl>
+    <w:lvl w:ilvl="3" w:tentative="0">
+      <w:start w:val="1"/>
+      <w:numFmt w:val="decimal"/>
+      <w:lvlText w:val="%1.%2.%3.%4"/>
+      <w:lvlJc w:val="left"/>
+      <w:pPr>
+        <w:ind w:left="720" w:hanging="720"/>
+      </w:pPr>
+      <w:rPr>
+        <w:rFonts w:hint="default"/>
+      </w:rPr>
+    </w:lvl>
+    <w:lvl w:ilvl="4" w:tentative="0">
+      <w:start w:val="1"/>
+      <w:numFmt w:val="decimal"/>
+      <w:lvlText w:val="%1.%2.%3.%4.%5"/>
+      <w:lvlJc w:val="left"/>
+      <w:pPr>
+        <w:ind w:left="1080" w:hanging="1080"/>
+      </w:pPr>
+      <w:rPr>
+        <w:rFonts w:hint="default"/>
+      </w:rPr>
+    </w:lvl>
+    <w:lvl w:ilvl="5" w:tentative="0">
+      <w:start w:val="1"/>
+      <w:numFmt w:val="decimal"/>
+      <w:lvlText w:val="%1.%2.%3.%4.%5.%6"/>
+      <w:lvlJc w:val="left"/>
+      <w:pPr>
+        <w:ind w:left="1080" w:hanging="1080"/>
+      </w:pPr>
+      <w:rPr>
+        <w:rFonts w:hint="default"/>
+      </w:rPr>
+    </w:lvl>
+    <w:lvl w:ilvl="6" w:tentative="0">
+      <w:start w:val="1"/>
+      <w:numFmt w:val="decimal"/>
+      <w:lvlText w:val="%1.%2.%3.%4.%5.%6.%7"/>
+      <w:lvlJc w:val="left"/>
+      <w:pPr>
+        <w:ind w:left="1080" w:hanging="1080"/>
+      </w:pPr>
+      <w:rPr>
+        <w:rFonts w:hint="default"/>
+      </w:rPr>
+    </w:lvl>
+    <w:lvl w:ilvl="7" w:tentative="0">
+      <w:start w:val="1"/>
+      <w:numFmt w:val="decimal"/>
+      <w:lvlText w:val="%1.%2.%3.%4.%5.%6.%7.%8"/>
+      <w:lvlJc w:val="left"/>
+      <w:pPr>
+        <w:ind w:left="1440" w:hanging="1440"/>
+      </w:pPr>
+      <w:rPr>
+        <w:rFonts w:hint="default"/>
+      </w:rPr>
+    </w:lvl>
+    <w:lvl w:ilvl="8" w:tentative="0">
+      <w:start w:val="1"/>
+      <w:numFmt w:val="decimal"/>
+      <w:lvlText w:val="%1.%2.%3.%4.%5.%6.%7.%8.%9"/>
+      <w:lvlJc w:val="left"/>
+      <w:pPr>
+        <w:ind w:left="1440" w:hanging="1440"/>
+      </w:pPr>
+      <w:rPr>
+        <w:rFonts w:hint="default"/>
+      </w:rPr>
+    </w:lvl>
+  </w:abstractNum>
+  <w:num w:numId="1">
+    <w:abstractNumId w:val="0"/>
+  </w:num>
+</w:numbering>
 </file>
 
 <file path=word/styles.xml><?xml version="1.0" encoding="utf-8"?>
@@ -1817,7 +2448,7 @@
     <w:lsdException w:qFormat="1" w:unhideWhenUsed="0" w:uiPriority="0" w:semiHidden="0" w:name="Title"/>
     <w:lsdException w:unhideWhenUsed="0" w:uiPriority="0" w:semiHidden="0" w:name="Closing"/>
     <w:lsdException w:unhideWhenUsed="0" w:uiPriority="0" w:semiHidden="0" w:name="Signature"/>
-    <w:lsdException w:unhideWhenUsed="0" w:uiPriority="0" w:name="Default Paragraph Font"/>
+    <w:lsdException w:uiPriority="1" w:semiHidden="0" w:name="Default Paragraph Font"/>
     <w:lsdException w:unhideWhenUsed="0" w:uiPriority="0" w:semiHidden="0" w:name="Body Text"/>
     <w:lsdException w:unhideWhenUsed="0" w:uiPriority="0" w:semiHidden="0" w:name="Body Text Indent"/>
     <w:lsdException w:unhideWhenUsed="0" w:uiPriority="0" w:semiHidden="0" w:name="List Continue"/>
@@ -1855,53 +2486,54 @@
     <w:lsdException w:unhideWhenUsed="0" w:uiPriority="0" w:semiHidden="0" w:name="HTML Sample"/>
     <w:lsdException w:unhideWhenUsed="0" w:uiPriority="0" w:semiHidden="0" w:name="HTML Typewriter"/>
     <w:lsdException w:unhideWhenUsed="0" w:uiPriority="0" w:semiHidden="0" w:name="HTML Variable"/>
-    <w:lsdException w:unhideWhenUsed="0" w:uiPriority="0" w:name="Normal Table"/>
+    <w:lsdException w:uiPriority="99" w:name="Normal Table"/>
     <w:lsdException w:unhideWhenUsed="0" w:uiPriority="0" w:semiHidden="0" w:name="annotation subject"/>
-    <w:lsdException w:unhideWhenUsed="0" w:uiPriority="0" w:semiHidden="0" w:name="Table Simple 1"/>
-    <w:lsdException w:unhideWhenUsed="0" w:uiPriority="0" w:semiHidden="0" w:name="Table Simple 2"/>
-    <w:lsdException w:unhideWhenUsed="0" w:uiPriority="0" w:semiHidden="0" w:name="Table Simple 3"/>
-    <w:lsdException w:unhideWhenUsed="0" w:uiPriority="0" w:semiHidden="0" w:name="Table Classic 1"/>
-    <w:lsdException w:unhideWhenUsed="0" w:uiPriority="0" w:semiHidden="0" w:name="Table Classic 2"/>
-    <w:lsdException w:unhideWhenUsed="0" w:uiPriority="0" w:semiHidden="0" w:name="Table Classic 3"/>
-    <w:lsdException w:unhideWhenUsed="0" w:uiPriority="0" w:semiHidden="0" w:name="Table Classic 4"/>
-    <w:lsdException w:unhideWhenUsed="0" w:uiPriority="0" w:semiHidden="0" w:name="Table Colorful 1"/>
-    <w:lsdException w:unhideWhenUsed="0" w:uiPriority="0" w:semiHidden="0" w:name="Table Colorful 2"/>
-    <w:lsdException w:unhideWhenUsed="0" w:uiPriority="0" w:semiHidden="0" w:name="Table Colorful 3"/>
-    <w:lsdException w:unhideWhenUsed="0" w:uiPriority="0" w:semiHidden="0" w:name="Table Columns 1"/>
-    <w:lsdException w:unhideWhenUsed="0" w:uiPriority="0" w:semiHidden="0" w:name="Table Columns 2"/>
-    <w:lsdException w:unhideWhenUsed="0" w:uiPriority="0" w:semiHidden="0" w:name="Table Columns 3"/>
-    <w:lsdException w:unhideWhenUsed="0" w:uiPriority="0" w:semiHidden="0" w:name="Table Columns 4"/>
-    <w:lsdException w:unhideWhenUsed="0" w:uiPriority="0" w:semiHidden="0" w:name="Table Columns 5"/>
-    <w:lsdException w:unhideWhenUsed="0" w:uiPriority="0" w:semiHidden="0" w:name="Table Grid 1"/>
-    <w:lsdException w:unhideWhenUsed="0" w:uiPriority="0" w:semiHidden="0" w:name="Table Grid 2"/>
-    <w:lsdException w:unhideWhenUsed="0" w:uiPriority="0" w:semiHidden="0" w:name="Table Grid 3"/>
-    <w:lsdException w:unhideWhenUsed="0" w:uiPriority="0" w:semiHidden="0" w:name="Table Grid 4"/>
-    <w:lsdException w:unhideWhenUsed="0" w:uiPriority="0" w:semiHidden="0" w:name="Table Grid 5"/>
-    <w:lsdException w:unhideWhenUsed="0" w:uiPriority="0" w:semiHidden="0" w:name="Table Grid 6"/>
-    <w:lsdException w:unhideWhenUsed="0" w:uiPriority="0" w:semiHidden="0" w:name="Table Grid 7"/>
-    <w:lsdException w:unhideWhenUsed="0" w:uiPriority="0" w:semiHidden="0" w:name="Table Grid 8"/>
-    <w:lsdException w:unhideWhenUsed="0" w:uiPriority="0" w:semiHidden="0" w:name="Table List 1"/>
-    <w:lsdException w:unhideWhenUsed="0" w:uiPriority="0" w:semiHidden="0" w:name="Table List 2"/>
-    <w:lsdException w:unhideWhenUsed="0" w:uiPriority="0" w:semiHidden="0" w:name="Table List 3"/>
-    <w:lsdException w:unhideWhenUsed="0" w:uiPriority="0" w:semiHidden="0" w:name="Table List 4"/>
-    <w:lsdException w:unhideWhenUsed="0" w:uiPriority="0" w:semiHidden="0" w:name="Table List 5"/>
-    <w:lsdException w:unhideWhenUsed="0" w:uiPriority="0" w:semiHidden="0" w:name="Table List 6"/>
-    <w:lsdException w:unhideWhenUsed="0" w:uiPriority="0" w:semiHidden="0" w:name="Table List 7"/>
-    <w:lsdException w:unhideWhenUsed="0" w:uiPriority="0" w:semiHidden="0" w:name="Table List 8"/>
-    <w:lsdException w:unhideWhenUsed="0" w:uiPriority="0" w:semiHidden="0" w:name="Table 3D effects 1"/>
-    <w:lsdException w:unhideWhenUsed="0" w:uiPriority="0" w:semiHidden="0" w:name="Table 3D effects 2"/>
-    <w:lsdException w:unhideWhenUsed="0" w:uiPriority="0" w:semiHidden="0" w:name="Table 3D effects 3"/>
-    <w:lsdException w:unhideWhenUsed="0" w:uiPriority="0" w:semiHidden="0" w:name="Table Contemporary"/>
-    <w:lsdException w:unhideWhenUsed="0" w:uiPriority="0" w:semiHidden="0" w:name="Table Elegant"/>
-    <w:lsdException w:unhideWhenUsed="0" w:uiPriority="0" w:semiHidden="0" w:name="Table Professional"/>
-    <w:lsdException w:unhideWhenUsed="0" w:uiPriority="0" w:semiHidden="0" w:name="Table Subtle 1"/>
-    <w:lsdException w:unhideWhenUsed="0" w:uiPriority="0" w:semiHidden="0" w:name="Table Subtle 2"/>
-    <w:lsdException w:unhideWhenUsed="0" w:uiPriority="0" w:semiHidden="0" w:name="Table Web 1"/>
-    <w:lsdException w:unhideWhenUsed="0" w:uiPriority="0" w:semiHidden="0" w:name="Table Web 2"/>
-    <w:lsdException w:unhideWhenUsed="0" w:uiPriority="0" w:semiHidden="0" w:name="Table Web 3"/>
+    <w:lsdException w:uiPriority="0" w:name="Table Simple 1"/>
+    <w:lsdException w:uiPriority="0" w:name="Table Simple 2"/>
+    <w:lsdException w:uiPriority="0" w:name="Table Simple 3"/>
+    <w:lsdException w:uiPriority="0" w:name="Table Classic 1"/>
+    <w:lsdException w:uiPriority="0" w:name="Table Classic 2"/>
+    <w:lsdException w:uiPriority="0" w:name="Table Classic 3"/>
+    <w:lsdException w:uiPriority="0" w:name="Table Classic 4"/>
+    <w:lsdException w:uiPriority="0" w:name="Table Colorful 1"/>
+    <w:lsdException w:uiPriority="0" w:name="Table Colorful 2"/>
+    <w:lsdException w:uiPriority="0" w:name="Table Colorful 3"/>
+    <w:lsdException w:uiPriority="0" w:name="Table Columns 1"/>
+    <w:lsdException w:uiPriority="0" w:name="Table Columns 2"/>
+    <w:lsdException w:uiPriority="0" w:name="Table Columns 3"/>
+    <w:lsdException w:uiPriority="0" w:name="Table Columns 4"/>
+    <w:lsdException w:uiPriority="0" w:name="Table Columns 5"/>
+    <w:lsdException w:uiPriority="0" w:name="Table Grid 1"/>
+    <w:lsdException w:uiPriority="0" w:name="Table Grid 2"/>
+    <w:lsdException w:uiPriority="0" w:name="Table Grid 3"/>
+    <w:lsdException w:uiPriority="0" w:name="Table Grid 4"/>
+    <w:lsdException w:uiPriority="0" w:name="Table Grid 5"/>
+    <w:lsdException w:uiPriority="0" w:name="Table Grid 6"/>
+    <w:lsdException w:uiPriority="0" w:name="Table Grid 7"/>
+    <w:lsdException w:uiPriority="0" w:name="Table Grid 8"/>
+    <w:lsdException w:uiPriority="0" w:name="Table List 1"/>
+    <w:lsdException w:uiPriority="0" w:name="Table List 2"/>
+    <w:lsdException w:uiPriority="0" w:name="Table List 3"/>
+    <w:lsdException w:uiPriority="0" w:name="Table List 4"/>
+    <w:lsdException w:uiPriority="0" w:name="Table List 5"/>
+    <w:lsdException w:uiPriority="0" w:name="Table List 6"/>
+    <w:lsdException w:uiPriority="0" w:name="Table List 7"/>
+    <w:lsdException w:uiPriority="0" w:name="Table List 8"/>
+    <w:lsdException w:uiPriority="0" w:name="Table 3D effects 1"/>
+    <w:lsdException w:uiPriority="0" w:name="Table 3D effects 2"/>
+    <w:lsdException w:uiPriority="0" w:name="Table 3D effects 3"/>
+    <w:lsdException w:uiPriority="0" w:name="Table Contemporary"/>
+    <w:lsdException w:uiPriority="0" w:name="Table Elegant"/>
+    <w:lsdException w:uiPriority="0" w:name="Table Professional"/>
+    <w:lsdException w:uiPriority="0" w:name="Table Subtle 1"/>
+    <w:lsdException w:uiPriority="0" w:name="Table Subtle 2"/>
+    <w:lsdException w:uiPriority="0" w:name="Table Web 1"/>
+    <w:lsdException w:uiPriority="0" w:name="Table Web 2"/>
+    <w:lsdException w:uiPriority="0" w:name="Table Web 3"/>
     <w:lsdException w:unhideWhenUsed="0" w:uiPriority="0" w:semiHidden="0" w:name="Balloon Text"/>
     <w:lsdException w:unhideWhenUsed="0" w:uiPriority="0" w:semiHidden="0" w:name="Table Grid"/>
-    <w:lsdException w:unhideWhenUsed="0" w:uiPriority="0" w:semiHidden="0" w:name="Table Theme"/>
+    <w:lsdException w:uiPriority="0" w:name="Table Theme"/>
+    <w:lsdException w:uiPriority="99" w:semiHidden="0" w:name="Placeholder Text"/>
     <w:lsdException w:unhideWhenUsed="0" w:uiPriority="60" w:semiHidden="0" w:name="Light Shading"/>
     <w:lsdException w:unhideWhenUsed="0" w:uiPriority="61" w:semiHidden="0" w:name="Light List"/>
     <w:lsdException w:unhideWhenUsed="0" w:uiPriority="62" w:semiHidden="0" w:name="Light Grid"/>
@@ -1922,6 +2554,7 @@
     <w:lsdException w:unhideWhenUsed="0" w:uiPriority="63" w:semiHidden="0" w:name="Medium Shading 1 Accent 1"/>
     <w:lsdException w:unhideWhenUsed="0" w:uiPriority="64" w:semiHidden="0" w:name="Medium Shading 2 Accent 1"/>
     <w:lsdException w:unhideWhenUsed="0" w:uiPriority="65" w:semiHidden="0" w:name="Medium List 1 Accent 1"/>
+    <w:lsdException w:uiPriority="99" w:semiHidden="0" w:name="List Paragraph"/>
     <w:lsdException w:unhideWhenUsed="0" w:uiPriority="66" w:semiHidden="0" w:name="Medium List 2 Accent 1"/>
     <w:lsdException w:unhideWhenUsed="0" w:uiPriority="67" w:semiHidden="0" w:name="Medium Grid 1 Accent 1"/>
     <w:lsdException w:unhideWhenUsed="0" w:uiPriority="68" w:semiHidden="0" w:name="Medium Grid 2 Accent 1"/>
@@ -2019,13 +2652,14 @@
   </w:style>
   <w:style w:type="character" w:default="1" w:styleId="3">
     <w:name w:val="Default Paragraph Font"/>
-    <w:semiHidden/>
-    <w:uiPriority w:val="0"/>
+    <w:unhideWhenUsed/>
+    <w:uiPriority w:val="1"/>
   </w:style>
   <w:style w:type="table" w:default="1" w:styleId="2">
     <w:name w:val="Normal Table"/>
     <w:semiHidden/>
-    <w:uiPriority w:val="0"/>
+    <w:unhideWhenUsed/>
+    <w:uiPriority w:val="99"/>
     <w:tblPr>
       <w:tblCellMar>
         <w:top w:w="0" w:type="dxa"/>
@@ -2051,6 +2685,24 @@
     <w:rPr>
       <w:color w:val="0000FF"/>
       <w:u w:val="single"/>
+    </w:rPr>
+  </w:style>
+  <w:style w:type="paragraph" w:styleId="6">
+    <w:name w:val="List Paragraph"/>
+    <w:basedOn w:val="1"/>
+    <w:unhideWhenUsed/>
+    <w:uiPriority w:val="99"/>
+    <w:pPr>
+      <w:ind w:firstLine="420" w:firstLineChars="200"/>
+    </w:pPr>
+  </w:style>
+  <w:style w:type="character" w:styleId="7">
+    <w:name w:val="Placeholder Text"/>
+    <w:basedOn w:val="3"/>
+    <w:unhideWhenUsed/>
+    <w:uiPriority w:val="99"/>
+    <w:rPr>
+      <w:color w:val="666666"/>
     </w:rPr>
   </w:style>
 </w:styles>

--- a/包裹相位生成/一维滤波对原始相位重建的影响及解决办法.docx
+++ b/包裹相位生成/一维滤波对原始相位重建的影响及解决办法.docx
@@ -23,11 +23,6 @@
         </w:rPr>
         <w:t>任务：一维傅里叶解相位改一下代码。</w:t>
       </w:r>
-    </w:p>
-    <w:p>
-      <w:pPr>
-        <w:ind w:firstLine="420"/>
-      </w:pPr>
     </w:p>
     <w:p>
       <w:pPr>
@@ -568,7 +563,7 @@
       </w:r>
       <w:r>
         <w:rPr>
-          <w:rStyle w:val="4"/>
+          <w:rStyle w:val="5"/>
           <w:rFonts w:hint="eastAsia"/>
         </w:rPr>
         <w:t>https://en.wikipedia.org/wiki/Spectral_leakage?utm_source=chatgpt.com</w:t>
@@ -653,7 +648,7 @@
     </w:p>
     <w:p>
       <w:pPr>
-        <w:pStyle w:val="6"/>
+        <w:pStyle w:val="7"/>
         <w:numPr>
           <w:ilvl w:val="1"/>
           <w:numId w:val="1"/>
@@ -692,12 +687,10 @@
         </w:rPr>
         <w:t>:</w:t>
       </w:r>
-      <w:bookmarkStart w:id="0" w:name="_GoBack"/>
-      <w:bookmarkEnd w:id="0"/>
-    </w:p>
-    <w:p>
-      <w:pPr>
-        <w:pStyle w:val="6"/>
+    </w:p>
+    <w:p>
+      <w:pPr>
+        <w:pStyle w:val="7"/>
         <w:ind w:left="372" w:firstLine="0" w:firstLineChars="0"/>
         <w:jc w:val="right"/>
         <w:rPr>
@@ -789,7 +782,7 @@
     </w:p>
     <w:p>
       <w:pPr>
-        <w:pStyle w:val="6"/>
+        <w:pStyle w:val="7"/>
         <w:ind w:left="372" w:firstLine="0" w:firstLineChars="0"/>
         <w:jc w:val="left"/>
         <w:rPr>
@@ -828,7 +821,7 @@
     </w:p>
     <w:p>
       <w:pPr>
-        <w:pStyle w:val="6"/>
+        <w:pStyle w:val="7"/>
         <w:ind w:left="372" w:firstLine="0" w:firstLineChars="0"/>
         <w:jc w:val="right"/>
         <w:rPr>
@@ -1234,7 +1227,7 @@
     </w:p>
     <w:p>
       <w:pPr>
-        <w:pStyle w:val="6"/>
+        <w:pStyle w:val="7"/>
         <w:ind w:left="372" w:firstLine="0" w:firstLineChars="0"/>
         <w:rPr>
           <w:i/>
@@ -1487,7 +1480,7 @@
     </w:p>
     <w:p>
       <w:pPr>
-        <w:pStyle w:val="6"/>
+        <w:pStyle w:val="7"/>
         <w:ind w:left="2472" w:firstLine="48" w:firstLineChars="0"/>
         <w:rPr>
           <w:rFonts w:hint="eastAsia"/>
@@ -1570,7 +1563,6 @@
     </w:p>
     <w:p>
       <w:pPr>
-        <m:rPr/>
         <w:rPr>
           <w:rFonts w:hint="default" w:hAnsi="Cambria Math"/>
           <w:i/>
@@ -2040,7 +2032,6 @@
         <w:ind w:firstLine="420"/>
       </w:pPr>
       <w:r>
-        <m:rPr/>
         <w:rPr>
           <w:rFonts w:hint="eastAsia"/>
           <w:lang w:val="en-US" w:eastAsia="zh-CN"/>
@@ -2048,14 +2039,12 @@
         <w:t>上面公式表面</w:t>
       </w:r>
       <w:r>
-        <m:rPr/>
         <w:rPr>
           <w:rFonts w:hint="eastAsia"/>
         </w:rPr>
         <w:t>光强连续分布的全息图经过CCD</w:t>
       </w:r>
       <w:r>
-        <m:rPr/>
         <w:rPr>
           <w:rFonts w:hint="eastAsia"/>
           <w:lang w:val="en-US" w:eastAsia="zh-CN"/>
@@ -2063,14 +2052,12 @@
         <w:t>的硬截断离和散采样</w:t>
       </w:r>
       <w:r>
-        <m:rPr/>
         <w:rPr>
           <w:rFonts w:hint="eastAsia"/>
         </w:rPr>
         <w:t>被转化为M列N 行的二维矩阵</w:t>
       </w:r>
       <w:r>
-        <m:rPr/>
         <w:rPr>
           <w:rFonts w:hint="eastAsia"/>
           <w:lang w:eastAsia="zh-CN"/>
@@ -2186,60 +2173,1250 @@
         <w:t>当I(ξ, η) 的频率恰好与某一频点对应时, 其离散频谱与sinc函数卷积后, sinc 函数主瓣中心被平移至I(ξ, η) 所在频点位置, 而其他抽样点恰对应sinc函数的零值点,因此, I(ξ, η)与sinc函数卷积的结果将不会影响其他频点的值.</w:t>
       </w:r>
     </w:p>
-    <w:p>
-      <w:pPr>
-        <w:rPr>
-          <w:rFonts w:hint="eastAsia"/>
-        </w:rPr>
-      </w:pPr>
-    </w:p>
     <w:p/>
-    <w:p/>
-    <w:p>
-      <w:pPr>
-        <w:rPr>
-          <w:rFonts w:hint="eastAsia"/>
-        </w:rPr>
-      </w:pPr>
+    <w:p>
+      <w:pPr>
+        <w:jc w:val="center"/>
+        <w:rPr>
+          <w:rFonts w:hint="default" w:ascii="宋体" w:hAnsi="宋体" w:eastAsia="宋体" w:cs="宋体"/>
+          <w:sz w:val="32"/>
+          <w:szCs w:val="32"/>
+          <w:lang w:val="en-US" w:eastAsia="zh-CN"/>
+        </w:rPr>
+      </w:pPr>
+      <w:r>
+        <w:rPr>
+          <w:rFonts w:ascii="宋体" w:hAnsi="宋体" w:eastAsia="宋体" w:cs="宋体"/>
+          <w:sz w:val="32"/>
+          <w:szCs w:val="32"/>
+        </w:rPr>
+        <w:t>第三章</w:t>
+      </w:r>
+    </w:p>
+    <w:p>
+      <w:pPr>
+        <w:rPr>
+          <w:rFonts w:ascii="宋体" w:hAnsi="宋体" w:eastAsia="宋体" w:cs="宋体"/>
+          <w:sz w:val="32"/>
+          <w:szCs w:val="32"/>
+        </w:rPr>
+      </w:pPr>
+      <w:r>
+        <w:rPr>
+          <w:rFonts w:ascii="宋体" w:hAnsi="宋体" w:eastAsia="宋体" w:cs="宋体"/>
+          <w:sz w:val="32"/>
+          <w:szCs w:val="32"/>
+        </w:rPr>
+        <w:t>一维频域滤波下离轴全息相位重建的误差机理与改进方法</w:t>
+      </w:r>
+    </w:p>
+    <w:p>
+      <w:pPr>
+        <w:rPr>
+          <w:rFonts w:hint="eastAsia" w:ascii="黑体" w:hAnsi="黑体" w:eastAsia="黑体" w:cs="黑体"/>
+          <w:sz w:val="28"/>
+          <w:szCs w:val="28"/>
+        </w:rPr>
+      </w:pPr>
+      <w:r>
+        <w:rPr>
+          <w:rFonts w:hint="eastAsia" w:ascii="黑体" w:hAnsi="黑体" w:eastAsia="黑体" w:cs="黑体"/>
+          <w:sz w:val="28"/>
+          <w:szCs w:val="28"/>
+        </w:rPr>
+        <w:t>3.1 一维频域滤波离轴全息重建模型</w:t>
+      </w:r>
+    </w:p>
+    <w:p>
+      <w:pPr>
+        <w:ind w:firstLine="420" w:firstLineChars="0"/>
+        <w:rPr>
+          <w:rFonts w:hint="default" w:ascii="宋体" w:hAnsi="宋体" w:eastAsia="宋体" w:cs="宋体"/>
+          <w:sz w:val="24"/>
+          <w:szCs w:val="24"/>
+          <w:lang w:val="en-US" w:eastAsia="zh-CN"/>
+        </w:rPr>
+      </w:pPr>
+      <w:r>
+        <w:rPr>
+          <w:rFonts w:ascii="宋体" w:hAnsi="宋体" w:eastAsia="宋体" w:cs="宋体"/>
+          <w:sz w:val="24"/>
+          <w:szCs w:val="24"/>
+        </w:rPr>
+        <w:t>回顾标准2D离轴全息重建流程</w:t>
+      </w:r>
+      <w:r>
+        <w:rPr>
+          <w:rFonts w:hint="eastAsia" w:ascii="宋体" w:hAnsi="宋体" w:eastAsia="宋体" w:cs="宋体"/>
+          <w:sz w:val="24"/>
+          <w:szCs w:val="24"/>
+          <w:lang w:eastAsia="zh-CN"/>
+        </w:rPr>
+        <w:t>，</w:t>
+      </w:r>
+      <w:r>
+        <w:rPr>
+          <w:rFonts w:ascii="宋体" w:hAnsi="宋体" w:eastAsia="宋体" w:cs="宋体"/>
+          <w:sz w:val="24"/>
+          <w:szCs w:val="24"/>
+        </w:rPr>
+        <w:t>引入一维FFT滤波的动机：计算复杂度</w:t>
+      </w:r>
+      <w:r>
+        <w:rPr>
+          <w:rFonts w:hint="eastAsia" w:ascii="宋体" w:hAnsi="宋体" w:eastAsia="宋体" w:cs="宋体"/>
+          <w:sz w:val="24"/>
+          <w:szCs w:val="24"/>
+          <w:lang w:val="en-US" w:eastAsia="zh-CN"/>
+        </w:rPr>
+        <w:t>/实时性/仿真实现  注意给出数学形式。</w:t>
+      </w:r>
+      <w:r>
+        <w:rPr>
+          <w:rFonts w:ascii="宋体" w:hAnsi="宋体" w:eastAsia="宋体" w:cs="宋体"/>
+          <w:sz w:val="24"/>
+          <w:szCs w:val="24"/>
+        </w:rPr>
+        <w:t>一维滤波隐含地假设了全息频谱在另一维度上的可分离性或近似可分离性。</w:t>
+      </w:r>
+    </w:p>
+    <w:p>
+      <w:pPr>
+        <w:rPr>
+          <w:rFonts w:hint="eastAsia" w:ascii="黑体" w:hAnsi="黑体" w:eastAsia="黑体" w:cs="黑体"/>
+          <w:sz w:val="28"/>
+          <w:szCs w:val="28"/>
+        </w:rPr>
+      </w:pPr>
+      <w:r>
+        <w:rPr>
+          <w:rFonts w:hint="eastAsia" w:ascii="黑体" w:hAnsi="黑体" w:eastAsia="黑体" w:cs="黑体"/>
+          <w:sz w:val="28"/>
+          <w:szCs w:val="28"/>
+        </w:rPr>
+        <w:t>3.2 有限采样与一维滤波下的频谱泄露机理</w:t>
+      </w:r>
+    </w:p>
+    <w:p>
+      <w:pPr>
+        <w:ind w:firstLine="420" w:firstLineChars="0"/>
+        <w:rPr>
+          <w:rFonts w:hint="eastAsia" w:ascii="宋体" w:hAnsi="宋体" w:eastAsia="宋体" w:cs="宋体"/>
+          <w:sz w:val="24"/>
+          <w:szCs w:val="24"/>
+          <w:lang w:eastAsia="zh-CN"/>
+        </w:rPr>
+      </w:pPr>
+      <w:r>
+        <w:rPr>
+          <w:rFonts w:hint="eastAsia" w:ascii="宋体" w:hAnsi="宋体" w:eastAsia="宋体" w:cs="宋体"/>
+          <w:sz w:val="24"/>
+          <w:szCs w:val="24"/>
+        </w:rPr>
+        <w:t>CCD 有限尺寸→空间域矩形窗</w:t>
+      </w:r>
+      <w:r>
+        <w:rPr>
+          <w:rFonts w:hint="eastAsia" w:ascii="宋体" w:hAnsi="宋体" w:eastAsia="宋体" w:cs="宋体"/>
+          <w:sz w:val="24"/>
+          <w:szCs w:val="24"/>
+          <w:lang w:eastAsia="zh-CN"/>
+        </w:rPr>
+        <w:t>（</w:t>
+      </w:r>
+      <w:r>
+        <w:rPr>
+          <w:rFonts w:ascii="宋体" w:hAnsi="宋体" w:eastAsia="宋体" w:cs="宋体"/>
+          <w:sz w:val="24"/>
+          <w:szCs w:val="24"/>
+        </w:rPr>
+        <w:t>一维滤波比二维滤波更容易引入方向性频谱泄露</w:t>
+      </w:r>
+      <w:r>
+        <w:rPr>
+          <w:rFonts w:hint="eastAsia" w:ascii="宋体" w:hAnsi="宋体" w:eastAsia="宋体" w:cs="宋体"/>
+          <w:sz w:val="24"/>
+          <w:szCs w:val="24"/>
+          <w:lang w:eastAsia="zh-CN"/>
+        </w:rPr>
+        <w:t>）</w:t>
+      </w:r>
     </w:p>
     <w:p>
       <w:pPr>
         <w:ind w:firstLine="420"/>
-      </w:pPr>
-      <w:r>
-        <w:rPr>
-          <w:rFonts w:hint="eastAsia"/>
-        </w:rPr>
-        <w:t>（数值孔径限制）光学系统的有限数值孔径也相当于在频域进行了一个低通滤波（圆形窗），同样会引入振铃。</w:t>
-      </w:r>
-    </w:p>
-    <w:p>
-      <w:pPr>
-        <w:ind w:firstLine="420"/>
-      </w:pPr>
-      <w:r>
-        <w:rPr>
-          <w:rFonts w:hint="eastAsia"/>
-        </w:rPr>
-        <w:t>（离散计算中的截断)即使在算法中，对传递函数或卷积核的有限截断也会引入类似效应.</w:t>
-      </w:r>
-      <w:r>
-        <w:rPr>
-          <w:rFonts w:hint="eastAsia"/>
+        <w:rPr>
+          <w:rFonts w:hint="eastAsia" w:ascii="宋体" w:hAnsi="宋体" w:eastAsia="宋体" w:cs="宋体"/>
+          <w:sz w:val="24"/>
+          <w:szCs w:val="24"/>
+          <w:lang w:eastAsia="zh-CN"/>
+        </w:rPr>
+      </w:pPr>
+      <w:r>
+        <w:rPr>
+          <w:rFonts w:hint="eastAsia"/>
+        </w:rPr>
+        <w:t>在数字全息中, 物光和参考光干涉所形成的全息图被CCD离散采样并存于计算机中。传感器的物理尺寸是有限的，CCD成像表面的二维尺寸分别是Lx和Ly；像素数是M*N；单个像素面积是dx-dy，这相当于对物光波或全息图施加了一个二维矩形窗rect；干涉场被CCD的感光面离散采样为二维矩阵</w:t>
+      </w:r>
+    </w:p>
+    <w:p>
+      <w:pPr>
+        <w:ind w:firstLine="420" w:firstLineChars="0"/>
+        <w:rPr>
+          <w:rFonts w:hint="eastAsia" w:ascii="宋体" w:hAnsi="宋体" w:eastAsia="宋体" w:cs="宋体"/>
+          <w:sz w:val="24"/>
+          <w:szCs w:val="24"/>
+          <w:lang w:eastAsia="zh-CN"/>
+        </w:rPr>
+      </w:pPr>
+      <m:oMathPara>
+        <m:oMath>
+          <m:sSub>
+            <m:sSubPr>
+              <m:ctrlPr>
+                <w:rPr>
+                  <w:rFonts w:ascii="Cambria Math" w:hAnsi="Cambria Math"/>
+                  <w:i/>
+                </w:rPr>
+              </m:ctrlPr>
+            </m:sSubPr>
+            <m:e>
+              <m:r>
+                <m:rPr/>
+                <w:rPr>
+                  <w:rFonts w:ascii="Cambria Math" w:hAnsi="Cambria Math"/>
+                </w:rPr>
+                <m:t>I</m:t>
+              </m:r>
+              <m:ctrlPr>
+                <w:rPr>
+                  <w:rFonts w:ascii="Cambria Math" w:hAnsi="Cambria Math"/>
+                  <w:i/>
+                </w:rPr>
+              </m:ctrlPr>
+            </m:e>
+            <m:sub>
+              <m:r>
+                <m:rPr/>
+                <w:rPr>
+                  <w:rFonts w:hint="eastAsia" w:ascii="Cambria Math" w:hAnsi="Cambria Math"/>
+                </w:rPr>
+                <m:t>CCD</m:t>
+              </m:r>
+              <m:ctrlPr>
+                <w:rPr>
+                  <w:rFonts w:ascii="Cambria Math" w:hAnsi="Cambria Math"/>
+                  <w:i/>
+                </w:rPr>
+              </m:ctrlPr>
+            </m:sub>
+          </m:sSub>
+          <m:r>
+            <m:rPr/>
+            <w:rPr>
+              <w:rFonts w:ascii="Cambria Math" w:hAnsi="Cambria Math"/>
+            </w:rPr>
+            <m:t>=I(x,y)⋅</m:t>
+          </m:r>
+          <m:r>
+            <m:rPr>
+              <m:sty m:val="p"/>
+            </m:rPr>
+            <w:rPr>
+              <w:rFonts w:ascii="Cambria Math" w:hAnsi="Cambria Math"/>
+            </w:rPr>
+            <m:t>rect</m:t>
+          </m:r>
+          <m:d>
+            <m:dPr>
+              <m:ctrlPr>
+                <w:rPr>
+                  <w:rFonts w:ascii="Cambria Math" w:hAnsi="Cambria Math"/>
+                  <w:i/>
+                </w:rPr>
+              </m:ctrlPr>
+            </m:dPr>
+            <m:e>
+              <m:f>
+                <m:fPr>
+                  <m:ctrlPr>
+                    <w:rPr>
+                      <w:rFonts w:ascii="Cambria Math" w:hAnsi="Cambria Math"/>
+                      <w:i/>
+                    </w:rPr>
+                  </m:ctrlPr>
+                </m:fPr>
+                <m:num>
+                  <m:r>
+                    <m:rPr/>
+                    <w:rPr>
+                      <w:rFonts w:ascii="Cambria Math" w:hAnsi="Cambria Math"/>
+                    </w:rPr>
+                    <m:t>x</m:t>
+                  </m:r>
+                  <m:ctrlPr>
+                    <w:rPr>
+                      <w:rFonts w:ascii="Cambria Math" w:hAnsi="Cambria Math"/>
+                    </w:rPr>
+                  </m:ctrlPr>
+                </m:num>
+                <m:den>
+                  <m:r>
+                    <m:rPr/>
+                    <w:rPr>
+                      <w:rFonts w:ascii="Cambria Math" w:hAnsi="Cambria Math"/>
+                    </w:rPr>
+                    <m:t>L</m:t>
+                  </m:r>
+                  <m:ctrlPr>
+                    <w:rPr>
+                      <w:rFonts w:ascii="Cambria Math" w:hAnsi="Cambria Math"/>
+                    </w:rPr>
+                  </m:ctrlPr>
+                </m:den>
+              </m:f>
+              <m:r>
+                <m:rPr/>
+                <w:rPr>
+                  <w:rFonts w:ascii="Cambria Math" w:hAnsi="Cambria Math"/>
+                </w:rPr>
+                <m:t>,</m:t>
+              </m:r>
+              <m:f>
+                <m:fPr>
+                  <m:ctrlPr>
+                    <w:rPr>
+                      <w:rFonts w:ascii="Cambria Math" w:hAnsi="Cambria Math"/>
+                      <w:i/>
+                    </w:rPr>
+                  </m:ctrlPr>
+                </m:fPr>
+                <m:num>
+                  <m:r>
+                    <m:rPr/>
+                    <w:rPr>
+                      <w:rFonts w:ascii="Cambria Math" w:hAnsi="Cambria Math"/>
+                    </w:rPr>
+                    <m:t>y</m:t>
+                  </m:r>
+                  <m:ctrlPr>
+                    <w:rPr>
+                      <w:rFonts w:ascii="Cambria Math" w:hAnsi="Cambria Math"/>
+                    </w:rPr>
+                  </m:ctrlPr>
+                </m:num>
+                <m:den>
+                  <m:r>
+                    <m:rPr/>
+                    <w:rPr>
+                      <w:rFonts w:ascii="Cambria Math" w:hAnsi="Cambria Math"/>
+                    </w:rPr>
+                    <m:t>L</m:t>
+                  </m:r>
+                  <m:ctrlPr>
+                    <w:rPr>
+                      <w:rFonts w:ascii="Cambria Math" w:hAnsi="Cambria Math"/>
+                    </w:rPr>
+                  </m:ctrlPr>
+                </m:den>
+              </m:f>
+              <m:ctrlPr>
+                <w:rPr>
+                  <w:rFonts w:ascii="Cambria Math" w:hAnsi="Cambria Math"/>
+                  <w:i/>
+                </w:rPr>
+              </m:ctrlPr>
+            </m:e>
+          </m:d>
+        </m:oMath>
+      </m:oMathPara>
+    </w:p>
+    <w:p>
+      <w:pPr>
+        <w:rPr>
+          <w:rFonts w:hint="eastAsia" w:ascii="黑体" w:hAnsi="黑体" w:eastAsia="黑体" w:cs="黑体"/>
+          <w:sz w:val="28"/>
+          <w:szCs w:val="28"/>
+        </w:rPr>
+      </w:pPr>
+      <w:r>
+        <w:rPr>
+          <w:rFonts w:hint="eastAsia" w:ascii="黑体" w:hAnsi="黑体" w:eastAsia="黑体" w:cs="黑体"/>
+          <w:sz w:val="28"/>
+          <w:szCs w:val="28"/>
+        </w:rPr>
+        <w:t>3.3 一维频域截断引入</w:t>
+      </w:r>
+      <w:r>
+        <w:rPr>
+          <w:rFonts w:hint="eastAsia" w:ascii="黑体" w:hAnsi="黑体" w:eastAsia="黑体" w:cs="黑体"/>
+          <w:sz w:val="28"/>
+          <w:szCs w:val="28"/>
+          <w:lang w:val="en-US" w:eastAsia="zh-CN"/>
+        </w:rPr>
+        <w:t>的</w:t>
+      </w:r>
+      <w:r>
+        <w:rPr>
+          <w:rFonts w:hint="eastAsia" w:ascii="黑体" w:hAnsi="黑体" w:eastAsia="黑体" w:cs="黑体"/>
+          <w:sz w:val="28"/>
+          <w:szCs w:val="28"/>
+        </w:rPr>
+        <w:t>Gibb</w:t>
+      </w:r>
+      <w:r>
+        <w:rPr>
+          <w:rFonts w:hint="eastAsia" w:ascii="黑体" w:hAnsi="黑体" w:eastAsia="黑体" w:cs="黑体"/>
+          <w:sz w:val="28"/>
+          <w:szCs w:val="28"/>
+          <w:lang w:val="en-US" w:eastAsia="zh-CN"/>
+        </w:rPr>
+        <w:t>s</w:t>
+      </w:r>
+      <w:r>
+        <w:rPr>
+          <w:rFonts w:hint="eastAsia" w:ascii="黑体" w:hAnsi="黑体" w:eastAsia="黑体" w:cs="黑体"/>
+          <w:sz w:val="28"/>
+          <w:szCs w:val="28"/>
+        </w:rPr>
+        <w:t>振铃及其相位影响</w:t>
+      </w:r>
+    </w:p>
+    <w:p>
+      <w:pPr>
+        <w:ind w:firstLine="420" w:firstLineChars="0"/>
+        <w:rPr>
+          <w:rFonts w:hint="eastAsia" w:ascii="宋体" w:hAnsi="宋体" w:eastAsia="宋体" w:cs="宋体"/>
+          <w:sz w:val="24"/>
+          <w:szCs w:val="24"/>
+          <w:lang w:eastAsia="zh-CN"/>
+        </w:rPr>
+      </w:pPr>
+      <w:r>
+        <w:rPr>
+          <w:rFonts w:ascii="宋体" w:hAnsi="宋体" w:eastAsia="宋体" w:cs="宋体"/>
+          <w:sz w:val="24"/>
+          <w:szCs w:val="24"/>
+        </w:rPr>
+        <w:t>吉布斯现象（Gibbs phenomenon）是指在利用有限项傅里叶级数或有限带宽傅里叶谱对具有不连续点的函数进行近似时，在不连续</w:t>
+      </w:r>
+      <w:r>
+        <w:rPr>
+          <w:rFonts w:hint="eastAsia" w:ascii="宋体" w:hAnsi="宋体" w:eastAsia="宋体" w:cs="宋体"/>
+          <w:sz w:val="24"/>
+          <w:szCs w:val="24"/>
+          <w:lang w:val="en-US" w:eastAsia="zh-CN"/>
+        </w:rPr>
+        <w:t>位置</w:t>
+      </w:r>
+      <w:r>
+        <w:rPr>
+          <w:rFonts w:ascii="宋体" w:hAnsi="宋体" w:eastAsia="宋体" w:cs="宋体"/>
+          <w:sz w:val="24"/>
+          <w:szCs w:val="24"/>
+        </w:rPr>
+        <w:t>附近产生的振荡行为。即使随着展开项数的增加，该振荡在不连续点附近的幅值仍不会完全消失，而是有限频谱表示的固有特性</w:t>
+      </w:r>
+      <w:r>
+        <w:rPr>
+          <w:rFonts w:hint="eastAsia" w:ascii="宋体" w:hAnsi="宋体" w:eastAsia="宋体" w:cs="宋体"/>
+          <w:sz w:val="24"/>
+          <w:szCs w:val="24"/>
+          <w:lang w:eastAsia="zh-CN"/>
+        </w:rPr>
+        <w:t>。</w:t>
+      </w:r>
+    </w:p>
+    <w:p>
+      <w:pPr>
+        <w:ind w:firstLine="420" w:firstLineChars="0"/>
+        <w:rPr>
+          <w:rFonts w:hint="eastAsia" w:ascii="宋体" w:hAnsi="宋体" w:eastAsia="宋体" w:cs="宋体"/>
+          <w:sz w:val="24"/>
+          <w:szCs w:val="24"/>
+          <w:lang w:eastAsia="zh-CN"/>
+        </w:rPr>
+      </w:pPr>
+      <w:r>
+        <w:rPr>
+          <w:rFonts w:ascii="宋体" w:hAnsi="宋体" w:eastAsia="宋体" w:cs="宋体"/>
+          <w:sz w:val="24"/>
+          <w:szCs w:val="24"/>
+        </w:rPr>
+        <w:t>在数字全息重建过程中，由于频域滤波和有限采样的存在，物光复振幅往往只能通过有限带宽的频谱信息进行重建。当重建对象在空间域中包含台阶、边界或高梯度结构时，频域截断所引入的不连续性会在逆傅里叶变换过程中转化为空间域振铃伪影，即 Gibbs 振铃。该振铃不仅影响重建幅值分布，也会对相位重建精度产生显著影响。</w:t>
+      </w:r>
+    </w:p>
+    <w:p>
+      <w:pPr>
+        <w:rPr>
+          <w:rFonts w:ascii="宋体" w:hAnsi="宋体" w:eastAsia="宋体" w:cs="宋体"/>
+          <w:b/>
+          <w:bCs/>
+          <w:sz w:val="24"/>
+          <w:szCs w:val="24"/>
+        </w:rPr>
+      </w:pPr>
+      <w:r>
+        <w:rPr>
+          <w:rFonts w:ascii="宋体" w:hAnsi="宋体" w:eastAsia="宋体" w:cs="宋体"/>
+          <w:b/>
+          <w:bCs/>
+          <w:sz w:val="24"/>
+          <w:szCs w:val="24"/>
+        </w:rPr>
+        <w:t>3.3.1 理想频域截断与空间域振铃</w:t>
+      </w:r>
+    </w:p>
+    <w:p>
+      <w:pPr>
+        <w:ind w:firstLine="420" w:firstLineChars="0"/>
+        <w:rPr>
+          <w:rFonts w:ascii="宋体" w:hAnsi="宋体" w:eastAsia="宋体" w:cs="宋体"/>
+          <w:sz w:val="24"/>
+          <w:szCs w:val="24"/>
+        </w:rPr>
+      </w:pPr>
+      <w:r>
+        <w:rPr>
+          <w:rFonts w:ascii="宋体" w:hAnsi="宋体" w:eastAsia="宋体" w:cs="宋体"/>
+          <w:sz w:val="24"/>
+          <w:szCs w:val="24"/>
+        </w:rPr>
+        <w:t>在离轴数字全息重建中，物光复振幅通常通过对全息图进行傅里叶变换，在频域中选取并截取 +1 级衍射项后，再进行逆傅里叶变换得到。当对 +1 级频谱施加有限带宽截断时，原本连续的频谱被人为引入明确的不连续边界。</w:t>
+      </w:r>
+    </w:p>
+    <w:p>
+      <w:pPr>
+        <w:ind w:firstLine="420" w:firstLineChars="0"/>
+        <w:rPr>
+          <w:rFonts w:hint="default" w:ascii="宋体" w:hAnsi="宋体" w:eastAsia="宋体" w:cs="宋体"/>
+          <w:sz w:val="24"/>
+          <w:szCs w:val="24"/>
+          <w:lang w:val="en-US" w:eastAsia="zh-CN"/>
+        </w:rPr>
+      </w:pPr>
+      <w:r>
+        <w:rPr>
+          <w:rFonts w:ascii="宋体" w:hAnsi="宋体" w:eastAsia="宋体" w:cs="宋体"/>
+          <w:sz w:val="24"/>
+          <w:szCs w:val="24"/>
+        </w:rPr>
+        <w:t>从数学角度</w:t>
+      </w:r>
+      <w:r>
+        <w:rPr>
+          <w:rFonts w:hint="eastAsia" w:ascii="宋体" w:hAnsi="宋体" w:eastAsia="宋体" w:cs="宋体"/>
+          <w:sz w:val="24"/>
+          <w:szCs w:val="24"/>
+          <w:lang w:val="en-US" w:eastAsia="zh-CN"/>
+        </w:rPr>
+        <w:t>分析公式：</w:t>
+      </w:r>
+      <w:r>
+        <w:rPr>
+          <w:rFonts w:ascii="宋体" w:hAnsi="宋体" w:eastAsia="宋体" w:cs="宋体"/>
+          <w:sz w:val="24"/>
+          <w:szCs w:val="24"/>
+        </w:rPr>
+        <w:t>频域操作等效于对理想频谱乘以矩形窗函数。根据傅里叶变换性质，频域中的矩形加窗在空间域中对应于与 sinc 函数的卷积。由于 sinc 函数本身具有无限支撑和振荡特性，其与物光复振幅的卷积结果必然在空间域中引入振铃现象，尤其在物光幅值或相位发生突变的位置附近表现得更为明显。因此，采用理想矩形频域滤波器时，逆傅里叶变换后产生 Gibbs 振铃是不可避免的。</w:t>
+      </w:r>
+    </w:p>
+    <w:p>
+      <w:pPr>
+        <w:rPr>
+          <w:rFonts w:ascii="宋体" w:hAnsi="宋体" w:eastAsia="宋体" w:cs="宋体"/>
+          <w:sz w:val="24"/>
+          <w:szCs w:val="24"/>
+        </w:rPr>
+      </w:pPr>
+    </w:p>
+    <w:p>
+      <w:pPr>
+        <w:ind w:firstLine="420" w:firstLineChars="0"/>
+        <w:rPr>
+          <w:rFonts w:hint="eastAsia" w:ascii="宋体" w:hAnsi="宋体" w:eastAsia="宋体" w:cs="宋体"/>
+          <w:sz w:val="24"/>
+          <w:szCs w:val="24"/>
+          <w:lang w:val="en-US" w:eastAsia="zh-CN"/>
+        </w:rPr>
+      </w:pPr>
+      <w:r>
+        <w:rPr>
+          <w:rFonts w:hint="eastAsia" w:ascii="宋体" w:hAnsi="宋体" w:eastAsia="宋体" w:cs="宋体"/>
+          <w:sz w:val="24"/>
+          <w:szCs w:val="24"/>
+          <w:lang w:val="en-US" w:eastAsia="zh-CN"/>
+        </w:rPr>
+        <w:t xml:space="preserve">矩形频域滤波器----IFFT后必然产生振铃 </w:t>
+      </w:r>
+    </w:p>
+    <w:p>
+      <w:pPr>
+        <w:rPr>
+          <w:rFonts w:ascii="宋体" w:hAnsi="宋体" w:eastAsia="宋体" w:cs="宋体"/>
+          <w:b/>
+          <w:bCs/>
+          <w:sz w:val="24"/>
+          <w:szCs w:val="24"/>
+        </w:rPr>
+      </w:pPr>
+      <w:r>
+        <w:rPr>
+          <w:rFonts w:ascii="宋体" w:hAnsi="宋体" w:eastAsia="宋体" w:cs="宋体"/>
+          <w:b/>
+          <w:bCs/>
+          <w:sz w:val="24"/>
+          <w:szCs w:val="24"/>
+        </w:rPr>
+        <w:t>3.3.2 Gibbs 振铃在包裹相位中的传播机制</w:t>
+      </w:r>
+    </w:p>
+    <w:p>
+      <w:pPr>
+        <w:pStyle w:val="2"/>
+        <w:keepNext w:val="0"/>
+        <w:keepLines w:val="0"/>
+        <w:widowControl/>
+        <w:suppressLineNumbers w:val="0"/>
+        <w:rPr>
+          <w:rFonts w:hint="eastAsia"/>
+          <w:lang w:val="en-US" w:eastAsia="zh-CN"/>
+        </w:rPr>
+      </w:pPr>
+      <w:r>
+        <w:rPr>
+          <w:rFonts w:ascii="宋体" w:hAnsi="宋体" w:eastAsia="宋体" w:cs="宋体"/>
+          <w:sz w:val="24"/>
+          <w:szCs w:val="24"/>
+        </w:rPr>
+        <w:t>振铃 ≠ 噪声</w:t>
+      </w:r>
+      <w:r>
+        <w:rPr>
+          <w:rFonts w:hint="eastAsia" w:ascii="宋体" w:hAnsi="宋体" w:eastAsia="宋体" w:cs="宋体"/>
+          <w:sz w:val="24"/>
+          <w:szCs w:val="24"/>
+          <w:lang w:val="en-US" w:eastAsia="zh-CN"/>
+        </w:rPr>
+        <w:t>,振铃会</w:t>
+      </w:r>
+      <w:r>
+        <w:t>引入高频相位起伏</w:t>
+      </w:r>
+      <w:r>
+        <w:rPr>
+          <w:rFonts w:hint="eastAsia"/>
+          <w:lang w:eastAsia="zh-CN"/>
+        </w:rPr>
+        <w:t>；</w:t>
+      </w:r>
+      <w:r>
+        <w:t>干扰相位梯度连续性</w:t>
+      </w:r>
+      <w:r>
+        <w:rPr>
+          <w:rFonts w:hint="eastAsia"/>
+          <w:lang w:eastAsia="zh-CN"/>
+        </w:rPr>
+        <w:t>；</w:t>
+      </w:r>
+      <w:r>
+        <w:t>放大解包裹误差</w:t>
+      </w:r>
+      <w:r>
+        <w:rPr>
+          <w:rFonts w:hint="eastAsia"/>
+          <w:lang w:val="en-US" w:eastAsia="zh-CN"/>
         </w:rPr>
         <w:tab/>
       </w:r>
-      <w:r>
-        <w:rPr>
-          <w:rFonts w:hint="eastAsia"/>
-        </w:rPr>
-        <w:t>这些振铃在重建的振幅和相位图像中表现为围绕物体边缘的虚假振荡条纹，严重干扰对物体真实形貌和相位的测量，尤其在定量相位成像中。</w:t>
-      </w:r>
-    </w:p>
-    <w:p>
-      <w:pPr>
-        <w:ind w:firstLine="420"/>
-      </w:pPr>
+    </w:p>
+    <w:p>
+      <w:pPr>
+        <w:ind w:firstLine="420" w:firstLineChars="0"/>
+        <w:rPr>
+          <w:rFonts w:hint="eastAsia" w:ascii="宋体" w:hAnsi="宋体" w:eastAsia="宋体" w:cs="宋体"/>
+          <w:sz w:val="24"/>
+          <w:szCs w:val="24"/>
+          <w:lang w:val="en-US" w:eastAsia="zh-CN"/>
+        </w:rPr>
+      </w:pPr>
+      <w:r>
+        <w:rPr>
+          <w:rFonts w:hint="eastAsia" w:ascii="宋体" w:hAnsi="宋体" w:eastAsia="宋体" w:cs="宋体"/>
+          <w:sz w:val="24"/>
+          <w:szCs w:val="24"/>
+          <w:lang w:val="en-US" w:eastAsia="zh-CN"/>
+        </w:rPr>
+        <w:t>振铃来源于频域截断引入的系统性不连续性，其在空间域中的分布具有确定性和结构性特征，而非随机起伏。由于相位是通过复振幅的辐角计算得到，振铃引起的幅值和实虚部扰动会直接映射到包裹相位中，从而在相位分布中引入高频起伏成分。</w:t>
+      </w:r>
+    </w:p>
+    <w:p>
+      <w:pPr>
+        <w:ind w:firstLine="420" w:firstLineChars="0"/>
+        <w:rPr>
+          <w:rFonts w:hint="eastAsia" w:ascii="宋体" w:hAnsi="宋体" w:eastAsia="宋体" w:cs="宋体"/>
+          <w:sz w:val="24"/>
+          <w:szCs w:val="24"/>
+          <w:lang w:val="en-US" w:eastAsia="zh-CN"/>
+        </w:rPr>
+      </w:pPr>
+      <w:r>
+        <w:rPr>
+          <w:rFonts w:hint="eastAsia" w:ascii="宋体" w:hAnsi="宋体" w:eastAsia="宋体" w:cs="宋体"/>
+          <w:sz w:val="24"/>
+          <w:szCs w:val="24"/>
+          <w:lang w:val="en-US" w:eastAsia="zh-CN"/>
+        </w:rPr>
+        <w:t>这些高频相位振荡会破坏相位梯度在空间域中的连续性，使得相位变化呈现出非物理的快速波动特征。在后续相位解包裹过程中，此类异常相位梯度容易被误判为真实的相位跳变，从而放大解包裹误差，甚至导致局部或全局解包裹失败。因此，Gibbs 振铃不仅影响重建相位的视觉质量，更会对定量相位分析的可靠性产生实质性影响。</w:t>
+      </w:r>
+    </w:p>
+    <w:p>
+      <w:pPr>
+        <w:pStyle w:val="2"/>
+        <w:keepNext w:val="0"/>
+        <w:keepLines w:val="0"/>
+        <w:widowControl/>
+        <w:suppressLineNumbers w:val="0"/>
+        <w:rPr>
+          <w:rFonts w:hint="default"/>
+          <w:lang w:val="en-US" w:eastAsia="zh-CN"/>
+        </w:rPr>
+      </w:pPr>
+    </w:p>
+    <w:p>
+      <w:pPr>
+        <w:rPr>
+          <w:rFonts w:ascii="宋体" w:hAnsi="宋体" w:eastAsia="宋体" w:cs="宋体"/>
+          <w:b/>
+          <w:bCs/>
+          <w:sz w:val="24"/>
+          <w:szCs w:val="24"/>
+        </w:rPr>
+      </w:pPr>
+      <w:r>
+        <w:rPr>
+          <w:rFonts w:ascii="宋体" w:hAnsi="宋体" w:eastAsia="宋体" w:cs="宋体"/>
+          <w:b/>
+          <w:bCs/>
+          <w:sz w:val="24"/>
+          <w:szCs w:val="24"/>
+        </w:rPr>
+        <w:t>3.3.3 一维滤波下 Gibbs 现象的方向性特征</w:t>
+      </w:r>
+    </w:p>
+    <w:p>
+      <w:pPr>
+        <w:ind w:firstLine="420" w:firstLineChars="0"/>
+        <w:rPr>
+          <w:rFonts w:hint="eastAsia" w:ascii="宋体" w:hAnsi="宋体" w:eastAsia="宋体" w:cs="宋体"/>
+          <w:sz w:val="24"/>
+          <w:szCs w:val="24"/>
+          <w:lang w:val="en-US" w:eastAsia="zh-CN"/>
+        </w:rPr>
+      </w:pPr>
+      <w:r>
+        <w:rPr>
+          <w:rFonts w:hint="eastAsia" w:ascii="宋体" w:hAnsi="宋体" w:eastAsia="宋体" w:cs="宋体"/>
+          <w:sz w:val="24"/>
+          <w:szCs w:val="24"/>
+          <w:lang w:val="en-US" w:eastAsia="zh-CN"/>
+        </w:rPr>
+        <w:t>振铃主要沿滤波方向扩展；与物光空间频率分布耦合</w:t>
+      </w:r>
+    </w:p>
+    <w:p>
+      <w:pPr>
+        <w:ind w:firstLine="420" w:firstLineChars="0"/>
+        <w:rPr>
+          <w:rFonts w:hint="eastAsia" w:ascii="宋体" w:hAnsi="宋体" w:eastAsia="宋体" w:cs="宋体"/>
+          <w:sz w:val="24"/>
+          <w:szCs w:val="24"/>
+          <w:lang w:val="en-US" w:eastAsia="zh-CN"/>
+        </w:rPr>
+      </w:pPr>
+      <w:r>
+        <w:rPr>
+          <w:rFonts w:hint="eastAsia" w:ascii="宋体" w:hAnsi="宋体" w:eastAsia="宋体" w:cs="宋体"/>
+          <w:sz w:val="24"/>
+          <w:szCs w:val="24"/>
+          <w:lang w:val="en-US" w:eastAsia="zh-CN"/>
+        </w:rPr>
+        <w:t>在一维频域滤波重建方法中，频谱仅沿单一空间频率方向进行截断或加窗处理，而另一维度上的频谱分布未被显式约束。这种处理方式在简化计算的同时，也使频域不连续性在滤波方向上更加集中。</w:t>
+      </w:r>
+    </w:p>
+    <w:p>
+      <w:pPr>
+        <w:ind w:firstLine="420" w:firstLineChars="0"/>
+        <w:rPr>
+          <w:rFonts w:hint="eastAsia" w:ascii="宋体" w:hAnsi="宋体" w:eastAsia="宋体" w:cs="宋体"/>
+          <w:sz w:val="24"/>
+          <w:szCs w:val="24"/>
+          <w:lang w:val="en-US" w:eastAsia="zh-CN"/>
+        </w:rPr>
+      </w:pPr>
+      <w:r>
+        <w:rPr>
+          <w:rFonts w:hint="eastAsia" w:ascii="宋体" w:hAnsi="宋体" w:eastAsia="宋体" w:cs="宋体"/>
+          <w:sz w:val="24"/>
+          <w:szCs w:val="24"/>
+          <w:lang w:val="en-US" w:eastAsia="zh-CN"/>
+        </w:rPr>
+        <w:t>由于频域截断的方向性，一维滤波条件下产生的 Gibbs 振铃在空间域中呈现出明显的方向性扩展特征。具体而言，振铃主要沿滤波方向传播，其幅度和空间分布与物光在该方向上的空间频率分布密切相关。当物光频谱在滤波方向上具有较宽展宽或强高频成分时，振铃效应将进一步增强。这种方向性 Gibbs 振铃是一维频域重建方法相较于二维滤波方法的典型特征，也是其在相位重建中需要重点关注的问题之一。</w:t>
+      </w:r>
+    </w:p>
+    <w:p>
+      <w:pPr>
+        <w:ind w:firstLine="420" w:firstLineChars="0"/>
+        <w:rPr>
+          <w:rFonts w:ascii="宋体" w:hAnsi="宋体" w:eastAsia="宋体" w:cs="宋体"/>
+          <w:sz w:val="24"/>
+          <w:szCs w:val="24"/>
+        </w:rPr>
+      </w:pPr>
+    </w:p>
+    <w:p>
+      <w:pPr>
+        <w:rPr>
+          <w:rFonts w:ascii="宋体" w:hAnsi="宋体" w:eastAsia="宋体" w:cs="宋体"/>
+          <w:b/>
+          <w:bCs/>
+          <w:sz w:val="24"/>
+          <w:szCs w:val="24"/>
+        </w:rPr>
+      </w:pPr>
+      <w:r>
+        <w:rPr>
+          <w:rFonts w:ascii="宋体" w:hAnsi="宋体" w:eastAsia="宋体" w:cs="宋体"/>
+          <w:b/>
+          <w:bCs/>
+          <w:sz w:val="24"/>
+          <w:szCs w:val="24"/>
+        </w:rPr>
+        <w:t>3.3.4 Gibbs 振铃对后续相位处理的影响分析</w:t>
+      </w:r>
+    </w:p>
+    <w:p>
+      <w:pPr>
+        <w:rPr>
+          <w:rFonts w:hint="eastAsia" w:ascii="宋体" w:hAnsi="宋体" w:eastAsia="宋体" w:cs="宋体"/>
+          <w:b/>
+          <w:bCs/>
+          <w:sz w:val="24"/>
+          <w:szCs w:val="24"/>
+          <w:lang w:eastAsia="zh-CN"/>
+        </w:rPr>
+      </w:pPr>
+    </w:p>
+    <w:p>
+      <w:pPr>
+        <w:rPr>
+          <w:rFonts w:ascii="宋体" w:hAnsi="宋体" w:eastAsia="宋体" w:cs="宋体"/>
+          <w:sz w:val="24"/>
+          <w:szCs w:val="24"/>
+        </w:rPr>
+      </w:pPr>
+      <w:r>
+        <w:rPr>
+          <w:rFonts w:hint="eastAsia" w:ascii="黑体" w:hAnsi="黑体" w:eastAsia="黑体" w:cs="黑体"/>
+          <w:sz w:val="28"/>
+          <w:szCs w:val="28"/>
+        </w:rPr>
+        <w:t>3.4 一维滤波条件下的改进策略</w:t>
+      </w:r>
+      <w:r>
+        <w:rPr>
+          <w:rFonts w:hint="eastAsia" w:ascii="黑体" w:hAnsi="黑体" w:eastAsia="黑体" w:cs="黑体"/>
+          <w:sz w:val="28"/>
+          <w:szCs w:val="28"/>
+          <w:lang w:val="en-US" w:eastAsia="zh-CN"/>
+        </w:rPr>
+        <w:t>--</w:t>
+      </w:r>
+      <w:r>
+        <w:rPr>
+          <w:rFonts w:ascii="宋体" w:hAnsi="宋体" w:eastAsia="宋体" w:cs="宋体"/>
+          <w:sz w:val="24"/>
+          <w:szCs w:val="24"/>
+        </w:rPr>
+        <w:t>只谈方法</w:t>
+      </w:r>
+    </w:p>
+    <w:p>
+      <w:pPr>
+        <w:rPr>
+          <w:rFonts w:ascii="宋体" w:hAnsi="宋体" w:eastAsia="宋体" w:cs="宋体"/>
+          <w:b/>
+          <w:bCs/>
+          <w:sz w:val="24"/>
+          <w:szCs w:val="24"/>
+        </w:rPr>
+      </w:pPr>
+      <w:r>
+        <w:rPr>
+          <w:rFonts w:ascii="宋体" w:hAnsi="宋体" w:eastAsia="宋体" w:cs="宋体"/>
+          <w:b/>
+          <w:bCs/>
+          <w:sz w:val="24"/>
+          <w:szCs w:val="24"/>
+        </w:rPr>
+        <w:t>3.4.1 频域加窗思想</w:t>
+      </w:r>
+    </w:p>
+    <w:p>
+      <w:pPr>
+        <w:ind w:firstLine="420" w:firstLineChars="0"/>
+        <w:rPr>
+          <w:rFonts w:hint="eastAsia" w:ascii="宋体" w:hAnsi="宋体" w:eastAsia="宋体" w:cs="宋体"/>
+          <w:sz w:val="24"/>
+          <w:szCs w:val="24"/>
+          <w:lang w:val="en-US" w:eastAsia="zh-CN"/>
+        </w:rPr>
+      </w:pPr>
+      <w:r>
+        <w:rPr>
+          <w:rFonts w:hint="eastAsia" w:ascii="宋体" w:hAnsi="宋体" w:eastAsia="宋体" w:cs="宋体"/>
+          <w:sz w:val="24"/>
+          <w:szCs w:val="24"/>
+          <w:lang w:val="en-US" w:eastAsia="zh-CN"/>
+        </w:rPr>
+        <w:t>如前所述，Gibbs 振铃的根本原因在于频域截断所引入的不连续性。理想矩形滤波器在频域中具有陡峭的边界，其对应的空间域响应不可避免地包含显著振荡。因此，抑制 Gibbs 振铃的核心思想在于减弱频域截断处的不连续程度，即由“硬截断”过渡为“平滑截断”。</w:t>
+      </w:r>
+    </w:p>
+    <w:p>
+      <w:pPr>
+        <w:ind w:firstLine="420" w:firstLineChars="0"/>
+        <w:rPr>
+          <w:rFonts w:hint="eastAsia" w:ascii="宋体" w:hAnsi="宋体" w:eastAsia="宋体" w:cs="宋体"/>
+          <w:sz w:val="24"/>
+          <w:szCs w:val="24"/>
+          <w:lang w:val="en-US" w:eastAsia="zh-CN"/>
+        </w:rPr>
+      </w:pPr>
+      <w:r>
+        <w:rPr>
+          <w:rFonts w:hint="eastAsia" w:ascii="宋体" w:hAnsi="宋体" w:eastAsia="宋体" w:cs="宋体"/>
+          <w:sz w:val="24"/>
+          <w:szCs w:val="24"/>
+          <w:lang w:val="en-US" w:eastAsia="zh-CN"/>
+        </w:rPr>
+        <w:t>频域加窗方法正是基于上述思想，通过在频域中对 +1 级频谱乘以具有平滑边缘的窗函数，以替代理想矩形窗。常用的窗函数包括 Hann 窗、Hamming 窗以及 Gaussian 窗等。这类窗函数在频域边界处具有连续的一阶甚至高阶导数，其逆傅里叶变换对应的空间域响应振荡幅度显著低于矩形窗，从而有效减弱 Gibbs 振铃。</w:t>
+      </w:r>
+    </w:p>
+    <w:p>
+      <w:pPr>
+        <w:ind w:firstLine="420" w:firstLineChars="0"/>
+        <w:rPr>
+          <w:rFonts w:hint="eastAsia" w:ascii="宋体" w:hAnsi="宋体" w:eastAsia="宋体" w:cs="宋体"/>
+          <w:sz w:val="24"/>
+          <w:szCs w:val="24"/>
+          <w:lang w:val="en-US" w:eastAsia="zh-CN"/>
+        </w:rPr>
+      </w:pPr>
+      <w:r>
+        <w:rPr>
+          <w:rFonts w:hint="eastAsia" w:ascii="宋体" w:hAnsi="宋体" w:eastAsia="宋体" w:cs="宋体"/>
+          <w:sz w:val="24"/>
+          <w:szCs w:val="24"/>
+          <w:lang w:val="en-US" w:eastAsia="zh-CN"/>
+        </w:rPr>
+        <w:t>需要指出的是，频域加窗在抑制振铃的同时不可避免地削弱了部分高频分量，导致空间分辨率的降低。因此，窗函数类型及其参数的选择实质上是在振铃抑制能力与高频信息保留之间进行权衡。在一维频域重建条件下，该权衡关系尤为敏感，需要结合物光频谱分布特性进行合理设计</w:t>
+      </w:r>
+    </w:p>
+    <w:p>
+      <w:pPr>
+        <w:rPr>
+          <w:rFonts w:ascii="宋体" w:hAnsi="宋体" w:eastAsia="宋体" w:cs="宋体"/>
+          <w:sz w:val="24"/>
+          <w:szCs w:val="24"/>
+        </w:rPr>
+      </w:pPr>
+    </w:p>
+    <w:p>
+      <w:pPr>
+        <w:ind w:firstLine="420" w:firstLineChars="0"/>
+        <w:rPr>
+          <w:rFonts w:hint="default" w:ascii="宋体" w:hAnsi="宋体" w:eastAsia="宋体" w:cs="宋体"/>
+          <w:sz w:val="24"/>
+          <w:szCs w:val="24"/>
+          <w:lang w:val="en-US" w:eastAsia="zh-CN"/>
+        </w:rPr>
+      </w:pPr>
+      <w:r>
+        <w:rPr>
+          <w:rFonts w:ascii="宋体" w:hAnsi="宋体" w:eastAsia="宋体" w:cs="宋体"/>
+          <w:sz w:val="24"/>
+          <w:szCs w:val="24"/>
+        </w:rPr>
+        <w:t>Hann / Hamming / Gaussian</w:t>
+      </w:r>
+      <w:r>
+        <w:rPr>
+          <w:rFonts w:hint="eastAsia" w:ascii="宋体" w:hAnsi="宋体" w:eastAsia="宋体" w:cs="宋体"/>
+          <w:sz w:val="24"/>
+          <w:szCs w:val="24"/>
+          <w:lang w:val="en-US" w:eastAsia="zh-CN"/>
+        </w:rPr>
+        <w:t>/等等等；从“硬截断”到“平滑过渡”</w:t>
+      </w:r>
+    </w:p>
+    <w:p>
+      <w:pPr>
+        <w:rPr>
+          <w:rFonts w:ascii="宋体" w:hAnsi="宋体" w:eastAsia="宋体" w:cs="宋体"/>
+          <w:b/>
+          <w:bCs/>
+          <w:sz w:val="24"/>
+          <w:szCs w:val="24"/>
+        </w:rPr>
+      </w:pPr>
+      <w:r>
+        <w:rPr>
+          <w:rFonts w:ascii="宋体" w:hAnsi="宋体" w:eastAsia="宋体" w:cs="宋体"/>
+          <w:b/>
+          <w:bCs/>
+          <w:sz w:val="24"/>
+          <w:szCs w:val="24"/>
+        </w:rPr>
+        <w:t>3.4.2 滤波方向与频谱中心定位策略</w:t>
+      </w:r>
+    </w:p>
+    <w:p>
+      <w:pPr>
+        <w:ind w:firstLine="420" w:firstLineChars="0"/>
+        <w:rPr>
+          <w:rFonts w:hint="eastAsia" w:ascii="宋体" w:hAnsi="宋体" w:eastAsia="宋体" w:cs="宋体"/>
+          <w:sz w:val="24"/>
+          <w:szCs w:val="24"/>
+          <w:lang w:val="en-US" w:eastAsia="zh-CN"/>
+        </w:rPr>
+      </w:pPr>
+      <w:r>
+        <w:rPr>
+          <w:rFonts w:hint="eastAsia" w:ascii="宋体" w:hAnsi="宋体" w:eastAsia="宋体" w:cs="宋体"/>
+          <w:sz w:val="24"/>
+          <w:szCs w:val="24"/>
+          <w:lang w:val="en-US" w:eastAsia="zh-CN"/>
+        </w:rPr>
+        <w:t>+1 级定位误差对 Gibbs 的放大作用</w:t>
+      </w:r>
+    </w:p>
+    <w:p>
+      <w:pPr>
+        <w:ind w:firstLine="420" w:firstLineChars="0"/>
+        <w:rPr>
+          <w:rFonts w:hint="eastAsia" w:ascii="宋体" w:hAnsi="宋体" w:eastAsia="宋体" w:cs="宋体"/>
+          <w:sz w:val="24"/>
+          <w:szCs w:val="24"/>
+          <w:lang w:val="en-US" w:eastAsia="zh-CN"/>
+        </w:rPr>
+      </w:pPr>
+      <w:r>
+        <w:rPr>
+          <w:rFonts w:hint="eastAsia" w:ascii="宋体" w:hAnsi="宋体" w:eastAsia="宋体" w:cs="宋体"/>
+          <w:sz w:val="24"/>
+          <w:szCs w:val="24"/>
+          <w:lang w:val="en-US" w:eastAsia="zh-CN"/>
+        </w:rPr>
+        <w:t>在离轴全息频域重建中，+1 级衍射项的准确定位是频域滤波的前提条件之一。频谱中心定位误差不仅会导致目标频谱与滤波器匹配不良，还会在频域截断过程中引入额外的不对称性，从而放大 Gibbs 振铃效应。</w:t>
+      </w:r>
+    </w:p>
+    <w:p>
+      <w:pPr>
+        <w:ind w:firstLine="420" w:firstLineChars="0"/>
+        <w:rPr>
+          <w:rFonts w:hint="eastAsia" w:ascii="宋体" w:hAnsi="宋体" w:eastAsia="宋体" w:cs="宋体"/>
+          <w:sz w:val="24"/>
+          <w:szCs w:val="24"/>
+          <w:lang w:val="en-US" w:eastAsia="zh-CN"/>
+        </w:rPr>
+      </w:pPr>
+      <w:r>
+        <w:rPr>
+          <w:rFonts w:hint="eastAsia" w:ascii="宋体" w:hAnsi="宋体" w:eastAsia="宋体" w:cs="宋体"/>
+          <w:sz w:val="24"/>
+          <w:szCs w:val="24"/>
+          <w:lang w:val="en-US" w:eastAsia="zh-CN"/>
+        </w:rPr>
+        <w:t>在一维频域滤波条件下，这一问题尤为突出。由于滤波操作仅沿单一方向实施，+1 级频谱在该方向上的位置偏差会直接改变频域截断边界的位置与形态。当滤波器中心与实际频谱中心存在偏移时，频域截断不再围绕频谱能量分布的对称位置展开，频谱边缘处的不连续性随之增强，进而在空间域中引发更强烈的振铃伪影。</w:t>
+      </w:r>
+    </w:p>
+    <w:p>
+      <w:pPr>
+        <w:ind w:firstLine="420" w:firstLineChars="0"/>
+        <w:rPr>
+          <w:rFonts w:hint="eastAsia" w:ascii="宋体" w:hAnsi="宋体" w:eastAsia="宋体" w:cs="宋体"/>
+          <w:sz w:val="24"/>
+          <w:szCs w:val="24"/>
+          <w:lang w:val="en-US" w:eastAsia="zh-CN"/>
+        </w:rPr>
+      </w:pPr>
+      <w:r>
+        <w:rPr>
+          <w:rFonts w:hint="eastAsia" w:ascii="宋体" w:hAnsi="宋体" w:eastAsia="宋体" w:cs="宋体"/>
+          <w:sz w:val="24"/>
+          <w:szCs w:val="24"/>
+          <w:lang w:val="en-US" w:eastAsia="zh-CN"/>
+        </w:rPr>
+        <w:t>因此，在一维频域重建中，滤波方向的选择以及 +1 级频谱中心的精确定位具有重要意义。通过提高频谱中心检测精度，并使滤波器在目标频谱周围保持尽可能的对称性，可在不改变滤波器带宽的前提下有效减弱 Gibbs 振铃的放大效应。</w:t>
+      </w:r>
+    </w:p>
+    <w:p>
+      <w:pPr>
+        <w:rPr>
+          <w:rFonts w:ascii="宋体" w:hAnsi="宋体" w:eastAsia="宋体" w:cs="宋体"/>
+          <w:b/>
+          <w:bCs/>
+          <w:sz w:val="24"/>
+          <w:szCs w:val="24"/>
+        </w:rPr>
+      </w:pPr>
+    </w:p>
+    <w:p>
+      <w:pPr>
+        <w:rPr>
+          <w:rFonts w:hint="eastAsia" w:ascii="宋体" w:hAnsi="宋体" w:eastAsia="宋体" w:cs="宋体"/>
+          <w:sz w:val="24"/>
+          <w:szCs w:val="24"/>
+          <w:lang w:val="en-US" w:eastAsia="zh-CN"/>
+        </w:rPr>
+      </w:pPr>
+      <w:r>
+        <w:rPr>
+          <w:rFonts w:ascii="宋体" w:hAnsi="宋体" w:eastAsia="宋体" w:cs="宋体"/>
+          <w:b/>
+          <w:bCs/>
+          <w:sz w:val="24"/>
+          <w:szCs w:val="24"/>
+        </w:rPr>
+        <w:t>3.4.3 一维滤波与相位解包裹的协同设计</w:t>
+      </w:r>
+      <w:r>
+        <w:rPr>
+          <w:rFonts w:hint="eastAsia" w:ascii="宋体" w:hAnsi="宋体" w:eastAsia="宋体" w:cs="宋体"/>
+          <w:b/>
+          <w:bCs/>
+          <w:sz w:val="24"/>
+          <w:szCs w:val="24"/>
+          <w:lang w:val="en-US" w:eastAsia="zh-CN"/>
+        </w:rPr>
+        <w:t xml:space="preserve"> </w:t>
+      </w:r>
+      <w:r>
+        <w:rPr>
+          <w:rFonts w:hint="eastAsia" w:ascii="宋体" w:hAnsi="宋体" w:eastAsia="宋体" w:cs="宋体"/>
+          <w:sz w:val="24"/>
+          <w:szCs w:val="24"/>
+          <w:lang w:val="en-US" w:eastAsia="zh-CN"/>
+        </w:rPr>
+        <w:t xml:space="preserve"> </w:t>
+      </w:r>
+    </w:p>
+    <w:p>
+      <w:pPr>
+        <w:ind w:firstLine="420" w:firstLineChars="0"/>
+        <w:rPr>
+          <w:rFonts w:hint="eastAsia" w:ascii="宋体" w:hAnsi="宋体" w:eastAsia="宋体" w:cs="宋体"/>
+          <w:sz w:val="24"/>
+          <w:szCs w:val="24"/>
+          <w:lang w:val="en-US" w:eastAsia="zh-CN"/>
+        </w:rPr>
+      </w:pPr>
+      <w:r>
+        <w:rPr>
+          <w:rFonts w:hint="eastAsia" w:ascii="宋体" w:hAnsi="宋体" w:eastAsia="宋体" w:cs="宋体"/>
+          <w:sz w:val="24"/>
+          <w:szCs w:val="24"/>
+          <w:lang w:val="en-US" w:eastAsia="zh-CN"/>
+        </w:rPr>
+        <w:t>在一维频域离轴全息重建中，频域滤波并非孤立的前端步骤，其结果将直接影响后续包裹相位计算与相位解包裹过程。由于 Gibbs 振铃在包裹相位中主要表现为高频相位起伏和异常梯度分布，频域滤波阶段的设计应充分考虑后续相位处理算法的稳定性需求。</w:t>
+      </w:r>
+    </w:p>
+    <w:p>
+      <w:pPr>
+        <w:ind w:firstLine="420" w:firstLineChars="0"/>
+        <w:rPr>
+          <w:rFonts w:hint="eastAsia" w:ascii="宋体" w:hAnsi="宋体" w:eastAsia="宋体" w:cs="宋体"/>
+          <w:sz w:val="24"/>
+          <w:szCs w:val="24"/>
+          <w:lang w:val="en-US" w:eastAsia="zh-CN"/>
+        </w:rPr>
+      </w:pPr>
+      <w:r>
+        <w:rPr>
+          <w:rFonts w:hint="eastAsia" w:ascii="宋体" w:hAnsi="宋体" w:eastAsia="宋体" w:cs="宋体"/>
+          <w:sz w:val="24"/>
+          <w:szCs w:val="24"/>
+          <w:lang w:val="en-US" w:eastAsia="zh-CN"/>
+        </w:rPr>
+        <w:t>一方面，过于陡峭的频域截断或过窄的滤波带宽虽可有效抑制噪声，但容易在包裹相位中引入强烈振铃，从而破坏相位梯度的连续性；另一方面，过度平滑的频域滤波虽可减弱 Gibbs 振铃，却可能削弱真实相位细节，增加解包裹过程中的歧义。因此，在一维滤波框架下，有必要将频域滤波参数的选择与相位解包裹方法的特性进行协同考虑。</w:t>
+      </w:r>
+    </w:p>
+    <w:p>
+      <w:pPr>
+        <w:ind w:firstLine="420" w:firstLineChars="0"/>
+        <w:rPr>
+          <w:rFonts w:hint="default" w:ascii="宋体" w:hAnsi="宋体" w:eastAsia="宋体" w:cs="宋体"/>
+          <w:sz w:val="28"/>
+          <w:szCs w:val="28"/>
+          <w:lang w:val="en-US" w:eastAsia="zh-CN"/>
+        </w:rPr>
+      </w:pPr>
+      <w:r>
+        <w:rPr>
+          <w:rFonts w:hint="eastAsia" w:ascii="宋体" w:hAnsi="宋体" w:eastAsia="宋体" w:cs="宋体"/>
+          <w:sz w:val="24"/>
+          <w:szCs w:val="24"/>
+          <w:lang w:val="en-US" w:eastAsia="zh-CN"/>
+        </w:rPr>
+        <w:t>通过在频域重建阶段对 Gibbs 振铃进行适度抑制，为相位解包裹过程“让路”，可以在整体流程中获得更稳定、更可靠的相位重建结果。这种从频域滤波到相位处理的协同设计思想，为一维频域离轴全息重建方法的进一步优化提供了重要思路。</w:t>
+      </w:r>
+      <w:bookmarkStart w:id="0" w:name="_GoBack"/>
+      <w:bookmarkEnd w:id="0"/>
+      <w:r>
+        <w:rPr>
+          <w:rFonts w:hint="eastAsia" w:ascii="宋体" w:hAnsi="宋体" w:eastAsia="宋体" w:cs="宋体"/>
+          <w:sz w:val="28"/>
+          <w:szCs w:val="28"/>
+          <w:lang w:val="en-US" w:eastAsia="zh-CN"/>
+        </w:rPr>
+        <w:t xml:space="preserve">                                                                                                                                                                                     </w:t>
+      </w:r>
+    </w:p>
+    <w:p>
+      <w:pPr>
+        <w:rPr>
+          <w:rFonts w:hint="eastAsia" w:ascii="黑体" w:hAnsi="黑体" w:eastAsia="黑体" w:cs="黑体"/>
+          <w:sz w:val="28"/>
+          <w:szCs w:val="28"/>
+        </w:rPr>
+      </w:pPr>
+      <w:r>
+        <w:rPr>
+          <w:rFonts w:hint="eastAsia" w:ascii="黑体" w:hAnsi="黑体" w:eastAsia="黑体" w:cs="黑体"/>
+          <w:sz w:val="28"/>
+          <w:szCs w:val="28"/>
+        </w:rPr>
+        <w:t>3.5 本章小结</w:t>
+      </w:r>
+    </w:p>
+    <w:p>
+      <w:pPr>
+        <w:ind w:firstLine="420" w:firstLineChars="0"/>
+        <w:rPr>
+          <w:rFonts w:hint="eastAsia" w:ascii="黑体" w:hAnsi="黑体" w:eastAsia="黑体" w:cs="黑体"/>
+          <w:sz w:val="28"/>
+          <w:szCs w:val="28"/>
+        </w:rPr>
+      </w:pPr>
+      <w:r>
+        <w:rPr>
+          <w:rFonts w:ascii="宋体" w:hAnsi="宋体" w:eastAsia="宋体" w:cs="宋体"/>
+          <w:sz w:val="24"/>
+          <w:szCs w:val="24"/>
+        </w:rPr>
+        <w:t>本章从有限采样与一维频域处理的基本假设出发，系统分析了一维滤波条件下离轴全息相位重建中频谱泄露与 Gibbs 振铃的产生机理，并为后续章节中更高阶相位处理方法的设计提供了理论依据。</w:t>
+      </w:r>
     </w:p>
     <w:sectPr>
       <w:pgSz w:w="11906" w:h="16838"/>
@@ -2650,12 +3827,12 @@
       <w:lang w:val="en-US" w:eastAsia="zh-CN" w:bidi="ar-SA"/>
     </w:rPr>
   </w:style>
-  <w:style w:type="character" w:default="1" w:styleId="3">
+  <w:style w:type="character" w:default="1" w:styleId="4">
     <w:name w:val="Default Paragraph Font"/>
     <w:unhideWhenUsed/>
     <w:uiPriority w:val="1"/>
   </w:style>
-  <w:style w:type="table" w:default="1" w:styleId="2">
+  <w:style w:type="table" w:default="1" w:styleId="3">
     <w:name w:val="Normal Table"/>
     <w:semiHidden/>
     <w:unhideWhenUsed/>
@@ -2669,25 +3846,40 @@
       </w:tblCellMar>
     </w:tblPr>
   </w:style>
-  <w:style w:type="character" w:styleId="4">
+  <w:style w:type="paragraph" w:styleId="2">
+    <w:name w:val="Normal (Web)"/>
+    <w:basedOn w:val="1"/>
+    <w:uiPriority w:val="0"/>
+    <w:pPr>
+      <w:spacing w:before="0" w:beforeAutospacing="1" w:after="0" w:afterAutospacing="1"/>
+      <w:ind w:left="0" w:right="0"/>
+      <w:jc w:val="left"/>
+    </w:pPr>
+    <w:rPr>
+      <w:kern w:val="0"/>
+      <w:sz w:val="24"/>
+      <w:lang w:val="en-US" w:eastAsia="zh-CN" w:bidi="ar"/>
+    </w:rPr>
+  </w:style>
+  <w:style w:type="character" w:styleId="5">
     <w:name w:val="FollowedHyperlink"/>
-    <w:basedOn w:val="3"/>
+    <w:basedOn w:val="4"/>
     <w:uiPriority w:val="0"/>
     <w:rPr>
       <w:color w:val="800080"/>
       <w:u w:val="single"/>
     </w:rPr>
   </w:style>
-  <w:style w:type="character" w:styleId="5">
+  <w:style w:type="character" w:styleId="6">
     <w:name w:val="Hyperlink"/>
-    <w:basedOn w:val="3"/>
+    <w:basedOn w:val="4"/>
     <w:uiPriority w:val="0"/>
     <w:rPr>
       <w:color w:val="0000FF"/>
       <w:u w:val="single"/>
     </w:rPr>
   </w:style>
-  <w:style w:type="paragraph" w:styleId="6">
+  <w:style w:type="paragraph" w:styleId="7">
     <w:name w:val="List Paragraph"/>
     <w:basedOn w:val="1"/>
     <w:unhideWhenUsed/>
@@ -2696,9 +3888,9 @@
       <w:ind w:firstLine="420" w:firstLineChars="200"/>
     </w:pPr>
   </w:style>
-  <w:style w:type="character" w:styleId="7">
+  <w:style w:type="character" w:styleId="8">
     <w:name w:val="Placeholder Text"/>
-    <w:basedOn w:val="3"/>
+    <w:basedOn w:val="4"/>
     <w:unhideWhenUsed/>
     <w:uiPriority w:val="99"/>
     <w:rPr>
